--- a/szablony/sprawozdanie_techniczne_wzor.docx
+++ b/szablony/sprawozdanie_techniczne_wzor.docx
@@ -205,7 +205,7 @@
           <w:b w:val="0"/>
           <w:sz w:val="22"/>
         </w:rPr>
-        <w:t>Wyniki pracy geodezyjnej powodują zmiany w bazach danych: {{ bazy | join(', ') }}.</w:t>
+        <w:t>Wyniki pracy geodezyjnej powodują zmiany w bazach danych: {{ bazy_pliki | join(', ') }}</w:t>
       </w:r>
     </w:p>
     <w:p>

--- a/szablony/sprawozdanie_techniczne_wzor.docx
+++ b/szablony/sprawozdanie_techniczne_wzor.docx
@@ -3,32 +3,23 @@
 <w:document xmlns:wpc="http://schemas.microsoft.com/office/word/2010/wordprocessingCanvas" xmlns:cx="http://schemas.microsoft.com/office/drawing/2014/chartex" xmlns:cx1="http://schemas.microsoft.com/office/drawing/2015/9/8/chartex" xmlns:cx2="http://schemas.microsoft.com/office/drawing/2015/10/21/chartex" xmlns:cx3="http://schemas.microsoft.com/office/drawing/2016/5/9/chartex" xmlns:cx4="http://schemas.microsoft.com/office/drawing/2016/5/10/chartex" xmlns:cx5="http://schemas.microsoft.com/office/drawing/2016/5/11/chartex" xmlns:cx6="http://schemas.microsoft.com/office/drawing/2016/5/12/chartex" xmlns:cx7="http://schemas.microsoft.com/office/drawing/2016/5/13/chartex" xmlns:cx8="http://schemas.microsoft.com/office/drawing/2016/5/14/chartex" xmlns:mc="http://schemas.openxmlformats.org/markup-compatibility/2006" xmlns:aink="http://schemas.microsoft.com/office/drawing/2016/ink" xmlns:am3d="http://schemas.microsoft.com/office/drawing/2017/model3d" xmlns:o="urn:schemas-microsoft-com:office:office" xmlns:oel="http://schemas.microsoft.com/office/2019/extlst" xmlns:r="http://schemas.openxmlformats.org/officeDocument/2006/relationships" xmlns:m="http://schemas.openxmlformats.org/officeDocument/2006/math" xmlns:v="urn:schemas-microsoft-com:vml" xmlns:wp14="http://schemas.microsoft.com/office/word/2010/wordprocessingDrawing" xmlns:wp="http://schemas.openxmlformats.org/drawingml/2006/wordprocessingDrawing" xmlns:w10="urn:schemas-microsoft-com:office:word" xmlns:w="http://schemas.openxmlformats.org/wordprocessingml/2006/main" xmlns:w14="http://schemas.microsoft.com/office/word/2010/wordml" xmlns:w15="http://schemas.microsoft.com/office/word/2012/wordml" xmlns:w16cei="http://schemas.microsoft.com/office/word/2026/wordml/cei" xmlns:w16cex="http://schemas.microsoft.com/office/word/2018/wordml/cex" xmlns:w16cid="http://schemas.microsoft.com/office/word/2016/wordml/cid" xmlns:w16="http://schemas.microsoft.com/office/word/2018/wordml" xmlns:w16du="http://schemas.microsoft.com/office/word/2023/wordml/word16du" xmlns:w16sdtdh="http://schemas.microsoft.com/office/word/2020/wordml/sdtdatahash" xmlns:w16sdtfl="http://schemas.microsoft.com/office/word/2024/wordml/sdtformatlock" xmlns:w16se="http://schemas.microsoft.com/office/word/2015/wordml/symex" xmlns:wpg="http://schemas.microsoft.com/office/word/2010/wordprocessingGroup" xmlns:wpi="http://schemas.microsoft.com/office/word/2010/wordprocessingInk" xmlns:wne="http://schemas.microsoft.com/office/word/2006/wordml" xmlns:wps="http://schemas.microsoft.com/office/word/2010/wordprocessingShape" mc:Ignorable="w14 w15 w16se w16cid w16 w16cex w16sdtdh w16sdtfl w16du wp14">
   <w:body>
     <w:p>
-      <w:pPr>
-        <w:pStyle w:val="Bezodstpw"/>
-        <w:jc w:val="center"/>
-        <w:rPr>
-          <w:rFonts w:ascii="Bahnschrift SemiBold" w:hAnsi="Bahnschrift SemiBold" w:cs="Arial"/>
-          <w:sz w:val="24"/>
-          <w:szCs w:val="24"/>
-          <w:u w:val="single"/>
-        </w:rPr>
-      </w:pPr>
-      <w:r>
-        <w:rPr>
+      <w:r>
+        <w:rPr>
+          <w:rFonts w:ascii="Bahnschrift SemiBold" w:hAnsi="Bahnschrift SemiBold"/>
           <w:noProof/>
+          <w:sz w:val="12"/>
         </w:rPr>
         <w:drawing>
           <wp:anchor distT="0" distB="0" distL="114300" distR="114300" simplePos="0" relativeHeight="251657728" behindDoc="0" locked="0" layoutInCell="1" allowOverlap="1" wp14:anchorId="6647997A" wp14:editId="48CF3E5D">
             <wp:simplePos x="0" y="0"/>
             <wp:positionH relativeFrom="margin">
-              <wp:posOffset>3599180</wp:posOffset>
+              <wp:posOffset>208800</wp:posOffset>
             </wp:positionH>
             <wp:positionV relativeFrom="margin">
-              <wp:posOffset>-26035</wp:posOffset>
+              <wp:posOffset>144000</wp:posOffset>
             </wp:positionV>
-            <wp:extent cx="1751330" cy="570230"/>
+            <wp:extent cx="1800000" cy="586077"/>
             <wp:effectExtent l="0" t="0" r="0" b="0"/>
-            <wp:wrapSquare wrapText="bothSides"/>
             <wp:docPr id="2" name="Obraz 1"/>
             <wp:cNvGraphicFramePr>
               <a:graphicFrameLocks xmlns:a="http://schemas.openxmlformats.org/drawingml/2006/main" noChangeAspect="1"/>
@@ -45,7 +36,7 @@
                   <pic:blipFill>
                     <a:blip r:embed="rId8" r:link="rId9" cstate="print">
                       <a:extLst>
-                        <a:ext uri="{28A0092B-C50C-407E-A947-70E740481C1C}">
+                        <a:ext uri="{28A0092B-C50C-407E-A947-70E740481C1C}" cx="1800000" cy="586077">
                           <a14:useLocalDpi xmlns:a14="http://schemas.microsoft.com/office/drawing/2010/main" val="0"/>
                         </a:ext>
                       </a:extLst>
@@ -58,7 +49,7 @@
                   <pic:spPr bwMode="auto">
                     <a:xfrm>
                       <a:off x="0" y="0"/>
-                      <a:ext cx="1751330" cy="570230"/>
+                      <a:ext cx="1800000" cy="586077"/>
                     </a:xfrm>
                     <a:prstGeom prst="rect">
                       <a:avLst/>
@@ -77,16 +68,32 @@
             <wp14:sizeRelV relativeFrom="page">
               <wp14:pctHeight>0</wp14:pctHeight>
             </wp14:sizeRelV>
+            <wp:wrapTopAndBottom/>
           </wp:anchor>
         </w:drawing>
       </w:r>
-      <w:r>
+    </w:p>
+    <w:p>
+      <w:pPr>
+        <w:pStyle w:val="Bezodstpw"/>
+        <w:spacing w:before="160" w:after="280"/>
+        <w:jc w:val="center"/>
         <w:rPr>
           <w:rFonts w:ascii="Bahnschrift SemiBold" w:hAnsi="Bahnschrift SemiBold" w:cs="Arial"/>
           <w:sz w:val="24"/>
           <w:szCs w:val="24"/>
           <w:u w:val="single"/>
         </w:rPr>
+      </w:pPr>
+      <w:r>
+        <w:rPr>
+          <w:rFonts w:ascii="Bahnschrift SemiBold" w:hAnsi="Bahnschrift SemiBold" w:cs="Arial"/>
+          <w:b/>
+          <w:sz w:val="28"/>
+          <w:szCs w:val="24"/>
+          <w:u w:val="none"/>
+          <w:spacing w:val="12"/>
+        </w:rPr>
         <w:t>SPRAWOZDANIE TECHNICZNE</w:t>
       </w:r>
     </w:p>
@@ -125,6 +132,7 @@
     <w:p>
       <w:pPr>
         <w:pStyle w:val="Bezodstpw"/>
+        <w:keepNext/>
         <w:numPr>
           <w:ilvl w:val="0"/>
           <w:numId w:val="31"/>
@@ -139,7 +147,9 @@
       <w:r>
         <w:rPr>
           <w:rFonts w:ascii="Bahnschrift SemiBold" w:hAnsi="Bahnschrift SemiBold" w:cs="Arial"/>
-          <w:sz w:val="20"/>
+          <w:b/>
+          <w:sz w:val="20"/>
+          <w:u w:val="none"/>
         </w:rPr>
         <w:t>Określenie celu wykonywanych prac geodezyjnych:</w:t>
       </w:r>
@@ -158,8 +168,9 @@
       <w:r>
         <w:rPr>
           <w:rFonts w:ascii="Bahnschrift SemiBold" w:hAnsi="Bahnschrift SemiBold" w:cs="Arial"/>
-          <w:sz w:val="20"/>
-          <w:u w:val="single"/>
+          <w:b w:val="0"/>
+          <w:sz w:val="20"/>
+          <w:u w:val="none"/>
         </w:rPr>
         <w:t xml:space="preserve">{{ </w:t>
       </w:r>
@@ -167,8 +178,9 @@
       <w:r>
         <w:rPr>
           <w:rFonts w:ascii="Bahnschrift SemiBold" w:hAnsi="Bahnschrift SemiBold" w:cs="Arial"/>
-          <w:sz w:val="20"/>
-          <w:u w:val="single"/>
+          <w:b w:val="0"/>
+          <w:sz w:val="20"/>
+          <w:u w:val="none"/>
         </w:rPr>
         <w:t>rodzaj_pracy</w:t>
       </w:r>
@@ -176,8 +188,9 @@
       <w:r>
         <w:rPr>
           <w:rFonts w:ascii="Bahnschrift SemiBold" w:hAnsi="Bahnschrift SemiBold" w:cs="Arial"/>
-          <w:sz w:val="20"/>
-          <w:u w:val="single"/>
+          <w:b w:val="0"/>
+          <w:sz w:val="20"/>
+          <w:u w:val="none"/>
         </w:rPr>
         <w:t xml:space="preserve"> }}</w:t>
       </w:r>
@@ -195,6 +208,7 @@
     <w:p>
       <w:pPr>
         <w:pStyle w:val="Bezodstpw"/>
+        <w:keepNext/>
         <w:numPr>
           <w:ilvl w:val="0"/>
           <w:numId w:val="31"/>
@@ -208,7 +222,9 @@
       <w:r>
         <w:rPr>
           <w:rFonts w:ascii="Bahnschrift SemiBold" w:hAnsi="Bahnschrift SemiBold" w:cs="Arial"/>
-          <w:sz w:val="20"/>
+          <w:b/>
+          <w:sz w:val="20"/>
+          <w:u w:val="none"/>
         </w:rPr>
         <w:t>Identyfikator zgłoszenia pracy geodezyjnej:</w:t>
       </w:r>
@@ -226,8 +242,10 @@
       <w:r>
         <w:rPr>
           <w:rFonts w:ascii="Bahnschrift SemiBold" w:hAnsi="Bahnschrift SemiBold" w:cs="Arial"/>
+          <w:b/>
           <w:color w:val="FF0000"/>
           <w:sz w:val="20"/>
+          <w:u w:val="none"/>
         </w:rPr>
         <w:t xml:space="preserve">{{ </w:t>
       </w:r>
@@ -235,8 +253,10 @@
       <w:r>
         <w:rPr>
           <w:rFonts w:ascii="Bahnschrift SemiBold" w:hAnsi="Bahnschrift SemiBold" w:cs="Arial"/>
+          <w:b/>
           <w:color w:val="FF0000"/>
           <w:sz w:val="20"/>
+          <w:u w:val="none"/>
         </w:rPr>
         <w:t>nr_roboty</w:t>
       </w:r>
@@ -244,8 +264,10 @@
       <w:r>
         <w:rPr>
           <w:rFonts w:ascii="Bahnschrift SemiBold" w:hAnsi="Bahnschrift SemiBold" w:cs="Arial"/>
+          <w:b/>
           <w:color w:val="FF0000"/>
           <w:sz w:val="20"/>
+          <w:u w:val="none"/>
         </w:rPr>
         <w:t xml:space="preserve"> }}</w:t>
       </w:r>
@@ -264,6 +286,7 @@
     <w:p>
       <w:pPr>
         <w:pStyle w:val="Bezodstpw"/>
+        <w:keepNext/>
         <w:numPr>
           <w:ilvl w:val="0"/>
           <w:numId w:val="31"/>
@@ -277,7 +300,9 @@
       <w:r>
         <w:rPr>
           <w:rFonts w:ascii="Bahnschrift SemiBold" w:hAnsi="Bahnschrift SemiBold" w:cs="Arial"/>
-          <w:sz w:val="20"/>
+          <w:b/>
+          <w:sz w:val="20"/>
+          <w:u w:val="none"/>
         </w:rPr>
         <w:t>Wykonawca prac geodezyjnych:</w:t>
       </w:r>
@@ -296,7 +321,9 @@
       <w:r>
         <w:rPr>
           <w:rFonts w:ascii="Bahnschrift SemiBold" w:hAnsi="Bahnschrift SemiBold" w:cs="Arial"/>
-          <w:sz w:val="20"/>
+          <w:b w:val="0"/>
+          <w:sz w:val="20"/>
+          <w:u w:val="none"/>
         </w:rPr>
         <w:t>ProCAD</w:t>
       </w:r>
@@ -304,7 +331,9 @@
       <w:r>
         <w:rPr>
           <w:rFonts w:ascii="Bahnschrift SemiBold" w:hAnsi="Bahnschrift SemiBold" w:cs="Arial"/>
-          <w:sz w:val="20"/>
+          <w:b w:val="0"/>
+          <w:sz w:val="20"/>
+          <w:u w:val="none"/>
         </w:rPr>
         <w:t xml:space="preserve"> Geodezja Sp. z o.o.</w:t>
       </w:r>
@@ -312,7 +341,7 @@
     <w:p>
       <w:pPr>
         <w:pStyle w:val="Bezodstpw"/>
-        <w:ind w:firstLine="720"/>
+        <w:ind w:left="720"/>
         <w:jc w:val="center"/>
         <w:rPr>
           <w:rFonts w:ascii="Bahnschrift SemiBold" w:hAnsi="Bahnschrift SemiBold" w:cs="Arial"/>
@@ -322,7 +351,9 @@
       <w:r>
         <w:rPr>
           <w:rFonts w:ascii="Bahnschrift SemiBold" w:hAnsi="Bahnschrift SemiBold" w:cs="Arial"/>
-          <w:sz w:val="20"/>
+          <w:b w:val="0"/>
+          <w:sz w:val="20"/>
+          <w:u w:val="none"/>
         </w:rPr>
         <w:t>ul. Rybnicka 16A, 43-200 Pszczyna</w:t>
       </w:r>
@@ -330,7 +361,7 @@
     <w:p>
       <w:pPr>
         <w:pStyle w:val="Bezodstpw"/>
-        <w:ind w:firstLine="720"/>
+        <w:ind w:left="720"/>
         <w:jc w:val="center"/>
         <w:rPr>
           <w:rFonts w:ascii="Bahnschrift SemiBold" w:hAnsi="Bahnschrift SemiBold" w:cs="Arial"/>
@@ -340,7 +371,9 @@
       <w:r>
         <w:rPr>
           <w:rFonts w:ascii="Bahnschrift SemiBold" w:hAnsi="Bahnschrift SemiBold" w:cs="Arial"/>
-          <w:sz w:val="20"/>
+          <w:b w:val="0"/>
+          <w:sz w:val="20"/>
+          <w:u w:val="none"/>
         </w:rPr>
         <w:t>NIP 638 184 63 45</w:t>
       </w:r>
@@ -359,6 +392,7 @@
     <w:p>
       <w:pPr>
         <w:pStyle w:val="Bezodstpw"/>
+        <w:keepNext/>
         <w:numPr>
           <w:ilvl w:val="0"/>
           <w:numId w:val="31"/>
@@ -372,7 +406,9 @@
       <w:r>
         <w:rPr>
           <w:rFonts w:ascii="Bahnschrift SemiBold" w:hAnsi="Bahnschrift SemiBold" w:cs="Arial"/>
-          <w:sz w:val="20"/>
+          <w:b/>
+          <w:sz w:val="20"/>
+          <w:u w:val="none"/>
         </w:rPr>
         <w:t>Imię i nazwisko oraz numer uprawnień zawodowych kierownika prac geodezyjnych:</w:t>
       </w:r>
@@ -390,7 +426,9 @@
       <w:r>
         <w:rPr>
           <w:rFonts w:ascii="Bahnschrift SemiBold" w:hAnsi="Bahnschrift SemiBold" w:cs="Arial"/>
-          <w:sz w:val="20"/>
+          <w:b w:val="0"/>
+          <w:sz w:val="20"/>
+          <w:u w:val="none"/>
         </w:rPr>
         <w:t>Jakub Stania, 23266 (1, 2, 3, 4)</w:t>
       </w:r>
@@ -407,35 +445,35 @@
       <w:r>
         <w:rPr>
           <w:rFonts w:ascii="Bahnschrift SemiBold" w:hAnsi="Bahnschrift SemiBold" w:cs="Arial"/>
-          <w:sz w:val="20"/>
+          <w:sz w:val="12"/>
         </w:rPr>
         <w:tab/>
       </w:r>
       <w:r>
         <w:rPr>
           <w:rFonts w:ascii="Bahnschrift SemiBold" w:hAnsi="Bahnschrift SemiBold" w:cs="Arial"/>
-          <w:sz w:val="20"/>
+          <w:sz w:val="12"/>
         </w:rPr>
         <w:tab/>
       </w:r>
       <w:r>
         <w:rPr>
           <w:rFonts w:ascii="Bahnschrift SemiBold" w:hAnsi="Bahnschrift SemiBold" w:cs="Arial"/>
-          <w:sz w:val="20"/>
+          <w:sz w:val="12"/>
         </w:rPr>
         <w:tab/>
       </w:r>
       <w:r>
         <w:rPr>
           <w:rFonts w:ascii="Bahnschrift SemiBold" w:hAnsi="Bahnschrift SemiBold" w:cs="Arial"/>
-          <w:sz w:val="20"/>
+          <w:sz w:val="12"/>
         </w:rPr>
         <w:tab/>
       </w:r>
       <w:r>
         <w:rPr>
           <w:rFonts w:ascii="Bahnschrift SemiBold" w:hAnsi="Bahnschrift SemiBold" w:cs="Arial"/>
-          <w:sz w:val="20"/>
+          <w:sz w:val="12"/>
         </w:rPr>
         <w:tab/>
       </w:r>
@@ -443,6 +481,7 @@
     <w:p>
       <w:pPr>
         <w:pStyle w:val="Bezodstpw"/>
+        <w:keepNext/>
         <w:numPr>
           <w:ilvl w:val="0"/>
           <w:numId w:val="31"/>
@@ -456,7 +495,9 @@
       <w:r>
         <w:rPr>
           <w:rFonts w:ascii="Bahnschrift SemiBold" w:hAnsi="Bahnschrift SemiBold" w:cs="Arial"/>
-          <w:sz w:val="20"/>
+          <w:b/>
+          <w:sz w:val="20"/>
+          <w:u w:val="none"/>
         </w:rPr>
         <w:t>Imiona i nazwiska innych osób biorących udział w realizacji prac geodezyjnych:</w:t>
       </w:r>
@@ -474,7 +515,9 @@
       <w:r>
         <w:rPr>
           <w:rFonts w:ascii="Bahnschrift SemiBold" w:hAnsi="Bahnschrift SemiBold" w:cs="Arial"/>
-          <w:sz w:val="20"/>
+          <w:b w:val="0"/>
+          <w:sz w:val="20"/>
+          <w:u w:val="none"/>
         </w:rPr>
         <w:t>---</w:t>
       </w:r>
@@ -493,6 +536,7 @@
     <w:p>
       <w:pPr>
         <w:pStyle w:val="Bezodstpw"/>
+        <w:keepNext/>
         <w:numPr>
           <w:ilvl w:val="0"/>
           <w:numId w:val="31"/>
@@ -506,7 +550,9 @@
       <w:r>
         <w:rPr>
           <w:rFonts w:ascii="Bahnschrift SemiBold" w:hAnsi="Bahnschrift SemiBold" w:cs="Arial"/>
-          <w:sz w:val="20"/>
+          <w:b/>
+          <w:sz w:val="20"/>
+          <w:u w:val="none"/>
         </w:rPr>
         <w:t>Data rozpoczęcia i zakończenia prac geodezyjnych:</w:t>
       </w:r>
@@ -524,7 +570,9 @@
       <w:r>
         <w:rPr>
           <w:rFonts w:ascii="Bahnschrift SemiBold" w:hAnsi="Bahnschrift SemiBold" w:cs="Arial"/>
-          <w:sz w:val="20"/>
+          <w:b w:val="0"/>
+          <w:sz w:val="20"/>
+          <w:u w:val="none"/>
         </w:rPr>
         <w:t xml:space="preserve">{{ </w:t>
       </w:r>
@@ -532,7 +580,9 @@
       <w:r>
         <w:rPr>
           <w:rFonts w:ascii="Bahnschrift SemiBold" w:hAnsi="Bahnschrift SemiBold" w:cs="Arial"/>
-          <w:sz w:val="20"/>
+          <w:b w:val="0"/>
+          <w:sz w:val="20"/>
+          <w:u w:val="none"/>
         </w:rPr>
         <w:t>data_zgloszenia</w:t>
       </w:r>
@@ -540,7 +590,9 @@
       <w:r>
         <w:rPr>
           <w:rFonts w:ascii="Bahnschrift SemiBold" w:hAnsi="Bahnschrift SemiBold" w:cs="Arial"/>
-          <w:sz w:val="20"/>
+          <w:b w:val="0"/>
+          <w:sz w:val="20"/>
+          <w:u w:val="none"/>
         </w:rPr>
         <w:t xml:space="preserve"> }} – {{ </w:t>
       </w:r>
@@ -548,7 +600,9 @@
       <w:r>
         <w:rPr>
           <w:rFonts w:ascii="Bahnschrift SemiBold" w:hAnsi="Bahnschrift SemiBold" w:cs="Arial"/>
-          <w:sz w:val="20"/>
+          <w:b w:val="0"/>
+          <w:sz w:val="20"/>
+          <w:u w:val="none"/>
         </w:rPr>
         <w:t>data_zakonczenia</w:t>
       </w:r>
@@ -556,7 +610,9 @@
       <w:r>
         <w:rPr>
           <w:rFonts w:ascii="Bahnschrift SemiBold" w:hAnsi="Bahnschrift SemiBold" w:cs="Arial"/>
-          <w:sz w:val="20"/>
+          <w:b w:val="0"/>
+          <w:sz w:val="20"/>
+          <w:u w:val="none"/>
         </w:rPr>
         <w:t xml:space="preserve"> }}</w:t>
       </w:r>
@@ -573,7 +629,7 @@
       <w:r>
         <w:rPr>
           <w:rFonts w:ascii="Bahnschrift SemiBold" w:hAnsi="Bahnschrift SemiBold" w:cs="Arial"/>
-          <w:sz w:val="20"/>
+          <w:sz w:val="12"/>
         </w:rPr>
         <w:tab/>
       </w:r>
@@ -581,6 +637,7 @@
     <w:p>
       <w:pPr>
         <w:pStyle w:val="Bezodstpw"/>
+        <w:keepNext/>
         <w:numPr>
           <w:ilvl w:val="0"/>
           <w:numId w:val="31"/>
@@ -594,7 +651,9 @@
       <w:r>
         <w:rPr>
           <w:rFonts w:ascii="Bahnschrift SemiBold" w:hAnsi="Bahnschrift SemiBold" w:cs="Arial"/>
-          <w:sz w:val="20"/>
+          <w:b/>
+          <w:sz w:val="20"/>
+          <w:u w:val="none"/>
         </w:rPr>
         <w:t>Opis przebiegu i wyniki wykonanych prac geodezyjnych:</w:t>
       </w:r>
@@ -621,7 +680,9 @@
       <w:r>
         <w:rPr>
           <w:rFonts w:ascii="Bahnschrift SemiBold" w:hAnsi="Bahnschrift SemiBold" w:cs="Arial"/>
-          <w:sz w:val="20"/>
+          <w:b w:val="0"/>
+          <w:sz w:val="20"/>
+          <w:u w:val="none"/>
         </w:rPr>
         <w:t xml:space="preserve">{%p </w:t>
       </w:r>
@@ -629,7 +690,9 @@
       <w:r>
         <w:rPr>
           <w:rFonts w:ascii="Bahnschrift SemiBold" w:hAnsi="Bahnschrift SemiBold" w:cs="Arial"/>
-          <w:sz w:val="20"/>
+          <w:b w:val="0"/>
+          <w:sz w:val="20"/>
+          <w:u w:val="none"/>
         </w:rPr>
         <w:t>if</w:t>
       </w:r>
@@ -637,7 +700,9 @@
       <w:r>
         <w:rPr>
           <w:rFonts w:ascii="Bahnschrift SemiBold" w:hAnsi="Bahnschrift SemiBold" w:cs="Arial"/>
-          <w:sz w:val="20"/>
+          <w:b w:val="0"/>
+          <w:sz w:val="20"/>
+          <w:u w:val="none"/>
         </w:rPr>
         <w:t xml:space="preserve"> </w:t>
       </w:r>
@@ -645,7 +710,9 @@
       <w:r>
         <w:rPr>
           <w:rFonts w:ascii="Bahnschrift SemiBold" w:hAnsi="Bahnschrift SemiBold" w:cs="Arial"/>
-          <w:sz w:val="20"/>
+          <w:b w:val="0"/>
+          <w:sz w:val="20"/>
+          <w:u w:val="none"/>
         </w:rPr>
         <w:t>opis_przebiegu_jest</w:t>
       </w:r>
@@ -653,7 +720,9 @@
       <w:r>
         <w:rPr>
           <w:rFonts w:ascii="Bahnschrift SemiBold" w:hAnsi="Bahnschrift SemiBold" w:cs="Arial"/>
-          <w:sz w:val="20"/>
+          <w:b w:val="0"/>
+          <w:sz w:val="20"/>
+          <w:u w:val="none"/>
         </w:rPr>
         <w:t xml:space="preserve"> %}</w:t>
       </w:r>
@@ -661,7 +730,7 @@
     <w:p>
       <w:pPr>
         <w:pStyle w:val="Bezodstpw"/>
-        <w:ind w:firstLine="720"/>
+        <w:ind w:left="720"/>
         <w:jc w:val="left"/>
         <w:rPr>
           <w:rFonts w:ascii="Bahnschrift SemiBold" w:hAnsi="Bahnschrift SemiBold" w:cs="Arial"/>
@@ -671,14 +740,18 @@
       <w:r>
         <w:rPr>
           <w:rFonts w:ascii="Bahnschrift SemiBold" w:hAnsi="Bahnschrift SemiBold" w:cs="Arial"/>
-          <w:sz w:val="20"/>
+          <w:b w:val="0"/>
+          <w:sz w:val="20"/>
+          <w:u w:val="none"/>
         </w:rPr>
         <w:t>a) zakres wykorzystania materiałów zasobu:</w:t>
       </w:r>
       <w:r>
         <w:rPr>
           <w:rFonts w:ascii="Bahnschrift SemiBold" w:hAnsi="Bahnschrift SemiBold" w:cs="Arial"/>
-          <w:sz w:val="20"/>
+          <w:b w:val="0"/>
+          <w:sz w:val="20"/>
+          <w:u w:val="none"/>
         </w:rPr>
         <w:tab/>
         <w:t xml:space="preserve">baza BDOT500, GESUT, </w:t>
@@ -687,11 +760,22 @@
       <w:r>
         <w:rPr>
           <w:rFonts w:ascii="Bahnschrift SemiBold" w:hAnsi="Bahnschrift SemiBold" w:cs="Arial"/>
-          <w:sz w:val="20"/>
-        </w:rPr>
-        <w:t>EGiB</w:t>
+          <w:b w:val="0"/>
+          <w:sz w:val="20"/>
+          <w:u w:val="none"/>
+        </w:rPr>
+        <w:t xml:space="preserve">EGiB </w:t>
       </w:r>
       <w:proofErr w:type="spellEnd"/>
+      <w:r>
+        <w:rPr>
+          <w:rFonts w:ascii="Bahnschrift SemiBold" w:hAnsi="Bahnschrift SemiBold" w:cs="Arial"/>
+          <w:b w:val="0"/>
+          <w:sz w:val="20"/>
+          <w:u w:val="none"/>
+        </w:rPr>
+        <w:t>(dla opracowania mapy porównania z terenem, szkicu ilustrującego rozmieszczenie punktów szczegółów terenowych oraz mapy wynikowej).</w:t>
+      </w:r>
     </w:p>
     <w:p>
       <w:pPr>
@@ -706,92 +790,54 @@
       <w:r>
         <w:rPr>
           <w:rFonts w:ascii="Bahnschrift SemiBold" w:hAnsi="Bahnschrift SemiBold" w:cs="Arial"/>
-          <w:sz w:val="20"/>
-        </w:rPr>
-        <w:t>(dla opracowania mapy porównania z terenem, szkicu ilustrującego rozmieszczenie punktów szczegółów terenowych oraz mapy wynikowej).</w:t>
-      </w:r>
-    </w:p>
-    <w:p>
-      <w:pPr>
-        <w:pStyle w:val="Bezodstpw"/>
-        <w:ind w:firstLine="720"/>
+          <w:b w:val="0"/>
+          <w:sz w:val="20"/>
+          <w:u w:val="none"/>
+        </w:rPr>
+        <w:t xml:space="preserve">Analiza: otrzymane materiały nadają się pod względem dokładności, aktualności </w:t>
+      </w:r>
+      <w:r>
+        <w:rPr>
+          <w:rFonts w:ascii="Bahnschrift SemiBold" w:hAnsi="Bahnschrift SemiBold" w:cs="Arial"/>
+          <w:b w:val="0"/>
+          <w:sz w:val="20"/>
+          <w:u w:val="none"/>
+        </w:rPr>
+        <w:t xml:space="preserve">i kompletności do osiągnięcia celu pracy geodezyjnej </w:t>
+      </w:r>
+      <w:r>
+        <w:rPr>
+          <w:rFonts w:ascii="Bahnschrift SemiBold" w:hAnsi="Bahnschrift SemiBold" w:cs="Arial"/>
+          <w:b w:val="0"/>
+          <w:sz w:val="20"/>
+          <w:u w:val="none"/>
+        </w:rPr>
+        <w:t>oraz</w:t>
+      </w:r>
+      <w:r>
+        <w:rPr>
+          <w:rFonts w:ascii="Bahnschrift SemiBold" w:hAnsi="Bahnschrift SemiBold" w:cs="Arial"/>
+          <w:b w:val="0"/>
+          <w:sz w:val="20"/>
+          <w:u w:val="none"/>
+        </w:rPr>
+        <w:t xml:space="preserve"> spełniają wymagane dokładności.</w:t>
+      </w:r>
+    </w:p>
+    <w:p>
+      <w:pPr>
+        <w:pStyle w:val="Bezodstpw"/>
         <w:jc w:val="left"/>
         <w:rPr>
           <w:rFonts w:ascii="Bahnschrift SemiBold" w:hAnsi="Bahnschrift SemiBold" w:cs="Arial"/>
           <w:sz w:val="20"/>
         </w:rPr>
       </w:pPr>
-      <w:r>
-        <w:rPr>
-          <w:rFonts w:ascii="Bahnschrift SemiBold" w:hAnsi="Bahnschrift SemiBold" w:cs="Arial"/>
-          <w:sz w:val="20"/>
-        </w:rPr>
-        <w:t xml:space="preserve">Analiza: otrzymane materiały nadają się pod względem dokładności, aktualności </w:t>
-      </w:r>
-    </w:p>
-    <w:p>
-      <w:pPr>
-        <w:pStyle w:val="Bezodstpw"/>
-        <w:ind w:firstLine="720"/>
-        <w:jc w:val="left"/>
-        <w:rPr>
-          <w:rFonts w:ascii="Bahnschrift SemiBold" w:hAnsi="Bahnschrift SemiBold" w:cs="Arial"/>
-          <w:sz w:val="20"/>
-        </w:rPr>
-      </w:pPr>
-      <w:r>
-        <w:rPr>
-          <w:rFonts w:ascii="Bahnschrift SemiBold" w:hAnsi="Bahnschrift SemiBold" w:cs="Arial"/>
-          <w:sz w:val="20"/>
-        </w:rPr>
-        <w:t xml:space="preserve">i kompletności do osiągnięcia celu pracy geodezyjnej </w:t>
-      </w:r>
-      <w:r>
-        <w:rPr>
-          <w:rFonts w:ascii="Bahnschrift SemiBold" w:hAnsi="Bahnschrift SemiBold" w:cs="Arial"/>
-          <w:sz w:val="20"/>
-        </w:rPr>
-        <w:t>oraz</w:t>
-      </w:r>
-      <w:r>
-        <w:rPr>
-          <w:rFonts w:ascii="Bahnschrift SemiBold" w:hAnsi="Bahnschrift SemiBold" w:cs="Arial"/>
-          <w:sz w:val="20"/>
-        </w:rPr>
-        <w:t xml:space="preserve"> spełniają wymagane dokładności.</w:t>
-      </w:r>
-    </w:p>
-    <w:p>
-      <w:pPr>
-        <w:pStyle w:val="Bezodstpw"/>
-        <w:jc w:val="left"/>
-        <w:rPr>
-          <w:rFonts w:ascii="Bahnschrift SemiBold" w:hAnsi="Bahnschrift SemiBold" w:cs="Arial"/>
-          <w:sz w:val="20"/>
-        </w:rPr>
-      </w:pPr>
-    </w:p>
-    <w:p>
-      <w:pPr>
-        <w:pStyle w:val="Bezodstpw"/>
-        <w:ind w:firstLine="720"/>
-        <w:jc w:val="left"/>
-        <w:rPr>
-          <w:rFonts w:ascii="Bahnschrift SemiBold" w:hAnsi="Bahnschrift SemiBold" w:cs="Arial"/>
-          <w:sz w:val="20"/>
-        </w:rPr>
-      </w:pPr>
-      <w:r>
-        <w:rPr>
-          <w:rFonts w:ascii="Bahnschrift SemiBold" w:hAnsi="Bahnschrift SemiBold" w:cs="Arial"/>
-          <w:sz w:val="20"/>
-        </w:rPr>
-        <w:t>b) zastosowane technologie i metody pomiarowe:</w:t>
-      </w:r>
-    </w:p>
-    <w:p>
-      <w:pPr>
-        <w:pStyle w:val="Bezodstpw"/>
+    </w:p>
+    <w:p>
+      <w:pPr>
+        <w:pStyle w:val="Bezodstpw"/>
+        <w:keepNext/>
         <w:ind w:left="720"/>
         <w:jc w:val="left"/>
         <w:rPr>
@@ -802,9 +848,11 @@
       <w:r>
         <w:rPr>
           <w:rFonts w:ascii="Bahnschrift SemiBold" w:hAnsi="Bahnschrift SemiBold" w:cs="Arial"/>
-          <w:sz w:val="20"/>
-        </w:rPr>
-        <w:t xml:space="preserve">Pomiar wykonano metodą GNSS RTN – pozycjonowanie GNSS w czasie rzeczywistym </w:t>
+          <w:b/>
+          <w:sz w:val="20"/>
+          <w:u w:val="none"/>
+        </w:rPr>
+        <w:t>b) zastosowane technologie i metody pomiarowe:</w:t>
       </w:r>
     </w:p>
     <w:p>
@@ -820,9 +868,155 @@
       <w:r>
         <w:rPr>
           <w:rFonts w:ascii="Bahnschrift SemiBold" w:hAnsi="Bahnschrift SemiBold" w:cs="Arial"/>
-          <w:sz w:val="20"/>
+          <w:b w:val="0"/>
+          <w:sz w:val="20"/>
+          <w:u w:val="none"/>
+        </w:rPr>
+        <w:t xml:space="preserve">Pomiar wykonano metodą GNSS RTN – pozycjonowanie GNSS w czasie rzeczywistym </w:t>
+      </w:r>
+      <w:r>
+        <w:rPr>
+          <w:rFonts w:ascii="Bahnschrift SemiBold" w:hAnsi="Bahnschrift SemiBold" w:cs="Arial"/>
+          <w:b w:val="0"/>
+          <w:sz w:val="20"/>
+          <w:u w:val="none"/>
         </w:rPr>
         <w:t xml:space="preserve">z wykorzystaniem korekt powierzchniowych systemu sieci stacji referencyjnych RTN </w:t>
+      </w:r>
+      <w:r>
+        <w:rPr>
+          <w:rFonts w:ascii="Bahnschrift SemiBold" w:hAnsi="Bahnschrift SemiBold" w:cs="Arial"/>
+          <w:b w:val="0"/>
+          <w:sz w:val="20"/>
+          <w:u w:val="none"/>
+        </w:rPr>
+        <w:t>ASG-EUPOS</w:t>
+      </w:r>
+      <w:r>
+        <w:rPr>
+          <w:rFonts w:ascii="Bahnschrift SemiBold" w:hAnsi="Bahnschrift SemiBold" w:cs="Arial"/>
+          <w:b w:val="0"/>
+          <w:sz w:val="20"/>
+          <w:u w:val="none"/>
+        </w:rPr>
+        <w:t xml:space="preserve">. </w:t>
+      </w:r>
+      <w:r>
+        <w:rPr>
+          <w:rFonts w:ascii="Bahnschrift SemiBold" w:hAnsi="Bahnschrift SemiBold" w:cs="Arial"/>
+          <w:b w:val="0"/>
+          <w:sz w:val="20"/>
+          <w:u w:val="none"/>
+        </w:rPr>
+        <w:t>W trakcie pomiaru wykorzystano technologię równoczesnego pomiaru GNSS</w:t>
+      </w:r>
+      <w:r>
+        <w:rPr>
+          <w:rFonts w:ascii="Bahnschrift SemiBold" w:hAnsi="Bahnschrift SemiBold" w:cs="Arial"/>
+          <w:b w:val="0"/>
+          <w:sz w:val="20"/>
+          <w:u w:val="none"/>
+        </w:rPr>
+        <w:t xml:space="preserve"> oraz</w:t>
+      </w:r>
+      <w:r>
+        <w:rPr>
+          <w:rFonts w:ascii="Bahnschrift SemiBold" w:hAnsi="Bahnschrift SemiBold" w:cs="Arial"/>
+          <w:b w:val="0"/>
+          <w:sz w:val="20"/>
+          <w:u w:val="none"/>
+        </w:rPr>
+        <w:t xml:space="preserve"> pomiaru pochylenia tyczki realizowa</w:t>
+      </w:r>
+      <w:r>
+        <w:rPr>
+          <w:rFonts w:ascii="Bahnschrift SemiBold" w:hAnsi="Bahnschrift SemiBold" w:cs="Arial"/>
+          <w:b w:val="0"/>
+          <w:sz w:val="20"/>
+          <w:u w:val="none"/>
+        </w:rPr>
+        <w:t>nego</w:t>
+      </w:r>
+      <w:r>
+        <w:rPr>
+          <w:rFonts w:ascii="Bahnschrift SemiBold" w:hAnsi="Bahnschrift SemiBold" w:cs="Arial"/>
+          <w:b w:val="0"/>
+          <w:sz w:val="20"/>
+          <w:u w:val="none"/>
+        </w:rPr>
+        <w:t xml:space="preserve"> za pośrednictwem </w:t>
+      </w:r>
+      <w:r>
+        <w:rPr>
+          <w:rFonts w:ascii="Bahnschrift SemiBold" w:hAnsi="Bahnschrift SemiBold" w:cs="Arial"/>
+          <w:b w:val="0"/>
+          <w:sz w:val="20"/>
+          <w:u w:val="none"/>
+        </w:rPr>
+        <w:t>odbiornika</w:t>
+      </w:r>
+      <w:r>
+        <w:rPr>
+          <w:rFonts w:ascii="Bahnschrift SemiBold" w:hAnsi="Bahnschrift SemiBold" w:cs="Arial"/>
+          <w:b w:val="0"/>
+          <w:sz w:val="20"/>
+          <w:u w:val="none"/>
+        </w:rPr>
+        <w:t xml:space="preserve"> GNSS </w:t>
+      </w:r>
+      <w:r>
+        <w:rPr>
+          <w:rFonts w:ascii="Bahnschrift SemiBold" w:hAnsi="Bahnschrift SemiBold" w:cs="Arial"/>
+          <w:b w:val="0"/>
+          <w:sz w:val="20"/>
+          <w:u w:val="none"/>
+        </w:rPr>
+        <w:t>Art-</w:t>
+      </w:r>
+      <w:r>
+        <w:rPr>
+          <w:rFonts w:ascii="Bahnschrift SemiBold" w:hAnsi="Bahnschrift SemiBold" w:cs="Arial"/>
+          <w:b w:val="0"/>
+          <w:sz w:val="20"/>
+          <w:u w:val="none"/>
+        </w:rPr>
+        <w:t>Geo</w:t>
+      </w:r>
+      <w:r>
+        <w:rPr>
+          <w:rFonts w:ascii="Bahnschrift SemiBold" w:hAnsi="Bahnschrift SemiBold" w:cs="Arial"/>
+          <w:b w:val="0"/>
+          <w:sz w:val="20"/>
+          <w:u w:val="none"/>
+        </w:rPr>
+        <w:t xml:space="preserve"> Matrix II</w:t>
+      </w:r>
+      <w:r>
+        <w:rPr>
+          <w:rFonts w:ascii="Bahnschrift SemiBold" w:hAnsi="Bahnschrift SemiBold" w:cs="Arial"/>
+          <w:b w:val="0"/>
+          <w:sz w:val="20"/>
+          <w:u w:val="none"/>
+        </w:rPr>
+        <w:t xml:space="preserve">. Przy realizacji pomiaru w interwale </w:t>
+      </w:r>
+      <w:r>
+        <w:rPr>
+          <w:rFonts w:ascii="Bahnschrift SemiBold" w:hAnsi="Bahnschrift SemiBold" w:cs="Arial"/>
+          <w:b w:val="0"/>
+          <w:sz w:val="20"/>
+          <w:u w:val="none"/>
+        </w:rPr>
+        <w:t>10</w:t>
+      </w:r>
+      <w:r>
+        <w:rPr>
+          <w:rFonts w:ascii="Bahnschrift SemiBold" w:hAnsi="Bahnschrift SemiBold" w:cs="Arial"/>
+          <w:b w:val="0"/>
+          <w:sz w:val="20"/>
+          <w:u w:val="none"/>
+        </w:rPr>
+        <w:t xml:space="preserve">Hz punkty pomiarowe zostały pomierzone w czasie sekundy lub wielokrotności sekundy. </w:t>
       </w:r>
     </w:p>
     <w:p>
@@ -835,265 +1029,157 @@
           <w:sz w:val="20"/>
         </w:rPr>
       </w:pPr>
-      <w:r>
-        <w:rPr>
-          <w:rFonts w:ascii="Bahnschrift SemiBold" w:hAnsi="Bahnschrift SemiBold" w:cs="Arial"/>
-          <w:sz w:val="20"/>
-        </w:rPr>
-        <w:t>ASG-EUPOS</w:t>
-      </w:r>
-      <w:r>
-        <w:rPr>
-          <w:rFonts w:ascii="Bahnschrift SemiBold" w:hAnsi="Bahnschrift SemiBold" w:cs="Arial"/>
-          <w:sz w:val="20"/>
-        </w:rPr>
-        <w:t xml:space="preserve">. </w:t>
-      </w:r>
-      <w:r>
-        <w:rPr>
-          <w:rFonts w:ascii="Bahnschrift SemiBold" w:hAnsi="Bahnschrift SemiBold" w:cs="Arial"/>
-          <w:sz w:val="20"/>
-        </w:rPr>
-        <w:t>W trakcie pomiaru wykorzystano technologię równoczesnego pomiaru GNSS</w:t>
-      </w:r>
-      <w:r>
-        <w:rPr>
-          <w:rFonts w:ascii="Bahnschrift SemiBold" w:hAnsi="Bahnschrift SemiBold" w:cs="Arial"/>
-          <w:sz w:val="20"/>
-        </w:rPr>
-        <w:t xml:space="preserve"> oraz</w:t>
-      </w:r>
-      <w:r>
-        <w:rPr>
-          <w:rFonts w:ascii="Bahnschrift SemiBold" w:hAnsi="Bahnschrift SemiBold" w:cs="Arial"/>
-          <w:sz w:val="20"/>
-        </w:rPr>
-        <w:t xml:space="preserve"> pomiaru pochylenia tyczki realizowa</w:t>
-      </w:r>
-      <w:r>
-        <w:rPr>
-          <w:rFonts w:ascii="Bahnschrift SemiBold" w:hAnsi="Bahnschrift SemiBold" w:cs="Arial"/>
-          <w:sz w:val="20"/>
-        </w:rPr>
-        <w:t>nego</w:t>
-      </w:r>
-      <w:r>
-        <w:rPr>
-          <w:rFonts w:ascii="Bahnschrift SemiBold" w:hAnsi="Bahnschrift SemiBold" w:cs="Arial"/>
-          <w:sz w:val="20"/>
-        </w:rPr>
-        <w:t xml:space="preserve"> za pośrednictwem </w:t>
-      </w:r>
-      <w:r>
-        <w:rPr>
-          <w:rFonts w:ascii="Bahnschrift SemiBold" w:hAnsi="Bahnschrift SemiBold" w:cs="Arial"/>
-          <w:sz w:val="20"/>
-        </w:rPr>
-        <w:t>odbiornika</w:t>
-      </w:r>
-      <w:r>
-        <w:rPr>
-          <w:rFonts w:ascii="Bahnschrift SemiBold" w:hAnsi="Bahnschrift SemiBold" w:cs="Arial"/>
-          <w:sz w:val="20"/>
-        </w:rPr>
-        <w:t xml:space="preserve"> GNSS </w:t>
-      </w:r>
     </w:p>
     <w:p>
       <w:pPr>
         <w:pStyle w:val="Bezodstpw"/>
         <w:ind w:left="720"/>
+        <w:rPr>
+          <w:rFonts w:ascii="Bahnschrift SemiBold" w:hAnsi="Bahnschrift SemiBold" w:cs="Arial"/>
+          <w:sz w:val="20"/>
+        </w:rPr>
+      </w:pPr>
+      <w:r>
+        <w:rPr>
+          <w:rFonts w:ascii="Bahnschrift SemiBold" w:hAnsi="Bahnschrift SemiBold" w:cs="Arial"/>
+          <w:b w:val="0"/>
+          <w:sz w:val="20"/>
+          <w:u w:val="none"/>
+        </w:rPr>
+        <w:t xml:space="preserve">{{ </w:t>
+      </w:r>
+      <w:proofErr w:type="spellStart"/>
+      <w:r>
+        <w:rPr>
+          <w:rFonts w:ascii="Bahnschrift SemiBold" w:hAnsi="Bahnschrift SemiBold" w:cs="Arial"/>
+          <w:b w:val="0"/>
+          <w:sz w:val="20"/>
+          <w:u w:val="none"/>
+        </w:rPr>
+        <w:t>opis_przebiegu</w:t>
+      </w:r>
+      <w:proofErr w:type="spellEnd"/>
+      <w:r>
+        <w:rPr>
+          <w:rFonts w:ascii="Bahnschrift SemiBold" w:hAnsi="Bahnschrift SemiBold" w:cs="Arial"/>
+          <w:b w:val="0"/>
+          <w:sz w:val="20"/>
+          <w:u w:val="none"/>
+        </w:rPr>
+        <w:t xml:space="preserve"> }}</w:t>
+      </w:r>
+    </w:p>
+    <w:p>
+      <w:pPr>
+        <w:pStyle w:val="Bezodstpw"/>
+        <w:ind w:left="720"/>
+        <w:rPr>
+          <w:rFonts w:ascii="Bahnschrift SemiBold" w:hAnsi="Bahnschrift SemiBold" w:cs="Arial"/>
+          <w:sz w:val="20"/>
+        </w:rPr>
+      </w:pPr>
+      <w:r>
+        <w:rPr>
+          <w:rFonts w:ascii="Bahnschrift SemiBold" w:hAnsi="Bahnschrift SemiBold" w:cs="Arial"/>
+          <w:b w:val="0"/>
+          <w:sz w:val="20"/>
+          <w:u w:val="none"/>
+        </w:rPr>
+        <w:t xml:space="preserve">{%p </w:t>
+      </w:r>
+      <w:proofErr w:type="spellStart"/>
+      <w:r>
+        <w:rPr>
+          <w:rFonts w:ascii="Bahnschrift SemiBold" w:hAnsi="Bahnschrift SemiBold" w:cs="Arial"/>
+          <w:b w:val="0"/>
+          <w:sz w:val="20"/>
+          <w:u w:val="none"/>
+        </w:rPr>
+        <w:t>else</w:t>
+      </w:r>
+      <w:proofErr w:type="spellEnd"/>
+      <w:r>
+        <w:rPr>
+          <w:rFonts w:ascii="Bahnschrift SemiBold" w:hAnsi="Bahnschrift SemiBold" w:cs="Arial"/>
+          <w:b w:val="0"/>
+          <w:sz w:val="20"/>
+          <w:u w:val="none"/>
+        </w:rPr>
+        <w:t xml:space="preserve"> %}</w:t>
+      </w:r>
+    </w:p>
+    <w:p>
+      <w:pPr>
+        <w:pStyle w:val="Bezodstpw"/>
+        <w:ind w:left="720"/>
+        <w:rPr>
+          <w:rFonts w:ascii="Bahnschrift SemiBold" w:hAnsi="Bahnschrift SemiBold" w:cs="Arial"/>
+          <w:sz w:val="20"/>
+        </w:rPr>
+      </w:pPr>
+      <w:r>
+        <w:rPr>
+          <w:rFonts w:ascii="Bahnschrift SemiBold" w:hAnsi="Bahnschrift SemiBold" w:cs="Arial"/>
+          <w:b w:val="0"/>
+          <w:sz w:val="20"/>
+          <w:u w:val="none"/>
+        </w:rPr>
+        <w:t>brak</w:t>
+      </w:r>
+    </w:p>
+    <w:p>
+      <w:pPr>
+        <w:pStyle w:val="Bezodstpw"/>
+        <w:ind w:left="720"/>
+        <w:rPr>
+          <w:rFonts w:ascii="Bahnschrift SemiBold" w:hAnsi="Bahnschrift SemiBold" w:cs="Arial"/>
+          <w:sz w:val="20"/>
+        </w:rPr>
+      </w:pPr>
+      <w:r>
+        <w:rPr>
+          <w:rFonts w:ascii="Bahnschrift SemiBold" w:hAnsi="Bahnschrift SemiBold" w:cs="Arial"/>
+          <w:b w:val="0"/>
+          <w:sz w:val="20"/>
+          <w:u w:val="none"/>
+        </w:rPr>
+        <w:t xml:space="preserve">{%p </w:t>
+      </w:r>
+      <w:proofErr w:type="spellStart"/>
+      <w:r>
+        <w:rPr>
+          <w:rFonts w:ascii="Bahnschrift SemiBold" w:hAnsi="Bahnschrift SemiBold" w:cs="Arial"/>
+          <w:b w:val="0"/>
+          <w:sz w:val="20"/>
+          <w:u w:val="none"/>
+        </w:rPr>
+        <w:t>endif</w:t>
+      </w:r>
+      <w:proofErr w:type="spellEnd"/>
+      <w:r>
+        <w:rPr>
+          <w:rFonts w:ascii="Bahnschrift SemiBold" w:hAnsi="Bahnschrift SemiBold" w:cs="Arial"/>
+          <w:b w:val="0"/>
+          <w:sz w:val="20"/>
+          <w:u w:val="none"/>
+        </w:rPr>
+        <w:t xml:space="preserve"> %}</w:t>
+      </w:r>
+    </w:p>
+    <w:p>
+      <w:pPr>
+        <w:pStyle w:val="Bezodstpw"/>
         <w:jc w:val="left"/>
         <w:rPr>
           <w:rFonts w:ascii="Bahnschrift SemiBold" w:hAnsi="Bahnschrift SemiBold" w:cs="Arial"/>
           <w:sz w:val="20"/>
         </w:rPr>
       </w:pPr>
-      <w:r>
-        <w:rPr>
-          <w:rFonts w:ascii="Bahnschrift SemiBold" w:hAnsi="Bahnschrift SemiBold" w:cs="Arial"/>
-          <w:sz w:val="20"/>
-        </w:rPr>
-        <w:t>Art-</w:t>
-      </w:r>
-      <w:proofErr w:type="spellStart"/>
-      <w:r>
-        <w:rPr>
-          <w:rFonts w:ascii="Bahnschrift SemiBold" w:hAnsi="Bahnschrift SemiBold" w:cs="Arial"/>
-          <w:sz w:val="20"/>
-        </w:rPr>
-        <w:t>Geo</w:t>
-      </w:r>
-      <w:proofErr w:type="spellEnd"/>
-      <w:r>
-        <w:rPr>
-          <w:rFonts w:ascii="Bahnschrift SemiBold" w:hAnsi="Bahnschrift SemiBold" w:cs="Arial"/>
-          <w:sz w:val="20"/>
-        </w:rPr>
-        <w:t xml:space="preserve"> Matrix II</w:t>
-      </w:r>
-      <w:r>
-        <w:rPr>
-          <w:rFonts w:ascii="Bahnschrift SemiBold" w:hAnsi="Bahnschrift SemiBold" w:cs="Arial"/>
-          <w:sz w:val="20"/>
-        </w:rPr>
-        <w:t xml:space="preserve">. Przy realizacji pomiaru w interwale </w:t>
-      </w:r>
-      <w:r>
-        <w:rPr>
-          <w:rFonts w:ascii="Bahnschrift SemiBold" w:hAnsi="Bahnschrift SemiBold" w:cs="Arial"/>
-          <w:sz w:val="20"/>
-        </w:rPr>
-        <w:t>10</w:t>
-      </w:r>
-      <w:r>
-        <w:rPr>
-          <w:rFonts w:ascii="Bahnschrift SemiBold" w:hAnsi="Bahnschrift SemiBold" w:cs="Arial"/>
-          <w:sz w:val="20"/>
-        </w:rPr>
-        <w:t xml:space="preserve">Hz punkty pomiarowe zostały pomierzone w czasie sekundy lub wielokrotności sekundy. </w:t>
-      </w:r>
-    </w:p>
-    <w:p>
-      <w:pPr>
-        <w:pStyle w:val="Bezodstpw"/>
-        <w:ind w:left="720"/>
-        <w:jc w:val="left"/>
-        <w:rPr>
-          <w:rFonts w:ascii="Bahnschrift SemiBold" w:hAnsi="Bahnschrift SemiBold" w:cs="Arial"/>
-          <w:sz w:val="20"/>
-        </w:rPr>
-      </w:pPr>
-    </w:p>
-    <w:p>
-      <w:pPr>
-        <w:pStyle w:val="Bezodstpw"/>
-        <w:ind w:left="720"/>
-        <w:rPr>
-          <w:rFonts w:ascii="Bahnschrift SemiBold" w:hAnsi="Bahnschrift SemiBold" w:cs="Arial"/>
-          <w:sz w:val="20"/>
-        </w:rPr>
-      </w:pPr>
-      <w:r>
-        <w:rPr>
-          <w:rFonts w:ascii="Bahnschrift SemiBold" w:hAnsi="Bahnschrift SemiBold" w:cs="Arial"/>
-          <w:sz w:val="20"/>
-        </w:rPr>
-        <w:t xml:space="preserve">{{ </w:t>
-      </w:r>
-      <w:proofErr w:type="spellStart"/>
-      <w:r>
-        <w:rPr>
-          <w:rFonts w:ascii="Bahnschrift SemiBold" w:hAnsi="Bahnschrift SemiBold" w:cs="Arial"/>
-          <w:sz w:val="20"/>
-        </w:rPr>
-        <w:t>opis_przebiegu</w:t>
-      </w:r>
-      <w:proofErr w:type="spellEnd"/>
-      <w:r>
-        <w:rPr>
-          <w:rFonts w:ascii="Bahnschrift SemiBold" w:hAnsi="Bahnschrift SemiBold" w:cs="Arial"/>
-          <w:sz w:val="20"/>
-        </w:rPr>
-        <w:t xml:space="preserve"> }}</w:t>
-      </w:r>
-    </w:p>
-    <w:p>
-      <w:pPr>
-        <w:pStyle w:val="Bezodstpw"/>
-        <w:ind w:left="720"/>
-        <w:rPr>
-          <w:rFonts w:ascii="Bahnschrift SemiBold" w:hAnsi="Bahnschrift SemiBold" w:cs="Arial"/>
-          <w:sz w:val="20"/>
-        </w:rPr>
-      </w:pPr>
-      <w:r>
-        <w:rPr>
-          <w:rFonts w:ascii="Bahnschrift SemiBold" w:hAnsi="Bahnschrift SemiBold" w:cs="Arial"/>
-          <w:sz w:val="20"/>
-        </w:rPr>
-        <w:t xml:space="preserve">{%p </w:t>
-      </w:r>
-      <w:proofErr w:type="spellStart"/>
-      <w:r>
-        <w:rPr>
-          <w:rFonts w:ascii="Bahnschrift SemiBold" w:hAnsi="Bahnschrift SemiBold" w:cs="Arial"/>
-          <w:sz w:val="20"/>
-        </w:rPr>
-        <w:t>else</w:t>
-      </w:r>
-      <w:proofErr w:type="spellEnd"/>
-      <w:r>
-        <w:rPr>
-          <w:rFonts w:ascii="Bahnschrift SemiBold" w:hAnsi="Bahnschrift SemiBold" w:cs="Arial"/>
-          <w:sz w:val="20"/>
-        </w:rPr>
-        <w:t xml:space="preserve"> %}</w:t>
-      </w:r>
-    </w:p>
-    <w:p>
-      <w:pPr>
-        <w:pStyle w:val="Bezodstpw"/>
-        <w:ind w:left="720"/>
-        <w:rPr>
-          <w:rFonts w:ascii="Bahnschrift SemiBold" w:hAnsi="Bahnschrift SemiBold" w:cs="Arial"/>
-          <w:sz w:val="20"/>
-        </w:rPr>
-      </w:pPr>
-      <w:r>
-        <w:rPr>
-          <w:rFonts w:ascii="Bahnschrift SemiBold" w:hAnsi="Bahnschrift SemiBold" w:cs="Arial"/>
-          <w:sz w:val="20"/>
-        </w:rPr>
-        <w:t>brak</w:t>
-      </w:r>
-    </w:p>
-    <w:p>
-      <w:pPr>
-        <w:pStyle w:val="Bezodstpw"/>
-        <w:ind w:left="720"/>
-        <w:rPr>
-          <w:rFonts w:ascii="Bahnschrift SemiBold" w:hAnsi="Bahnschrift SemiBold" w:cs="Arial"/>
-          <w:sz w:val="20"/>
-        </w:rPr>
-      </w:pPr>
-      <w:r>
-        <w:rPr>
-          <w:rFonts w:ascii="Bahnschrift SemiBold" w:hAnsi="Bahnschrift SemiBold" w:cs="Arial"/>
-          <w:sz w:val="20"/>
-        </w:rPr>
-        <w:t xml:space="preserve">{%p </w:t>
-      </w:r>
-      <w:proofErr w:type="spellStart"/>
-      <w:r>
-        <w:rPr>
-          <w:rFonts w:ascii="Bahnschrift SemiBold" w:hAnsi="Bahnschrift SemiBold" w:cs="Arial"/>
-          <w:sz w:val="20"/>
-        </w:rPr>
-        <w:t>endif</w:t>
-      </w:r>
-      <w:proofErr w:type="spellEnd"/>
-      <w:r>
-        <w:rPr>
-          <w:rFonts w:ascii="Bahnschrift SemiBold" w:hAnsi="Bahnschrift SemiBold" w:cs="Arial"/>
-          <w:sz w:val="20"/>
-        </w:rPr>
-        <w:t xml:space="preserve"> %}</w:t>
-      </w:r>
-    </w:p>
-    <w:p>
-      <w:pPr>
-        <w:pStyle w:val="Bezodstpw"/>
-        <w:jc w:val="left"/>
-        <w:rPr>
-          <w:rFonts w:ascii="Bahnschrift SemiBold" w:hAnsi="Bahnschrift SemiBold" w:cs="Arial"/>
-          <w:sz w:val="20"/>
-        </w:rPr>
-      </w:pPr>
-    </w:p>
-    <w:p>
-      <w:pPr>
-        <w:pStyle w:val="Bezodstpw"/>
+    </w:p>
+    <w:p>
+      <w:pPr>
+        <w:pStyle w:val="Bezodstpw"/>
+        <w:keepNext/>
         <w:numPr>
           <w:ilvl w:val="0"/>
           <w:numId w:val="31"/>
@@ -1107,7 +1193,9 @@
       <w:r>
         <w:rPr>
           <w:rFonts w:ascii="Bahnschrift SemiBold" w:hAnsi="Bahnschrift SemiBold" w:cs="Arial"/>
-          <w:sz w:val="20"/>
+          <w:b/>
+          <w:sz w:val="20"/>
+          <w:u w:val="none"/>
         </w:rPr>
         <w:t>Informacje dotyczące przekazywania plików do aktualizacji baz danych zasobu:</w:t>
       </w:r>
@@ -1126,180 +1214,207 @@
     <w:p>
       <w:pPr>
         <w:pStyle w:val="Bezodstpw"/>
+        <w:ind w:left="720"/>
+        <w:jc w:val="left"/>
+        <w:rPr>
+          <w:rFonts w:ascii="Bahnschrift SemiBold" w:hAnsi="Bahnschrift SemiBold" w:cs="Arial"/>
+          <w:sz w:val="20"/>
+        </w:rPr>
+      </w:pPr>
+      <w:r>
+        <w:rPr>
+          <w:rFonts w:ascii="Bahnschrift SemiBold" w:hAnsi="Bahnschrift SemiBold" w:cs="Arial"/>
+          <w:b w:val="0"/>
+          <w:sz w:val="20"/>
+          <w:u w:val="none"/>
+        </w:rPr>
+        <w:t xml:space="preserve">{%p </w:t>
+      </w:r>
+      <w:proofErr w:type="spellStart"/>
+      <w:r>
+        <w:rPr>
+          <w:rFonts w:ascii="Bahnschrift SemiBold" w:hAnsi="Bahnschrift SemiBold" w:cs="Arial"/>
+          <w:b w:val="0"/>
+          <w:sz w:val="20"/>
+          <w:u w:val="none"/>
+        </w:rPr>
+        <w:t>if</w:t>
+      </w:r>
+      <w:proofErr w:type="spellEnd"/>
+      <w:r>
+        <w:rPr>
+          <w:rFonts w:ascii="Bahnschrift SemiBold" w:hAnsi="Bahnschrift SemiBold" w:cs="Arial"/>
+          <w:b w:val="0"/>
+          <w:sz w:val="20"/>
+          <w:u w:val="none"/>
+        </w:rPr>
+        <w:t xml:space="preserve"> </w:t>
+      </w:r>
+      <w:proofErr w:type="spellStart"/>
+      <w:r>
+        <w:rPr>
+          <w:rFonts w:ascii="Bahnschrift SemiBold" w:hAnsi="Bahnschrift SemiBold" w:cs="Arial"/>
+          <w:b w:val="0"/>
+          <w:sz w:val="20"/>
+          <w:u w:val="none"/>
+        </w:rPr>
+        <w:t>opis_przebiegu_jest</w:t>
+      </w:r>
+      <w:proofErr w:type="spellEnd"/>
+      <w:r>
+        <w:rPr>
+          <w:rFonts w:ascii="Bahnschrift SemiBold" w:hAnsi="Bahnschrift SemiBold" w:cs="Arial"/>
+          <w:b w:val="0"/>
+          <w:sz w:val="20"/>
+          <w:u w:val="none"/>
+        </w:rPr>
+        <w:t xml:space="preserve"> and bazy %}</w:t>
+      </w:r>
+    </w:p>
+    <w:p>
+      <w:pPr>
+        <w:pStyle w:val="Bezodstpw"/>
+        <w:ind w:left="720"/>
+        <w:jc w:val="left"/>
+        <w:rPr>
+          <w:rFonts w:ascii="Bahnschrift SemiBold" w:hAnsi="Bahnschrift SemiBold" w:cs="Arial"/>
+          <w:sz w:val="20"/>
+        </w:rPr>
+      </w:pPr>
+      <w:r>
+        <w:rPr>
+          <w:rFonts w:ascii="Bahnschrift SemiBold" w:hAnsi="Bahnschrift SemiBold" w:cs="Arial"/>
+          <w:b w:val="0"/>
+          <w:sz w:val="20"/>
+          <w:u w:val="none"/>
+        </w:rPr>
+        <w:t xml:space="preserve">{{ </w:t>
+      </w:r>
+      <w:proofErr w:type="spellStart"/>
+      <w:r>
+        <w:rPr>
+          <w:rFonts w:ascii="Bahnschrift SemiBold" w:hAnsi="Bahnschrift SemiBold" w:cs="Arial"/>
+          <w:b w:val="0"/>
+          <w:sz w:val="20"/>
+          <w:u w:val="none"/>
+        </w:rPr>
+        <w:t>bazy_pliki</w:t>
+      </w:r>
+      <w:proofErr w:type="spellEnd"/>
+      <w:r>
+        <w:rPr>
+          <w:rFonts w:ascii="Bahnschrift SemiBold" w:hAnsi="Bahnschrift SemiBold" w:cs="Arial"/>
+          <w:b w:val="0"/>
+          <w:sz w:val="20"/>
+          <w:u w:val="none"/>
+        </w:rPr>
+        <w:t xml:space="preserve"> | </w:t>
+      </w:r>
+      <w:proofErr w:type="spellStart"/>
+      <w:r>
+        <w:rPr>
+          <w:rFonts w:ascii="Bahnschrift SemiBold" w:hAnsi="Bahnschrift SemiBold" w:cs="Arial"/>
+          <w:b w:val="0"/>
+          <w:sz w:val="20"/>
+          <w:u w:val="none"/>
+        </w:rPr>
+        <w:t>join</w:t>
+      </w:r>
+      <w:proofErr w:type="spellEnd"/>
+      <w:r>
+        <w:rPr>
+          <w:rFonts w:ascii="Bahnschrift SemiBold" w:hAnsi="Bahnschrift SemiBold" w:cs="Arial"/>
+          <w:b w:val="0"/>
+          <w:sz w:val="20"/>
+          <w:u w:val="none"/>
+        </w:rPr>
+        <w:t>(', ') }}</w:t>
+      </w:r>
+    </w:p>
+    <w:p>
+      <w:pPr>
+        <w:pStyle w:val="Bezodstpw"/>
+        <w:ind w:left="720"/>
+        <w:jc w:val="left"/>
+        <w:rPr>
+          <w:rFonts w:ascii="Bahnschrift SemiBold" w:hAnsi="Bahnschrift SemiBold" w:cs="Arial"/>
+          <w:sz w:val="20"/>
+          <w:lang w:val="en-US"/>
+        </w:rPr>
+      </w:pPr>
+      <w:r>
+        <w:rPr>
+          <w:rFonts w:ascii="Bahnschrift SemiBold" w:hAnsi="Bahnschrift SemiBold" w:cs="Arial"/>
+          <w:b w:val="0"/>
+          <w:sz w:val="20"/>
+          <w:u w:val="none"/>
+          <w:lang w:val="en-US"/>
+        </w:rPr>
+        <w:t>{%p else %}</w:t>
+      </w:r>
+    </w:p>
+    <w:p>
+      <w:pPr>
+        <w:pStyle w:val="Bezodstpw"/>
+        <w:ind w:left="720"/>
+        <w:jc w:val="left"/>
+        <w:rPr>
+          <w:rFonts w:ascii="Bahnschrift SemiBold" w:hAnsi="Bahnschrift SemiBold" w:cs="Arial"/>
+          <w:sz w:val="20"/>
+          <w:lang w:val="en-US"/>
+        </w:rPr>
+      </w:pPr>
+      <w:proofErr w:type="spellStart"/>
+      <w:r>
+        <w:rPr>
+          <w:rFonts w:ascii="Bahnschrift SemiBold" w:hAnsi="Bahnschrift SemiBold" w:cs="Arial"/>
+          <w:b w:val="0"/>
+          <w:sz w:val="20"/>
+          <w:u w:val="none"/>
+          <w:lang w:val="en-US"/>
+        </w:rPr>
+        <w:t>brak</w:t>
+      </w:r>
+      <w:proofErr w:type="spellEnd"/>
+    </w:p>
+    <w:p>
+      <w:pPr>
+        <w:pStyle w:val="Bezodstpw"/>
+        <w:ind w:left="720"/>
+        <w:jc w:val="left"/>
+        <w:rPr>
+          <w:rFonts w:ascii="Bahnschrift SemiBold" w:hAnsi="Bahnschrift SemiBold" w:cs="Arial"/>
+          <w:sz w:val="20"/>
+          <w:lang w:val="en-US"/>
+        </w:rPr>
+      </w:pPr>
+      <w:r>
+        <w:rPr>
+          <w:rFonts w:ascii="Bahnschrift SemiBold" w:hAnsi="Bahnschrift SemiBold" w:cs="Arial"/>
+          <w:b w:val="0"/>
+          <w:sz w:val="20"/>
+          <w:u w:val="none"/>
+          <w:lang w:val="en-US"/>
+        </w:rPr>
+        <w:t>{%p endif %}</w:t>
+      </w:r>
+    </w:p>
+    <w:p>
+      <w:pPr>
+        <w:pStyle w:val="Bezodstpw"/>
         <w:ind w:firstLine="720"/>
         <w:jc w:val="left"/>
         <w:rPr>
           <w:rFonts w:ascii="Bahnschrift SemiBold" w:hAnsi="Bahnschrift SemiBold" w:cs="Arial"/>
           <w:sz w:val="20"/>
-        </w:rPr>
-      </w:pPr>
-      <w:r>
-        <w:rPr>
-          <w:rFonts w:ascii="Bahnschrift SemiBold" w:hAnsi="Bahnschrift SemiBold" w:cs="Arial"/>
-          <w:sz w:val="20"/>
-        </w:rPr>
-        <w:t xml:space="preserve">{%p </w:t>
-      </w:r>
-      <w:proofErr w:type="spellStart"/>
-      <w:r>
-        <w:rPr>
-          <w:rFonts w:ascii="Bahnschrift SemiBold" w:hAnsi="Bahnschrift SemiBold" w:cs="Arial"/>
-          <w:sz w:val="20"/>
-        </w:rPr>
-        <w:t>if</w:t>
-      </w:r>
-      <w:proofErr w:type="spellEnd"/>
-      <w:r>
-        <w:rPr>
-          <w:rFonts w:ascii="Bahnschrift SemiBold" w:hAnsi="Bahnschrift SemiBold" w:cs="Arial"/>
-          <w:sz w:val="20"/>
-        </w:rPr>
-        <w:t xml:space="preserve"> </w:t>
-      </w:r>
-      <w:proofErr w:type="spellStart"/>
-      <w:r>
-        <w:rPr>
-          <w:rFonts w:ascii="Bahnschrift SemiBold" w:hAnsi="Bahnschrift SemiBold" w:cs="Arial"/>
-          <w:sz w:val="20"/>
-        </w:rPr>
-        <w:t>opis_przebiegu_jest</w:t>
-      </w:r>
-      <w:proofErr w:type="spellEnd"/>
-      <w:r>
-        <w:rPr>
-          <w:rFonts w:ascii="Bahnschrift SemiBold" w:hAnsi="Bahnschrift SemiBold" w:cs="Arial"/>
-          <w:sz w:val="20"/>
-        </w:rPr>
-        <w:t xml:space="preserve"> and bazy %}</w:t>
-      </w:r>
-    </w:p>
-    <w:p>
-      <w:pPr>
-        <w:pStyle w:val="Bezodstpw"/>
-        <w:ind w:firstLine="720"/>
-        <w:jc w:val="left"/>
-        <w:rPr>
-          <w:rFonts w:ascii="Bahnschrift SemiBold" w:hAnsi="Bahnschrift SemiBold" w:cs="Arial"/>
-          <w:sz w:val="20"/>
-        </w:rPr>
-      </w:pPr>
-      <w:r>
-        <w:rPr>
-          <w:rFonts w:ascii="Bahnschrift SemiBold" w:hAnsi="Bahnschrift SemiBold" w:cs="Arial"/>
-          <w:sz w:val="20"/>
-        </w:rPr>
-        <w:t xml:space="preserve">{{ </w:t>
-      </w:r>
-      <w:proofErr w:type="spellStart"/>
-      <w:r>
-        <w:rPr>
-          <w:rFonts w:ascii="Bahnschrift SemiBold" w:hAnsi="Bahnschrift SemiBold" w:cs="Arial"/>
-          <w:sz w:val="20"/>
-        </w:rPr>
-        <w:t>bazy_pliki</w:t>
-      </w:r>
-      <w:proofErr w:type="spellEnd"/>
-      <w:r>
-        <w:rPr>
-          <w:rFonts w:ascii="Bahnschrift SemiBold" w:hAnsi="Bahnschrift SemiBold" w:cs="Arial"/>
-          <w:sz w:val="20"/>
-        </w:rPr>
-        <w:t xml:space="preserve"> | </w:t>
-      </w:r>
-      <w:proofErr w:type="spellStart"/>
-      <w:r>
-        <w:rPr>
-          <w:rFonts w:ascii="Bahnschrift SemiBold" w:hAnsi="Bahnschrift SemiBold" w:cs="Arial"/>
-          <w:sz w:val="20"/>
-        </w:rPr>
-        <w:t>join</w:t>
-      </w:r>
-      <w:proofErr w:type="spellEnd"/>
-      <w:r>
-        <w:rPr>
-          <w:rFonts w:ascii="Bahnschrift SemiBold" w:hAnsi="Bahnschrift SemiBold" w:cs="Arial"/>
-          <w:sz w:val="20"/>
-        </w:rPr>
-        <w:t>(', ') }}</w:t>
-      </w:r>
-    </w:p>
-    <w:p>
-      <w:pPr>
-        <w:pStyle w:val="Bezodstpw"/>
-        <w:ind w:firstLine="720"/>
-        <w:jc w:val="left"/>
-        <w:rPr>
-          <w:rFonts w:ascii="Bahnschrift SemiBold" w:hAnsi="Bahnschrift SemiBold" w:cs="Arial"/>
-          <w:sz w:val="20"/>
           <w:lang w:val="en-US"/>
         </w:rPr>
       </w:pPr>
-      <w:r>
-        <w:rPr>
-          <w:rFonts w:ascii="Bahnschrift SemiBold" w:hAnsi="Bahnschrift SemiBold" w:cs="Arial"/>
-          <w:sz w:val="20"/>
-          <w:lang w:val="en-US"/>
-        </w:rPr>
-        <w:t>{%p else %}</w:t>
-      </w:r>
-    </w:p>
-    <w:p>
-      <w:pPr>
-        <w:pStyle w:val="Bezodstpw"/>
-        <w:ind w:firstLine="720"/>
-        <w:jc w:val="left"/>
-        <w:rPr>
-          <w:rFonts w:ascii="Bahnschrift SemiBold" w:hAnsi="Bahnschrift SemiBold" w:cs="Arial"/>
-          <w:sz w:val="20"/>
-          <w:lang w:val="en-US"/>
-        </w:rPr>
-      </w:pPr>
-      <w:proofErr w:type="spellStart"/>
-      <w:r>
-        <w:rPr>
-          <w:rFonts w:ascii="Bahnschrift SemiBold" w:hAnsi="Bahnschrift SemiBold" w:cs="Arial"/>
-          <w:sz w:val="20"/>
-          <w:lang w:val="en-US"/>
-        </w:rPr>
-        <w:t>brak</w:t>
-      </w:r>
-      <w:proofErr w:type="spellEnd"/>
-    </w:p>
-    <w:p>
-      <w:pPr>
-        <w:pStyle w:val="Bezodstpw"/>
-        <w:ind w:firstLine="720"/>
-        <w:jc w:val="left"/>
-        <w:rPr>
-          <w:rFonts w:ascii="Bahnschrift SemiBold" w:hAnsi="Bahnschrift SemiBold" w:cs="Arial"/>
-          <w:sz w:val="20"/>
-          <w:lang w:val="en-US"/>
-        </w:rPr>
-      </w:pPr>
-      <w:r>
-        <w:rPr>
-          <w:rFonts w:ascii="Bahnschrift SemiBold" w:hAnsi="Bahnschrift SemiBold" w:cs="Arial"/>
-          <w:sz w:val="20"/>
-          <w:lang w:val="en-US"/>
-        </w:rPr>
-        <w:t>{%p endif %}</w:t>
-      </w:r>
-    </w:p>
-    <w:p>
-      <w:pPr>
-        <w:pStyle w:val="Bezodstpw"/>
-        <w:ind w:firstLine="720"/>
-        <w:jc w:val="left"/>
-        <w:rPr>
-          <w:rFonts w:ascii="Bahnschrift SemiBold" w:hAnsi="Bahnschrift SemiBold" w:cs="Arial"/>
-          <w:sz w:val="20"/>
-          <w:lang w:val="en-US"/>
-        </w:rPr>
-      </w:pPr>
-    </w:p>
-    <w:p>
-      <w:pPr>
-        <w:pStyle w:val="Bezodstpw"/>
+    </w:p>
+    <w:p>
+      <w:pPr>
+        <w:pStyle w:val="Bezodstpw"/>
+        <w:keepNext/>
         <w:numPr>
           <w:ilvl w:val="0"/>
           <w:numId w:val="31"/>
@@ -1313,28 +1428,36 @@
       <w:r>
         <w:rPr>
           <w:rFonts w:ascii="Bahnschrift SemiBold" w:hAnsi="Bahnschrift SemiBold" w:cs="Arial"/>
-          <w:sz w:val="20"/>
+          <w:b/>
+          <w:sz w:val="20"/>
+          <w:u w:val="none"/>
         </w:rPr>
         <w:t>Data oraz i</w:t>
       </w:r>
       <w:r>
         <w:rPr>
           <w:rFonts w:ascii="Bahnschrift SemiBold" w:hAnsi="Bahnschrift SemiBold" w:cs="Arial"/>
-          <w:sz w:val="20"/>
+          <w:b/>
+          <w:sz w:val="20"/>
+          <w:u w:val="none"/>
         </w:rPr>
         <w:t xml:space="preserve">mię i nazwisko osoby, która sporządziła </w:t>
       </w:r>
       <w:r>
         <w:rPr>
           <w:rFonts w:ascii="Bahnschrift SemiBold" w:hAnsi="Bahnschrift SemiBold" w:cs="Arial"/>
-          <w:sz w:val="20"/>
+          <w:b/>
+          <w:sz w:val="20"/>
+          <w:u w:val="none"/>
         </w:rPr>
         <w:t>sprawozdanie</w:t>
       </w:r>
       <w:r>
         <w:rPr>
           <w:rFonts w:ascii="Bahnschrift SemiBold" w:hAnsi="Bahnschrift SemiBold" w:cs="Arial"/>
-          <w:sz w:val="20"/>
+          <w:b/>
+          <w:sz w:val="20"/>
+          <w:u w:val="none"/>
         </w:rPr>
         <w:t>:</w:t>
       </w:r>
@@ -1364,17 +1487,19 @@
     <w:p>
       <w:pPr>
         <w:pStyle w:val="Bezodstpw"/>
-        <w:ind w:left="4536" w:firstLine="1134"/>
-        <w:jc w:val="left"/>
-        <w:rPr>
-          <w:rFonts w:ascii="Bahnschrift SemiBold" w:hAnsi="Bahnschrift SemiBold" w:cs="Arial"/>
-          <w:sz w:val="20"/>
-        </w:rPr>
-      </w:pPr>
-      <w:r>
-        <w:rPr>
-          <w:rFonts w:ascii="Bahnschrift SemiBold" w:hAnsi="Bahnschrift SemiBold" w:cs="Arial"/>
-          <w:sz w:val="20"/>
+        <w:ind/>
+        <w:jc w:val="right"/>
+        <w:rPr>
+          <w:rFonts w:ascii="Bahnschrift SemiBold" w:hAnsi="Bahnschrift SemiBold" w:cs="Arial"/>
+          <w:sz w:val="20"/>
+        </w:rPr>
+      </w:pPr>
+      <w:r>
+        <w:rPr>
+          <w:rFonts w:ascii="Bahnschrift SemiBold" w:hAnsi="Bahnschrift SemiBold" w:cs="Arial"/>
+          <w:b w:val="0"/>
+          <w:sz w:val="20"/>
+          <w:u w:val="none"/>
         </w:rPr>
         <w:lastRenderedPageBreak/>
         <w:t xml:space="preserve">Jakub Stania, </w:t>
@@ -1382,7 +1507,9 @@
       <w:r>
         <w:rPr>
           <w:rFonts w:ascii="Bahnschrift SemiBold" w:hAnsi="Bahnschrift SemiBold" w:cs="Arial"/>
-          <w:sz w:val="20"/>
+          <w:b w:val="0"/>
+          <w:sz w:val="20"/>
+          <w:u w:val="none"/>
           <w:lang w:val="en-US"/>
         </w:rPr>
         <w:t xml:space="preserve">{{ </w:t>
@@ -1391,7 +1518,9 @@
       <w:r>
         <w:rPr>
           <w:rFonts w:ascii="Bahnschrift SemiBold" w:hAnsi="Bahnschrift SemiBold" w:cs="Arial"/>
-          <w:sz w:val="20"/>
+          <w:b w:val="0"/>
+          <w:sz w:val="20"/>
+          <w:u w:val="none"/>
           <w:lang w:val="en-US"/>
         </w:rPr>
         <w:t>data_zakonczenia</w:t>
@@ -1400,7 +1529,9 @@
       <w:r>
         <w:rPr>
           <w:rFonts w:ascii="Bahnschrift SemiBold" w:hAnsi="Bahnschrift SemiBold" w:cs="Arial"/>
-          <w:sz w:val="20"/>
+          <w:b w:val="0"/>
+          <w:sz w:val="20"/>
+          <w:u w:val="none"/>
           <w:lang w:val="en-US"/>
         </w:rPr>
         <w:t xml:space="preserve"> }}</w:t>
@@ -3302,9 +3433,9 @@
       <w:jc w:val="both"/>
     </w:pPr>
     <w:rPr>
-      <w:rFonts w:ascii="Century Gothic" w:hAnsi="Century Gothic"/>
+      <w:rFonts w:ascii="Bahnschrift SemiBold" w:hAnsi="Bahnschrift SemiBold"/>
       <w:kern w:val="16"/>
-      <w:sz w:val="22"/>
+      <w:sz w:val="20"/>
     </w:rPr>
   </w:style>
   <w:style w:type="paragraph" w:styleId="Nagwek1">

--- a/szablony/sprawozdanie_techniczne_wzor.docx
+++ b/szablony/sprawozdanie_techniczne_wzor.docx
@@ -20,6 +20,7 @@
             </wp:positionV>
             <wp:extent cx="1800000" cy="586077"/>
             <wp:effectExtent l="0" t="0" r="0" b="0"/>
+            <wp:wrapTopAndBottom/>
             <wp:docPr id="2" name="Obraz 1"/>
             <wp:cNvGraphicFramePr>
               <a:graphicFrameLocks xmlns:a="http://schemas.openxmlformats.org/drawingml/2006/main" noChangeAspect="1"/>
@@ -68,7 +69,6 @@
             <wp14:sizeRelV relativeFrom="page">
               <wp14:pctHeight>0</wp14:pctHeight>
             </wp14:sizeRelV>
-            <wp:wrapTopAndBottom/>
           </wp:anchor>
         </w:drawing>
       </w:r>
@@ -89,10 +89,10 @@
         <w:rPr>
           <w:rFonts w:ascii="Bahnschrift SemiBold" w:hAnsi="Bahnschrift SemiBold" w:cs="Arial"/>
           <w:b/>
+          <w:spacing w:val="12"/>
           <w:sz w:val="28"/>
           <w:szCs w:val="24"/>
           <w:u w:val="none"/>
-          <w:spacing w:val="12"/>
         </w:rPr>
         <w:t>SPRAWOZDANIE TECHNICZNE</w:t>
       </w:r>

--- a/szablony/sprawozdanie_techniczne_wzor.docx
+++ b/szablony/sprawozdanie_techniczne_wzor.docx
@@ -5,7 +5,7 @@
     <w:p>
       <w:r>
         <w:rPr>
-          <w:rFonts w:ascii="Bahnschrift SemiBold" w:hAnsi="Bahnschrift SemiBold"/>
+          <w:rFonts w:ascii="Calibri" w:hAnsi="Calibri"/>
           <w:noProof/>
           <w:sz w:val="12"/>
         </w:rPr>
@@ -37,7 +37,7 @@
                   <pic:blipFill>
                     <a:blip r:embed="rId8" r:link="rId9" cstate="print">
                       <a:extLst>
-                        <a:ext uri="{28A0092B-C50C-407E-A947-70E740481C1C}" cx="1800000" cy="586077">
+                        <a:ext uri="{28A0092B-C50C-407E-A947-70E740481C1C}">
                           <a14:useLocalDpi xmlns:a14="http://schemas.microsoft.com/office/drawing/2010/main" val="0"/>
                         </a:ext>
                       </a:extLst>
@@ -87,7 +87,7 @@
       </w:pPr>
       <w:r>
         <w:rPr>
-          <w:rFonts w:ascii="Bahnschrift SemiBold" w:hAnsi="Bahnschrift SemiBold" w:cs="Arial"/>
+          <w:rFonts w:ascii="Calibri" w:hAnsi="Calibri" w:cs="Arial"/>
           <w:b/>
           <w:spacing w:val="12"/>
           <w:sz w:val="28"/>
@@ -146,7 +146,7 @@
       </w:pPr>
       <w:r>
         <w:rPr>
-          <w:rFonts w:ascii="Bahnschrift SemiBold" w:hAnsi="Bahnschrift SemiBold" w:cs="Arial"/>
+          <w:rFonts w:ascii="Calibri" w:hAnsi="Calibri" w:cs="Arial"/>
           <w:b/>
           <w:sz w:val="20"/>
           <w:u w:val="none"/>
@@ -167,7 +167,7 @@
       </w:pPr>
       <w:r>
         <w:rPr>
-          <w:rFonts w:ascii="Bahnschrift SemiBold" w:hAnsi="Bahnschrift SemiBold" w:cs="Arial"/>
+          <w:rFonts w:ascii="Calibri" w:hAnsi="Calibri" w:cs="Arial"/>
           <w:b w:val="0"/>
           <w:sz w:val="20"/>
           <w:u w:val="none"/>
@@ -177,7 +177,7 @@
       <w:proofErr w:type="spellStart"/>
       <w:r>
         <w:rPr>
-          <w:rFonts w:ascii="Bahnschrift SemiBold" w:hAnsi="Bahnschrift SemiBold" w:cs="Arial"/>
+          <w:rFonts w:ascii="Calibri" w:hAnsi="Calibri" w:cs="Arial"/>
           <w:b w:val="0"/>
           <w:sz w:val="20"/>
           <w:u w:val="none"/>
@@ -187,7 +187,7 @@
       <w:proofErr w:type="spellEnd"/>
       <w:r>
         <w:rPr>
-          <w:rFonts w:ascii="Bahnschrift SemiBold" w:hAnsi="Bahnschrift SemiBold" w:cs="Arial"/>
+          <w:rFonts w:ascii="Calibri" w:hAnsi="Calibri" w:cs="Arial"/>
           <w:b w:val="0"/>
           <w:sz w:val="20"/>
           <w:u w:val="none"/>
@@ -221,7 +221,7 @@
       </w:pPr>
       <w:r>
         <w:rPr>
-          <w:rFonts w:ascii="Bahnschrift SemiBold" w:hAnsi="Bahnschrift SemiBold" w:cs="Arial"/>
+          <w:rFonts w:ascii="Calibri" w:hAnsi="Calibri" w:cs="Arial"/>
           <w:b/>
           <w:sz w:val="20"/>
           <w:u w:val="none"/>
@@ -241,7 +241,7 @@
       </w:pPr>
       <w:r>
         <w:rPr>
-          <w:rFonts w:ascii="Bahnschrift SemiBold" w:hAnsi="Bahnschrift SemiBold" w:cs="Arial"/>
+          <w:rFonts w:ascii="Calibri" w:hAnsi="Calibri" w:cs="Arial"/>
           <w:b/>
           <w:color w:val="FF0000"/>
           <w:sz w:val="20"/>
@@ -252,7 +252,7 @@
       <w:proofErr w:type="spellStart"/>
       <w:r>
         <w:rPr>
-          <w:rFonts w:ascii="Bahnschrift SemiBold" w:hAnsi="Bahnschrift SemiBold" w:cs="Arial"/>
+          <w:rFonts w:ascii="Calibri" w:hAnsi="Calibri" w:cs="Arial"/>
           <w:b/>
           <w:color w:val="FF0000"/>
           <w:sz w:val="20"/>
@@ -263,7 +263,7 @@
       <w:proofErr w:type="spellEnd"/>
       <w:r>
         <w:rPr>
-          <w:rFonts w:ascii="Bahnschrift SemiBold" w:hAnsi="Bahnschrift SemiBold" w:cs="Arial"/>
+          <w:rFonts w:ascii="Calibri" w:hAnsi="Calibri" w:cs="Arial"/>
           <w:b/>
           <w:color w:val="FF0000"/>
           <w:sz w:val="20"/>
@@ -299,7 +299,7 @@
       </w:pPr>
       <w:r>
         <w:rPr>
-          <w:rFonts w:ascii="Bahnschrift SemiBold" w:hAnsi="Bahnschrift SemiBold" w:cs="Arial"/>
+          <w:rFonts w:ascii="Calibri" w:hAnsi="Calibri" w:cs="Arial"/>
           <w:b/>
           <w:sz w:val="20"/>
           <w:u w:val="none"/>
@@ -320,7 +320,7 @@
       <w:proofErr w:type="spellStart"/>
       <w:r>
         <w:rPr>
-          <w:rFonts w:ascii="Bahnschrift SemiBold" w:hAnsi="Bahnschrift SemiBold" w:cs="Arial"/>
+          <w:rFonts w:ascii="Calibri" w:hAnsi="Calibri" w:cs="Arial"/>
           <w:b w:val="0"/>
           <w:sz w:val="20"/>
           <w:u w:val="none"/>
@@ -330,7 +330,7 @@
       <w:proofErr w:type="spellEnd"/>
       <w:r>
         <w:rPr>
-          <w:rFonts w:ascii="Bahnschrift SemiBold" w:hAnsi="Bahnschrift SemiBold" w:cs="Arial"/>
+          <w:rFonts w:ascii="Calibri" w:hAnsi="Calibri" w:cs="Arial"/>
           <w:b w:val="0"/>
           <w:sz w:val="20"/>
           <w:u w:val="none"/>
@@ -350,7 +350,7 @@
       </w:pPr>
       <w:r>
         <w:rPr>
-          <w:rFonts w:ascii="Bahnschrift SemiBold" w:hAnsi="Bahnschrift SemiBold" w:cs="Arial"/>
+          <w:rFonts w:ascii="Calibri" w:hAnsi="Calibri" w:cs="Arial"/>
           <w:b w:val="0"/>
           <w:sz w:val="20"/>
           <w:u w:val="none"/>
@@ -370,7 +370,7 @@
       </w:pPr>
       <w:r>
         <w:rPr>
-          <w:rFonts w:ascii="Bahnschrift SemiBold" w:hAnsi="Bahnschrift SemiBold" w:cs="Arial"/>
+          <w:rFonts w:ascii="Calibri" w:hAnsi="Calibri" w:cs="Arial"/>
           <w:b w:val="0"/>
           <w:sz w:val="20"/>
           <w:u w:val="none"/>
@@ -405,7 +405,7 @@
       </w:pPr>
       <w:r>
         <w:rPr>
-          <w:rFonts w:ascii="Bahnschrift SemiBold" w:hAnsi="Bahnschrift SemiBold" w:cs="Arial"/>
+          <w:rFonts w:ascii="Calibri" w:hAnsi="Calibri" w:cs="Arial"/>
           <w:b/>
           <w:sz w:val="20"/>
           <w:u w:val="none"/>
@@ -425,7 +425,7 @@
       </w:pPr>
       <w:r>
         <w:rPr>
-          <w:rFonts w:ascii="Bahnschrift SemiBold" w:hAnsi="Bahnschrift SemiBold" w:cs="Arial"/>
+          <w:rFonts w:ascii="Calibri" w:hAnsi="Calibri" w:cs="Arial"/>
           <w:b w:val="0"/>
           <w:sz w:val="20"/>
           <w:u w:val="none"/>
@@ -444,35 +444,35 @@
       </w:pPr>
       <w:r>
         <w:rPr>
-          <w:rFonts w:ascii="Bahnschrift SemiBold" w:hAnsi="Bahnschrift SemiBold" w:cs="Arial"/>
+          <w:rFonts w:ascii="Calibri" w:hAnsi="Calibri" w:cs="Arial"/>
           <w:sz w:val="12"/>
         </w:rPr>
         <w:tab/>
       </w:r>
       <w:r>
         <w:rPr>
-          <w:rFonts w:ascii="Bahnschrift SemiBold" w:hAnsi="Bahnschrift SemiBold" w:cs="Arial"/>
+          <w:rFonts w:ascii="Calibri" w:hAnsi="Calibri" w:cs="Arial"/>
           <w:sz w:val="12"/>
         </w:rPr>
         <w:tab/>
       </w:r>
       <w:r>
         <w:rPr>
-          <w:rFonts w:ascii="Bahnschrift SemiBold" w:hAnsi="Bahnschrift SemiBold" w:cs="Arial"/>
+          <w:rFonts w:ascii="Calibri" w:hAnsi="Calibri" w:cs="Arial"/>
           <w:sz w:val="12"/>
         </w:rPr>
         <w:tab/>
       </w:r>
       <w:r>
         <w:rPr>
-          <w:rFonts w:ascii="Bahnschrift SemiBold" w:hAnsi="Bahnschrift SemiBold" w:cs="Arial"/>
+          <w:rFonts w:ascii="Calibri" w:hAnsi="Calibri" w:cs="Arial"/>
           <w:sz w:val="12"/>
         </w:rPr>
         <w:tab/>
       </w:r>
       <w:r>
         <w:rPr>
-          <w:rFonts w:ascii="Bahnschrift SemiBold" w:hAnsi="Bahnschrift SemiBold" w:cs="Arial"/>
+          <w:rFonts w:ascii="Calibri" w:hAnsi="Calibri" w:cs="Arial"/>
           <w:sz w:val="12"/>
         </w:rPr>
         <w:tab/>
@@ -494,7 +494,7 @@
       </w:pPr>
       <w:r>
         <w:rPr>
-          <w:rFonts w:ascii="Bahnschrift SemiBold" w:hAnsi="Bahnschrift SemiBold" w:cs="Arial"/>
+          <w:rFonts w:ascii="Calibri" w:hAnsi="Calibri" w:cs="Arial"/>
           <w:b/>
           <w:sz w:val="20"/>
           <w:u w:val="none"/>
@@ -514,7 +514,7 @@
       </w:pPr>
       <w:r>
         <w:rPr>
-          <w:rFonts w:ascii="Bahnschrift SemiBold" w:hAnsi="Bahnschrift SemiBold" w:cs="Arial"/>
+          <w:rFonts w:ascii="Calibri" w:hAnsi="Calibri" w:cs="Arial"/>
           <w:b w:val="0"/>
           <w:sz w:val="20"/>
           <w:u w:val="none"/>
@@ -549,7 +549,7 @@
       </w:pPr>
       <w:r>
         <w:rPr>
-          <w:rFonts w:ascii="Bahnschrift SemiBold" w:hAnsi="Bahnschrift SemiBold" w:cs="Arial"/>
+          <w:rFonts w:ascii="Calibri" w:hAnsi="Calibri" w:cs="Arial"/>
           <w:b/>
           <w:sz w:val="20"/>
           <w:u w:val="none"/>
@@ -569,7 +569,7 @@
       </w:pPr>
       <w:r>
         <w:rPr>
-          <w:rFonts w:ascii="Bahnschrift SemiBold" w:hAnsi="Bahnschrift SemiBold" w:cs="Arial"/>
+          <w:rFonts w:ascii="Calibri" w:hAnsi="Calibri" w:cs="Arial"/>
           <w:b w:val="0"/>
           <w:sz w:val="20"/>
           <w:u w:val="none"/>
@@ -579,7 +579,7 @@
       <w:proofErr w:type="spellStart"/>
       <w:r>
         <w:rPr>
-          <w:rFonts w:ascii="Bahnschrift SemiBold" w:hAnsi="Bahnschrift SemiBold" w:cs="Arial"/>
+          <w:rFonts w:ascii="Calibri" w:hAnsi="Calibri" w:cs="Arial"/>
           <w:b w:val="0"/>
           <w:sz w:val="20"/>
           <w:u w:val="none"/>
@@ -589,7 +589,7 @@
       <w:proofErr w:type="spellEnd"/>
       <w:r>
         <w:rPr>
-          <w:rFonts w:ascii="Bahnschrift SemiBold" w:hAnsi="Bahnschrift SemiBold" w:cs="Arial"/>
+          <w:rFonts w:ascii="Calibri" w:hAnsi="Calibri" w:cs="Arial"/>
           <w:b w:val="0"/>
           <w:sz w:val="20"/>
           <w:u w:val="none"/>
@@ -599,7 +599,7 @@
       <w:proofErr w:type="spellStart"/>
       <w:r>
         <w:rPr>
-          <w:rFonts w:ascii="Bahnschrift SemiBold" w:hAnsi="Bahnschrift SemiBold" w:cs="Arial"/>
+          <w:rFonts w:ascii="Calibri" w:hAnsi="Calibri" w:cs="Arial"/>
           <w:b w:val="0"/>
           <w:sz w:val="20"/>
           <w:u w:val="none"/>
@@ -609,7 +609,7 @@
       <w:proofErr w:type="spellEnd"/>
       <w:r>
         <w:rPr>
-          <w:rFonts w:ascii="Bahnschrift SemiBold" w:hAnsi="Bahnschrift SemiBold" w:cs="Arial"/>
+          <w:rFonts w:ascii="Calibri" w:hAnsi="Calibri" w:cs="Arial"/>
           <w:b w:val="0"/>
           <w:sz w:val="20"/>
           <w:u w:val="none"/>
@@ -628,7 +628,7 @@
       </w:pPr>
       <w:r>
         <w:rPr>
-          <w:rFonts w:ascii="Bahnschrift SemiBold" w:hAnsi="Bahnschrift SemiBold" w:cs="Arial"/>
+          <w:rFonts w:ascii="Calibri" w:hAnsi="Calibri" w:cs="Arial"/>
           <w:sz w:val="12"/>
         </w:rPr>
         <w:tab/>
@@ -650,7 +650,7 @@
       </w:pPr>
       <w:r>
         <w:rPr>
-          <w:rFonts w:ascii="Bahnschrift SemiBold" w:hAnsi="Bahnschrift SemiBold" w:cs="Arial"/>
+          <w:rFonts w:ascii="Calibri" w:hAnsi="Calibri" w:cs="Arial"/>
           <w:b/>
           <w:sz w:val="20"/>
           <w:u w:val="none"/>
@@ -679,7 +679,7 @@
       </w:pPr>
       <w:r>
         <w:rPr>
-          <w:rFonts w:ascii="Bahnschrift SemiBold" w:hAnsi="Bahnschrift SemiBold" w:cs="Arial"/>
+          <w:rFonts w:ascii="Calibri" w:hAnsi="Calibri" w:cs="Arial"/>
           <w:b w:val="0"/>
           <w:sz w:val="20"/>
           <w:u w:val="none"/>
@@ -689,7 +689,7 @@
       <w:proofErr w:type="spellStart"/>
       <w:r>
         <w:rPr>
-          <w:rFonts w:ascii="Bahnschrift SemiBold" w:hAnsi="Bahnschrift SemiBold" w:cs="Arial"/>
+          <w:rFonts w:ascii="Calibri" w:hAnsi="Calibri" w:cs="Arial"/>
           <w:b w:val="0"/>
           <w:sz w:val="20"/>
           <w:u w:val="none"/>
@@ -699,7 +699,7 @@
       <w:proofErr w:type="spellEnd"/>
       <w:r>
         <w:rPr>
-          <w:rFonts w:ascii="Bahnschrift SemiBold" w:hAnsi="Bahnschrift SemiBold" w:cs="Arial"/>
+          <w:rFonts w:ascii="Calibri" w:hAnsi="Calibri" w:cs="Arial"/>
           <w:b w:val="0"/>
           <w:sz w:val="20"/>
           <w:u w:val="none"/>
@@ -709,7 +709,7 @@
       <w:proofErr w:type="spellStart"/>
       <w:r>
         <w:rPr>
-          <w:rFonts w:ascii="Bahnschrift SemiBold" w:hAnsi="Bahnschrift SemiBold" w:cs="Arial"/>
+          <w:rFonts w:ascii="Calibri" w:hAnsi="Calibri" w:cs="Arial"/>
           <w:b w:val="0"/>
           <w:sz w:val="20"/>
           <w:u w:val="none"/>
@@ -719,7 +719,7 @@
       <w:proofErr w:type="spellEnd"/>
       <w:r>
         <w:rPr>
-          <w:rFonts w:ascii="Bahnschrift SemiBold" w:hAnsi="Bahnschrift SemiBold" w:cs="Arial"/>
+          <w:rFonts w:ascii="Calibri" w:hAnsi="Calibri" w:cs="Arial"/>
           <w:b w:val="0"/>
           <w:sz w:val="20"/>
           <w:u w:val="none"/>
@@ -739,7 +739,7 @@
       </w:pPr>
       <w:r>
         <w:rPr>
-          <w:rFonts w:ascii="Bahnschrift SemiBold" w:hAnsi="Bahnschrift SemiBold" w:cs="Arial"/>
+          <w:rFonts w:ascii="Calibri" w:hAnsi="Calibri" w:cs="Arial"/>
           <w:b w:val="0"/>
           <w:sz w:val="20"/>
           <w:u w:val="none"/>
@@ -748,7 +748,7 @@
       </w:r>
       <w:r>
         <w:rPr>
-          <w:rFonts w:ascii="Bahnschrift SemiBold" w:hAnsi="Bahnschrift SemiBold" w:cs="Arial"/>
+          <w:rFonts w:ascii="Calibri" w:hAnsi="Calibri" w:cs="Arial"/>
           <w:b w:val="0"/>
           <w:sz w:val="20"/>
           <w:u w:val="none"/>
@@ -759,7 +759,7 @@
       <w:proofErr w:type="spellStart"/>
       <w:r>
         <w:rPr>
-          <w:rFonts w:ascii="Bahnschrift SemiBold" w:hAnsi="Bahnschrift SemiBold" w:cs="Arial"/>
+          <w:rFonts w:ascii="Calibri" w:hAnsi="Calibri" w:cs="Arial"/>
           <w:b w:val="0"/>
           <w:sz w:val="20"/>
           <w:u w:val="none"/>
@@ -769,7 +769,7 @@
       <w:proofErr w:type="spellEnd"/>
       <w:r>
         <w:rPr>
-          <w:rFonts w:ascii="Bahnschrift SemiBold" w:hAnsi="Bahnschrift SemiBold" w:cs="Arial"/>
+          <w:rFonts w:ascii="Calibri" w:hAnsi="Calibri" w:cs="Arial"/>
           <w:b w:val="0"/>
           <w:sz w:val="20"/>
           <w:u w:val="none"/>
@@ -789,7 +789,7 @@
       </w:pPr>
       <w:r>
         <w:rPr>
-          <w:rFonts w:ascii="Bahnschrift SemiBold" w:hAnsi="Bahnschrift SemiBold" w:cs="Arial"/>
+          <w:rFonts w:ascii="Calibri" w:hAnsi="Calibri" w:cs="Arial"/>
           <w:b w:val="0"/>
           <w:sz w:val="20"/>
           <w:u w:val="none"/>
@@ -798,7 +798,7 @@
       </w:r>
       <w:r>
         <w:rPr>
-          <w:rFonts w:ascii="Bahnschrift SemiBold" w:hAnsi="Bahnschrift SemiBold" w:cs="Arial"/>
+          <w:rFonts w:ascii="Calibri" w:hAnsi="Calibri" w:cs="Arial"/>
           <w:b w:val="0"/>
           <w:sz w:val="20"/>
           <w:u w:val="none"/>
@@ -807,7 +807,7 @@
       </w:r>
       <w:r>
         <w:rPr>
-          <w:rFonts w:ascii="Bahnschrift SemiBold" w:hAnsi="Bahnschrift SemiBold" w:cs="Arial"/>
+          <w:rFonts w:ascii="Calibri" w:hAnsi="Calibri" w:cs="Arial"/>
           <w:b w:val="0"/>
           <w:sz w:val="20"/>
           <w:u w:val="none"/>
@@ -816,7 +816,7 @@
       </w:r>
       <w:r>
         <w:rPr>
-          <w:rFonts w:ascii="Bahnschrift SemiBold" w:hAnsi="Bahnschrift SemiBold" w:cs="Arial"/>
+          <w:rFonts w:ascii="Calibri" w:hAnsi="Calibri" w:cs="Arial"/>
           <w:b w:val="0"/>
           <w:sz w:val="20"/>
           <w:u w:val="none"/>
@@ -847,7 +847,7 @@
       </w:pPr>
       <w:r>
         <w:rPr>
-          <w:rFonts w:ascii="Bahnschrift SemiBold" w:hAnsi="Bahnschrift SemiBold" w:cs="Arial"/>
+          <w:rFonts w:ascii="Calibri" w:hAnsi="Calibri" w:cs="Arial"/>
           <w:b/>
           <w:sz w:val="20"/>
           <w:u w:val="none"/>
@@ -867,7 +867,7 @@
       </w:pPr>
       <w:r>
         <w:rPr>
-          <w:rFonts w:ascii="Bahnschrift SemiBold" w:hAnsi="Bahnschrift SemiBold" w:cs="Arial"/>
+          <w:rFonts w:ascii="Calibri" w:hAnsi="Calibri" w:cs="Arial"/>
           <w:b w:val="0"/>
           <w:sz w:val="20"/>
           <w:u w:val="none"/>
@@ -876,7 +876,7 @@
       </w:r>
       <w:r>
         <w:rPr>
-          <w:rFonts w:ascii="Bahnschrift SemiBold" w:hAnsi="Bahnschrift SemiBold" w:cs="Arial"/>
+          <w:rFonts w:ascii="Calibri" w:hAnsi="Calibri" w:cs="Arial"/>
           <w:b w:val="0"/>
           <w:sz w:val="20"/>
           <w:u w:val="none"/>
@@ -885,7 +885,7 @@
       </w:r>
       <w:r>
         <w:rPr>
-          <w:rFonts w:ascii="Bahnschrift SemiBold" w:hAnsi="Bahnschrift SemiBold" w:cs="Arial"/>
+          <w:rFonts w:ascii="Calibri" w:hAnsi="Calibri" w:cs="Arial"/>
           <w:b w:val="0"/>
           <w:sz w:val="20"/>
           <w:u w:val="none"/>
@@ -894,7 +894,7 @@
       </w:r>
       <w:r>
         <w:rPr>
-          <w:rFonts w:ascii="Bahnschrift SemiBold" w:hAnsi="Bahnschrift SemiBold" w:cs="Arial"/>
+          <w:rFonts w:ascii="Calibri" w:hAnsi="Calibri" w:cs="Arial"/>
           <w:b w:val="0"/>
           <w:sz w:val="20"/>
           <w:u w:val="none"/>
@@ -903,7 +903,7 @@
       </w:r>
       <w:r>
         <w:rPr>
-          <w:rFonts w:ascii="Bahnschrift SemiBold" w:hAnsi="Bahnschrift SemiBold" w:cs="Arial"/>
+          <w:rFonts w:ascii="Calibri" w:hAnsi="Calibri" w:cs="Arial"/>
           <w:b w:val="0"/>
           <w:sz w:val="20"/>
           <w:u w:val="none"/>
@@ -912,7 +912,7 @@
       </w:r>
       <w:r>
         <w:rPr>
-          <w:rFonts w:ascii="Bahnschrift SemiBold" w:hAnsi="Bahnschrift SemiBold" w:cs="Arial"/>
+          <w:rFonts w:ascii="Calibri" w:hAnsi="Calibri" w:cs="Arial"/>
           <w:b w:val="0"/>
           <w:sz w:val="20"/>
           <w:u w:val="none"/>
@@ -921,7 +921,7 @@
       </w:r>
       <w:r>
         <w:rPr>
-          <w:rFonts w:ascii="Bahnschrift SemiBold" w:hAnsi="Bahnschrift SemiBold" w:cs="Arial"/>
+          <w:rFonts w:ascii="Calibri" w:hAnsi="Calibri" w:cs="Arial"/>
           <w:b w:val="0"/>
           <w:sz w:val="20"/>
           <w:u w:val="none"/>
@@ -930,7 +930,7 @@
       </w:r>
       <w:r>
         <w:rPr>
-          <w:rFonts w:ascii="Bahnschrift SemiBold" w:hAnsi="Bahnschrift SemiBold" w:cs="Arial"/>
+          <w:rFonts w:ascii="Calibri" w:hAnsi="Calibri" w:cs="Arial"/>
           <w:b w:val="0"/>
           <w:sz w:val="20"/>
           <w:u w:val="none"/>
@@ -939,7 +939,7 @@
       </w:r>
       <w:r>
         <w:rPr>
-          <w:rFonts w:ascii="Bahnschrift SemiBold" w:hAnsi="Bahnschrift SemiBold" w:cs="Arial"/>
+          <w:rFonts w:ascii="Calibri" w:hAnsi="Calibri" w:cs="Arial"/>
           <w:b w:val="0"/>
           <w:sz w:val="20"/>
           <w:u w:val="none"/>
@@ -948,7 +948,7 @@
       </w:r>
       <w:r>
         <w:rPr>
-          <w:rFonts w:ascii="Bahnschrift SemiBold" w:hAnsi="Bahnschrift SemiBold" w:cs="Arial"/>
+          <w:rFonts w:ascii="Calibri" w:hAnsi="Calibri" w:cs="Arial"/>
           <w:b w:val="0"/>
           <w:sz w:val="20"/>
           <w:u w:val="none"/>
@@ -957,7 +957,7 @@
       </w:r>
       <w:r>
         <w:rPr>
-          <w:rFonts w:ascii="Bahnschrift SemiBold" w:hAnsi="Bahnschrift SemiBold" w:cs="Arial"/>
+          <w:rFonts w:ascii="Calibri" w:hAnsi="Calibri" w:cs="Arial"/>
           <w:b w:val="0"/>
           <w:sz w:val="20"/>
           <w:u w:val="none"/>
@@ -966,7 +966,7 @@
       </w:r>
       <w:r>
         <w:rPr>
-          <w:rFonts w:ascii="Bahnschrift SemiBold" w:hAnsi="Bahnschrift SemiBold" w:cs="Arial"/>
+          <w:rFonts w:ascii="Calibri" w:hAnsi="Calibri" w:cs="Arial"/>
           <w:b w:val="0"/>
           <w:sz w:val="20"/>
           <w:u w:val="none"/>
@@ -975,7 +975,7 @@
       </w:r>
       <w:r>
         <w:rPr>
-          <w:rFonts w:ascii="Bahnschrift SemiBold" w:hAnsi="Bahnschrift SemiBold" w:cs="Arial"/>
+          <w:rFonts w:ascii="Calibri" w:hAnsi="Calibri" w:cs="Arial"/>
           <w:b w:val="0"/>
           <w:sz w:val="20"/>
           <w:u w:val="none"/>
@@ -984,7 +984,7 @@
       </w:r>
       <w:r>
         <w:rPr>
-          <w:rFonts w:ascii="Bahnschrift SemiBold" w:hAnsi="Bahnschrift SemiBold" w:cs="Arial"/>
+          <w:rFonts w:ascii="Calibri" w:hAnsi="Calibri" w:cs="Arial"/>
           <w:b w:val="0"/>
           <w:sz w:val="20"/>
           <w:u w:val="none"/>
@@ -993,7 +993,7 @@
       </w:r>
       <w:r>
         <w:rPr>
-          <w:rFonts w:ascii="Bahnschrift SemiBold" w:hAnsi="Bahnschrift SemiBold" w:cs="Arial"/>
+          <w:rFonts w:ascii="Calibri" w:hAnsi="Calibri" w:cs="Arial"/>
           <w:b w:val="0"/>
           <w:sz w:val="20"/>
           <w:u w:val="none"/>
@@ -1002,7 +1002,7 @@
       </w:r>
       <w:r>
         <w:rPr>
-          <w:rFonts w:ascii="Bahnschrift SemiBold" w:hAnsi="Bahnschrift SemiBold" w:cs="Arial"/>
+          <w:rFonts w:ascii="Calibri" w:hAnsi="Calibri" w:cs="Arial"/>
           <w:b w:val="0"/>
           <w:sz w:val="20"/>
           <w:u w:val="none"/>
@@ -1011,7 +1011,7 @@
       </w:r>
       <w:r>
         <w:rPr>
-          <w:rFonts w:ascii="Bahnschrift SemiBold" w:hAnsi="Bahnschrift SemiBold" w:cs="Arial"/>
+          <w:rFonts w:ascii="Calibri" w:hAnsi="Calibri" w:cs="Arial"/>
           <w:b w:val="0"/>
           <w:sz w:val="20"/>
           <w:u w:val="none"/>
@@ -1041,7 +1041,7 @@
       </w:pPr>
       <w:r>
         <w:rPr>
-          <w:rFonts w:ascii="Bahnschrift SemiBold" w:hAnsi="Bahnschrift SemiBold" w:cs="Arial"/>
+          <w:rFonts w:ascii="Calibri" w:hAnsi="Calibri" w:cs="Arial"/>
           <w:b w:val="0"/>
           <w:sz w:val="20"/>
           <w:u w:val="none"/>
@@ -1051,7 +1051,7 @@
       <w:proofErr w:type="spellStart"/>
       <w:r>
         <w:rPr>
-          <w:rFonts w:ascii="Bahnschrift SemiBold" w:hAnsi="Bahnschrift SemiBold" w:cs="Arial"/>
+          <w:rFonts w:ascii="Calibri" w:hAnsi="Calibri" w:cs="Arial"/>
           <w:b w:val="0"/>
           <w:sz w:val="20"/>
           <w:u w:val="none"/>
@@ -1061,7 +1061,7 @@
       <w:proofErr w:type="spellEnd"/>
       <w:r>
         <w:rPr>
-          <w:rFonts w:ascii="Bahnschrift SemiBold" w:hAnsi="Bahnschrift SemiBold" w:cs="Arial"/>
+          <w:rFonts w:ascii="Calibri" w:hAnsi="Calibri" w:cs="Arial"/>
           <w:b w:val="0"/>
           <w:sz w:val="20"/>
           <w:u w:val="none"/>
@@ -1080,7 +1080,7 @@
       </w:pPr>
       <w:r>
         <w:rPr>
-          <w:rFonts w:ascii="Bahnschrift SemiBold" w:hAnsi="Bahnschrift SemiBold" w:cs="Arial"/>
+          <w:rFonts w:ascii="Calibri" w:hAnsi="Calibri" w:cs="Arial"/>
           <w:b w:val="0"/>
           <w:sz w:val="20"/>
           <w:u w:val="none"/>
@@ -1090,7 +1090,7 @@
       <w:proofErr w:type="spellStart"/>
       <w:r>
         <w:rPr>
-          <w:rFonts w:ascii="Bahnschrift SemiBold" w:hAnsi="Bahnschrift SemiBold" w:cs="Arial"/>
+          <w:rFonts w:ascii="Calibri" w:hAnsi="Calibri" w:cs="Arial"/>
           <w:b w:val="0"/>
           <w:sz w:val="20"/>
           <w:u w:val="none"/>
@@ -1100,7 +1100,7 @@
       <w:proofErr w:type="spellEnd"/>
       <w:r>
         <w:rPr>
-          <w:rFonts w:ascii="Bahnschrift SemiBold" w:hAnsi="Bahnschrift SemiBold" w:cs="Arial"/>
+          <w:rFonts w:ascii="Calibri" w:hAnsi="Calibri" w:cs="Arial"/>
           <w:b w:val="0"/>
           <w:sz w:val="20"/>
           <w:u w:val="none"/>
@@ -1119,7 +1119,7 @@
       </w:pPr>
       <w:r>
         <w:rPr>
-          <w:rFonts w:ascii="Bahnschrift SemiBold" w:hAnsi="Bahnschrift SemiBold" w:cs="Arial"/>
+          <w:rFonts w:ascii="Calibri" w:hAnsi="Calibri" w:cs="Arial"/>
           <w:b w:val="0"/>
           <w:sz w:val="20"/>
           <w:u w:val="none"/>
@@ -1138,7 +1138,7 @@
       </w:pPr>
       <w:r>
         <w:rPr>
-          <w:rFonts w:ascii="Bahnschrift SemiBold" w:hAnsi="Bahnschrift SemiBold" w:cs="Arial"/>
+          <w:rFonts w:ascii="Calibri" w:hAnsi="Calibri" w:cs="Arial"/>
           <w:b w:val="0"/>
           <w:sz w:val="20"/>
           <w:u w:val="none"/>
@@ -1148,7 +1148,7 @@
       <w:proofErr w:type="spellStart"/>
       <w:r>
         <w:rPr>
-          <w:rFonts w:ascii="Bahnschrift SemiBold" w:hAnsi="Bahnschrift SemiBold" w:cs="Arial"/>
+          <w:rFonts w:ascii="Calibri" w:hAnsi="Calibri" w:cs="Arial"/>
           <w:b w:val="0"/>
           <w:sz w:val="20"/>
           <w:u w:val="none"/>
@@ -1158,7 +1158,7 @@
       <w:proofErr w:type="spellEnd"/>
       <w:r>
         <w:rPr>
-          <w:rFonts w:ascii="Bahnschrift SemiBold" w:hAnsi="Bahnschrift SemiBold" w:cs="Arial"/>
+          <w:rFonts w:ascii="Calibri" w:hAnsi="Calibri" w:cs="Arial"/>
           <w:b w:val="0"/>
           <w:sz w:val="20"/>
           <w:u w:val="none"/>
@@ -1192,7 +1192,7 @@
       </w:pPr>
       <w:r>
         <w:rPr>
-          <w:rFonts w:ascii="Bahnschrift SemiBold" w:hAnsi="Bahnschrift SemiBold" w:cs="Arial"/>
+          <w:rFonts w:ascii="Calibri" w:hAnsi="Calibri" w:cs="Arial"/>
           <w:b/>
           <w:sz w:val="20"/>
           <w:u w:val="none"/>
@@ -1223,7 +1223,7 @@
       </w:pPr>
       <w:r>
         <w:rPr>
-          <w:rFonts w:ascii="Bahnschrift SemiBold" w:hAnsi="Bahnschrift SemiBold" w:cs="Arial"/>
+          <w:rFonts w:ascii="Calibri" w:hAnsi="Calibri" w:cs="Arial"/>
           <w:b w:val="0"/>
           <w:sz w:val="20"/>
           <w:u w:val="none"/>
@@ -1233,7 +1233,7 @@
       <w:proofErr w:type="spellStart"/>
       <w:r>
         <w:rPr>
-          <w:rFonts w:ascii="Bahnschrift SemiBold" w:hAnsi="Bahnschrift SemiBold" w:cs="Arial"/>
+          <w:rFonts w:ascii="Calibri" w:hAnsi="Calibri" w:cs="Arial"/>
           <w:b w:val="0"/>
           <w:sz w:val="20"/>
           <w:u w:val="none"/>
@@ -1243,7 +1243,7 @@
       <w:proofErr w:type="spellEnd"/>
       <w:r>
         <w:rPr>
-          <w:rFonts w:ascii="Bahnschrift SemiBold" w:hAnsi="Bahnschrift SemiBold" w:cs="Arial"/>
+          <w:rFonts w:ascii="Calibri" w:hAnsi="Calibri" w:cs="Arial"/>
           <w:b w:val="0"/>
           <w:sz w:val="20"/>
           <w:u w:val="none"/>
@@ -1253,7 +1253,7 @@
       <w:proofErr w:type="spellStart"/>
       <w:r>
         <w:rPr>
-          <w:rFonts w:ascii="Bahnschrift SemiBold" w:hAnsi="Bahnschrift SemiBold" w:cs="Arial"/>
+          <w:rFonts w:ascii="Calibri" w:hAnsi="Calibri" w:cs="Arial"/>
           <w:b w:val="0"/>
           <w:sz w:val="20"/>
           <w:u w:val="none"/>
@@ -1263,7 +1263,7 @@
       <w:proofErr w:type="spellEnd"/>
       <w:r>
         <w:rPr>
-          <w:rFonts w:ascii="Bahnschrift SemiBold" w:hAnsi="Bahnschrift SemiBold" w:cs="Arial"/>
+          <w:rFonts w:ascii="Calibri" w:hAnsi="Calibri" w:cs="Arial"/>
           <w:b w:val="0"/>
           <w:sz w:val="20"/>
           <w:u w:val="none"/>
@@ -1283,7 +1283,7 @@
       </w:pPr>
       <w:r>
         <w:rPr>
-          <w:rFonts w:ascii="Bahnschrift SemiBold" w:hAnsi="Bahnschrift SemiBold" w:cs="Arial"/>
+          <w:rFonts w:ascii="Calibri" w:hAnsi="Calibri" w:cs="Arial"/>
           <w:b w:val="0"/>
           <w:sz w:val="20"/>
           <w:u w:val="none"/>
@@ -1293,7 +1293,7 @@
       <w:proofErr w:type="spellStart"/>
       <w:r>
         <w:rPr>
-          <w:rFonts w:ascii="Bahnschrift SemiBold" w:hAnsi="Bahnschrift SemiBold" w:cs="Arial"/>
+          <w:rFonts w:ascii="Calibri" w:hAnsi="Calibri" w:cs="Arial"/>
           <w:b w:val="0"/>
           <w:sz w:val="20"/>
           <w:u w:val="none"/>
@@ -1303,7 +1303,7 @@
       <w:proofErr w:type="spellEnd"/>
       <w:r>
         <w:rPr>
-          <w:rFonts w:ascii="Bahnschrift SemiBold" w:hAnsi="Bahnschrift SemiBold" w:cs="Arial"/>
+          <w:rFonts w:ascii="Calibri" w:hAnsi="Calibri" w:cs="Arial"/>
           <w:b w:val="0"/>
           <w:sz w:val="20"/>
           <w:u w:val="none"/>
@@ -1313,7 +1313,7 @@
       <w:proofErr w:type="spellStart"/>
       <w:r>
         <w:rPr>
-          <w:rFonts w:ascii="Bahnschrift SemiBold" w:hAnsi="Bahnschrift SemiBold" w:cs="Arial"/>
+          <w:rFonts w:ascii="Calibri" w:hAnsi="Calibri" w:cs="Arial"/>
           <w:b w:val="0"/>
           <w:sz w:val="20"/>
           <w:u w:val="none"/>
@@ -1323,7 +1323,7 @@
       <w:proofErr w:type="spellEnd"/>
       <w:r>
         <w:rPr>
-          <w:rFonts w:ascii="Bahnschrift SemiBold" w:hAnsi="Bahnschrift SemiBold" w:cs="Arial"/>
+          <w:rFonts w:ascii="Calibri" w:hAnsi="Calibri" w:cs="Arial"/>
           <w:b w:val="0"/>
           <w:sz w:val="20"/>
           <w:u w:val="none"/>
@@ -1344,7 +1344,7 @@
       </w:pPr>
       <w:r>
         <w:rPr>
-          <w:rFonts w:ascii="Bahnschrift SemiBold" w:hAnsi="Bahnschrift SemiBold" w:cs="Arial"/>
+          <w:rFonts w:ascii="Calibri" w:hAnsi="Calibri" w:cs="Arial"/>
           <w:b w:val="0"/>
           <w:sz w:val="20"/>
           <w:u w:val="none"/>
@@ -1367,7 +1367,7 @@
       <w:proofErr w:type="spellStart"/>
       <w:r>
         <w:rPr>
-          <w:rFonts w:ascii="Bahnschrift SemiBold" w:hAnsi="Bahnschrift SemiBold" w:cs="Arial"/>
+          <w:rFonts w:ascii="Calibri" w:hAnsi="Calibri" w:cs="Arial"/>
           <w:b w:val="0"/>
           <w:sz w:val="20"/>
           <w:u w:val="none"/>
@@ -1390,7 +1390,7 @@
       </w:pPr>
       <w:r>
         <w:rPr>
-          <w:rFonts w:ascii="Bahnschrift SemiBold" w:hAnsi="Bahnschrift SemiBold" w:cs="Arial"/>
+          <w:rFonts w:ascii="Calibri" w:hAnsi="Calibri" w:cs="Arial"/>
           <w:b w:val="0"/>
           <w:sz w:val="20"/>
           <w:u w:val="none"/>
@@ -1427,7 +1427,7 @@
       </w:pPr>
       <w:r>
         <w:rPr>
-          <w:rFonts w:ascii="Bahnschrift SemiBold" w:hAnsi="Bahnschrift SemiBold" w:cs="Arial"/>
+          <w:rFonts w:ascii="Calibri" w:hAnsi="Calibri" w:cs="Arial"/>
           <w:b/>
           <w:sz w:val="20"/>
           <w:u w:val="none"/>
@@ -1436,7 +1436,7 @@
       </w:r>
       <w:r>
         <w:rPr>
-          <w:rFonts w:ascii="Bahnschrift SemiBold" w:hAnsi="Bahnschrift SemiBold" w:cs="Arial"/>
+          <w:rFonts w:ascii="Calibri" w:hAnsi="Calibri" w:cs="Arial"/>
           <w:b/>
           <w:sz w:val="20"/>
           <w:u w:val="none"/>
@@ -1445,7 +1445,7 @@
       </w:r>
       <w:r>
         <w:rPr>
-          <w:rFonts w:ascii="Bahnschrift SemiBold" w:hAnsi="Bahnschrift SemiBold" w:cs="Arial"/>
+          <w:rFonts w:ascii="Calibri" w:hAnsi="Calibri" w:cs="Arial"/>
           <w:b/>
           <w:sz w:val="20"/>
           <w:u w:val="none"/>
@@ -1454,7 +1454,7 @@
       </w:r>
       <w:r>
         <w:rPr>
-          <w:rFonts w:ascii="Bahnschrift SemiBold" w:hAnsi="Bahnschrift SemiBold" w:cs="Arial"/>
+          <w:rFonts w:ascii="Calibri" w:hAnsi="Calibri" w:cs="Arial"/>
           <w:b/>
           <w:sz w:val="20"/>
           <w:u w:val="none"/>
@@ -1496,7 +1496,7 @@
       </w:pPr>
       <w:r>
         <w:rPr>
-          <w:rFonts w:ascii="Bahnschrift SemiBold" w:hAnsi="Bahnschrift SemiBold" w:cs="Arial"/>
+          <w:rFonts w:ascii="Calibri" w:hAnsi="Calibri" w:cs="Arial"/>
           <w:b w:val="0"/>
           <w:sz w:val="20"/>
           <w:u w:val="none"/>
@@ -1506,7 +1506,7 @@
       </w:r>
       <w:r>
         <w:rPr>
-          <w:rFonts w:ascii="Bahnschrift SemiBold" w:hAnsi="Bahnschrift SemiBold" w:cs="Arial"/>
+          <w:rFonts w:ascii="Calibri" w:hAnsi="Calibri" w:cs="Arial"/>
           <w:b w:val="0"/>
           <w:sz w:val="20"/>
           <w:u w:val="none"/>
@@ -1517,7 +1517,7 @@
       <w:proofErr w:type="spellStart"/>
       <w:r>
         <w:rPr>
-          <w:rFonts w:ascii="Bahnschrift SemiBold" w:hAnsi="Bahnschrift SemiBold" w:cs="Arial"/>
+          <w:rFonts w:ascii="Calibri" w:hAnsi="Calibri" w:cs="Arial"/>
           <w:b w:val="0"/>
           <w:sz w:val="20"/>
           <w:u w:val="none"/>
@@ -1528,7 +1528,7 @@
       <w:proofErr w:type="spellEnd"/>
       <w:r>
         <w:rPr>
-          <w:rFonts w:ascii="Bahnschrift SemiBold" w:hAnsi="Bahnschrift SemiBold" w:cs="Arial"/>
+          <w:rFonts w:ascii="Calibri" w:hAnsi="Calibri" w:cs="Arial"/>
           <w:b w:val="0"/>
           <w:sz w:val="20"/>
           <w:u w:val="none"/>
@@ -1577,35 +1577,104 @@
   <w:p>
     <w:pPr>
       <w:pStyle w:val="Stopka"/>
-      <w:framePr w:wrap="around" w:vAnchor="text" w:hAnchor="margin" w:xAlign="right" w:y="1"/>
-      <w:rPr>
-        <w:rStyle w:val="Numerstrony"/>
+      <w:rPr>
+        <w:b/>
+        <w:bCs/>
+        <w:sz w:val="16"/>
+        <w:szCs w:val="16"/>
       </w:rPr>
     </w:pPr>
     <w:r>
       <w:rPr>
-        <w:rStyle w:val="Numerstrony"/>
-      </w:rPr>
-      <w:fldChar w:fldCharType="begin"/>
+        <w:rFonts w:ascii="Calibri" w:hAnsi="Calibri"/>
+        <w:b w:val="0"/>
+        <w:bCs/>
+        <w:color w:val="6B6B6B"/>
+        <w:sz w:val="16"/>
+        <w:szCs w:val="16"/>
+      </w:rPr>
+      <w:t>ul. rybnicka 16A</w:t>
     </w:r>
     <w:r>
       <w:rPr>
-        <w:rStyle w:val="Numerstrony"/>
-      </w:rPr>
-      <w:instrText xml:space="preserve">PAGE  </w:instrText>
+        <w:rFonts w:ascii="Calibri" w:hAnsi="Calibri"/>
+        <w:b w:val="0"/>
+        <w:bCs/>
+        <w:color w:val="6B6B6B"/>
+        <w:sz w:val="16"/>
+        <w:szCs w:val="16"/>
+      </w:rPr>
+      <w:tab/>
+      <w:t>NIP 638 184 63 45</w:t>
     </w:r>
     <w:r>
       <w:rPr>
-        <w:rStyle w:val="Numerstrony"/>
-      </w:rPr>
-      <w:fldChar w:fldCharType="end"/>
+        <w:rFonts w:ascii="Calibri" w:hAnsi="Calibri"/>
+        <w:b w:val="0"/>
+        <w:bCs/>
+        <w:color w:val="6B6B6B"/>
+        <w:sz w:val="16"/>
+        <w:szCs w:val="16"/>
+      </w:rPr>
+      <w:tab/>
+      <w:t>procadgeodezja@gmail.com</w:t>
     </w:r>
   </w:p>
   <w:p>
     <w:pPr>
       <w:pStyle w:val="Stopka"/>
-      <w:ind w:right="360"/>
+      <w:rPr>
+        <w:b/>
+        <w:bCs/>
+        <w:sz w:val="16"/>
+        <w:szCs w:val="16"/>
+      </w:rPr>
     </w:pPr>
+    <w:r>
+      <w:rPr>
+        <w:rFonts w:ascii="Calibri" w:hAnsi="Calibri"/>
+        <w:b w:val="0"/>
+        <w:bCs/>
+        <w:color w:val="6B6B6B"/>
+        <w:sz w:val="16"/>
+        <w:szCs w:val="16"/>
+      </w:rPr>
+      <w:t>43-200 Pszczyna</w:t>
+    </w:r>
+    <w:r>
+      <w:rPr>
+        <w:rFonts w:ascii="Calibri" w:hAnsi="Calibri"/>
+        <w:b w:val="0"/>
+        <w:bCs/>
+        <w:color w:val="6B6B6B"/>
+        <w:sz w:val="16"/>
+        <w:szCs w:val="16"/>
+      </w:rPr>
+      <w:tab/>
+    </w:r>
+    <w:r>
+      <w:rPr>
+        <w:rFonts w:ascii="Calibri" w:hAnsi="Calibri"/>
+        <w:b w:val="0"/>
+        <w:bCs/>
+        <w:color w:val="6B6B6B"/>
+        <w:sz w:val="16"/>
+        <w:szCs w:val="16"/>
+      </w:rPr>
+      <w:t>tel. 605 480 233</w:t>
+    </w:r>
+    <w:r>
+      <w:rPr>
+        <w:rFonts w:ascii="Calibri" w:hAnsi="Calibri"/>
+        <w:b w:val="0"/>
+        <w:bCs/>
+        <w:color w:val="6B6B6B"/>
+        <w:sz w:val="16"/>
+        <w:szCs w:val="16"/>
+      </w:rPr>
+      <w:tab/>
+      <w:t>www.procadgeodezja.pl</w:t>
+    </w:r>
   </w:p>
 </w:ftr>
 </file>
@@ -1615,158 +1684,104 @@
   <w:p>
     <w:pPr>
       <w:pStyle w:val="Stopka"/>
-      <w:framePr w:wrap="notBeside" w:vAnchor="text" w:hAnchor="page" w:x="10162" w:y="438"/>
-      <w:pBdr>
-        <w:top w:val="none" w:sz="0" w:space="0" w:color="auto"/>
-      </w:pBdr>
-      <w:rPr>
-        <w:rStyle w:val="Numerstrony"/>
-      </w:rPr>
-    </w:pPr>
-  </w:p>
-  <w:p>
-    <w:pPr>
-      <w:pStyle w:val="Stopka"/>
-      <w:pBdr>
-        <w:top w:val="none" w:sz="0" w:space="0" w:color="auto"/>
-      </w:pBdr>
-      <w:spacing w:line="240" w:lineRule="auto"/>
-      <w:ind w:left="-993" w:right="360"/>
-    </w:pPr>
-  </w:p>
-  <w:p>
-    <w:pPr>
-      <w:pStyle w:val="Stopka"/>
-      <w:pBdr>
-        <w:top w:val="none" w:sz="0" w:space="0" w:color="auto"/>
-      </w:pBdr>
-      <w:spacing w:line="240" w:lineRule="auto"/>
-      <w:ind w:left="-993" w:right="360"/>
+      <w:rPr>
+        <w:b/>
+        <w:bCs/>
+        <w:sz w:val="16"/>
+        <w:szCs w:val="16"/>
+      </w:rPr>
     </w:pPr>
     <w:r>
       <w:rPr>
-        <w:noProof/>
-      </w:rPr>
-      <w:drawing>
-        <wp:inline distT="0" distB="0" distL="0" distR="0" wp14:anchorId="21D442B9" wp14:editId="2BC82D16">
-          <wp:extent cx="7090410" cy="102870"/>
-          <wp:effectExtent l="0" t="0" r="0" b="0"/>
-          <wp:docPr id="1" name="Obraz 1"/>
-          <wp:cNvGraphicFramePr>
-            <a:graphicFrameLocks xmlns:a="http://schemas.openxmlformats.org/drawingml/2006/main" noChangeAspect="1"/>
-          </wp:cNvGraphicFramePr>
-          <a:graphic xmlns:a="http://schemas.openxmlformats.org/drawingml/2006/main">
-            <a:graphicData uri="http://schemas.openxmlformats.org/drawingml/2006/picture">
-              <pic:pic xmlns:pic="http://schemas.openxmlformats.org/drawingml/2006/picture">
-                <pic:nvPicPr>
-                  <pic:cNvPr id="0" name="Picture 1"/>
-                  <pic:cNvPicPr>
-                    <a:picLocks noChangeAspect="1" noChangeArrowheads="1"/>
-                  </pic:cNvPicPr>
-                </pic:nvPicPr>
-                <pic:blipFill>
-                  <a:blip r:embed="rId1">
-                    <a:extLst>
-                      <a:ext uri="{28A0092B-C50C-407E-A947-70E740481C1C}">
-                        <a14:useLocalDpi xmlns:a14="http://schemas.microsoft.com/office/drawing/2010/main" val="0"/>
-                      </a:ext>
-                    </a:extLst>
-                  </a:blip>
-                  <a:srcRect/>
-                  <a:stretch>
-                    <a:fillRect/>
-                  </a:stretch>
-                </pic:blipFill>
-                <pic:spPr bwMode="auto">
-                  <a:xfrm>
-                    <a:off x="0" y="0"/>
-                    <a:ext cx="7090410" cy="102870"/>
-                  </a:xfrm>
-                  <a:prstGeom prst="rect">
-                    <a:avLst/>
-                  </a:prstGeom>
-                  <a:noFill/>
-                  <a:ln>
-                    <a:noFill/>
-                  </a:ln>
-                </pic:spPr>
-              </pic:pic>
-            </a:graphicData>
-          </a:graphic>
-        </wp:inline>
-      </w:drawing>
+        <w:rFonts w:ascii="Calibri" w:hAnsi="Calibri"/>
+        <w:b w:val="0"/>
+        <w:bCs/>
+        <w:color w:val="6B6B6B"/>
+        <w:sz w:val="16"/>
+        <w:szCs w:val="16"/>
+      </w:rPr>
+      <w:t>ul. rybnicka 16A</w:t>
+    </w:r>
+    <w:r>
+      <w:rPr>
+        <w:rFonts w:ascii="Calibri" w:hAnsi="Calibri"/>
+        <w:b w:val="0"/>
+        <w:bCs/>
+        <w:color w:val="6B6B6B"/>
+        <w:sz w:val="16"/>
+        <w:szCs w:val="16"/>
+      </w:rPr>
+      <w:tab/>
+      <w:t>NIP 638 184 63 45</w:t>
+    </w:r>
+    <w:r>
+      <w:rPr>
+        <w:rFonts w:ascii="Calibri" w:hAnsi="Calibri"/>
+        <w:b w:val="0"/>
+        <w:bCs/>
+        <w:color w:val="6B6B6B"/>
+        <w:sz w:val="16"/>
+        <w:szCs w:val="16"/>
+      </w:rPr>
+      <w:tab/>
+      <w:t>procadgeodezja@gmail.com</w:t>
     </w:r>
   </w:p>
   <w:p>
     <w:pPr>
       <w:pStyle w:val="Stopka"/>
-      <w:pBdr>
-        <w:top w:val="none" w:sz="0" w:space="0" w:color="auto"/>
-      </w:pBdr>
-      <w:spacing w:line="240" w:lineRule="auto"/>
-      <w:jc w:val="right"/>
-      <w:rPr>
-        <w:rStyle w:val="Numerstrony"/>
-        <w:rFonts w:ascii="Impact" w:hAnsi="Impact" w:cs="Arial"/>
+      <w:rPr>
         <w:b/>
-        <w:color w:val="232D41"/>
+        <w:bCs/>
+        <w:sz w:val="16"/>
+        <w:szCs w:val="16"/>
       </w:rPr>
     </w:pPr>
     <w:r>
       <w:rPr>
-        <w:rStyle w:val="Numerstrony"/>
-        <w:rFonts w:ascii="Impact" w:hAnsi="Impact" w:cs="Arial"/>
-        <w:b/>
-        <w:color w:val="232D41"/>
-      </w:rPr>
-      <w:fldChar w:fldCharType="begin"/>
+        <w:rFonts w:ascii="Calibri" w:hAnsi="Calibri"/>
+        <w:b w:val="0"/>
+        <w:bCs/>
+        <w:color w:val="6B6B6B"/>
+        <w:sz w:val="16"/>
+        <w:szCs w:val="16"/>
+      </w:rPr>
+      <w:t>43-200 Pszczyna</w:t>
     </w:r>
     <w:r>
       <w:rPr>
-        <w:rStyle w:val="Numerstrony"/>
-        <w:rFonts w:ascii="Impact" w:hAnsi="Impact" w:cs="Arial"/>
-        <w:b/>
-        <w:color w:val="232D41"/>
-      </w:rPr>
-      <w:instrText xml:space="preserve">PAGE  </w:instrText>
+        <w:rFonts w:ascii="Calibri" w:hAnsi="Calibri"/>
+        <w:b w:val="0"/>
+        <w:bCs/>
+        <w:color w:val="6B6B6B"/>
+        <w:sz w:val="16"/>
+        <w:szCs w:val="16"/>
+      </w:rPr>
+      <w:tab/>
     </w:r>
     <w:r>
       <w:rPr>
-        <w:rStyle w:val="Numerstrony"/>
-        <w:rFonts w:ascii="Impact" w:hAnsi="Impact" w:cs="Arial"/>
-        <w:b/>
-        <w:color w:val="232D41"/>
-      </w:rPr>
-      <w:fldChar w:fldCharType="separate"/>
+        <w:rFonts w:ascii="Calibri" w:hAnsi="Calibri"/>
+        <w:b w:val="0"/>
+        <w:bCs/>
+        <w:color w:val="6B6B6B"/>
+        <w:sz w:val="16"/>
+        <w:szCs w:val="16"/>
+      </w:rPr>
+      <w:t>tel. 605 480 233</w:t>
     </w:r>
     <w:r>
       <w:rPr>
-        <w:rStyle w:val="Numerstrony"/>
-        <w:rFonts w:ascii="Impact" w:hAnsi="Impact" w:cs="Arial"/>
-        <w:b/>
-        <w:noProof/>
-        <w:color w:val="232D41"/>
-      </w:rPr>
-      <w:t>2</w:t>
+        <w:rFonts w:ascii="Calibri" w:hAnsi="Calibri"/>
+        <w:b w:val="0"/>
+        <w:bCs/>
+        <w:color w:val="6B6B6B"/>
+        <w:sz w:val="16"/>
+        <w:szCs w:val="16"/>
+      </w:rPr>
+      <w:tab/>
+      <w:t>www.procadgeodezja.pl</w:t>
     </w:r>
-    <w:r>
-      <w:rPr>
-        <w:rStyle w:val="Numerstrony"/>
-        <w:rFonts w:ascii="Impact" w:hAnsi="Impact" w:cs="Arial"/>
-        <w:b/>
-        <w:color w:val="232D41"/>
-      </w:rPr>
-      <w:fldChar w:fldCharType="end"/>
-    </w:r>
-  </w:p>
-  <w:p>
-    <w:pPr>
-      <w:pStyle w:val="Stopka"/>
-      <w:pBdr>
-        <w:top w:val="none" w:sz="0" w:space="0" w:color="auto"/>
-      </w:pBdr>
-      <w:ind w:left="-993"/>
-    </w:pPr>
   </w:p>
 </w:ftr>
 </file>
@@ -1785,8 +1800,10 @@
     </w:pPr>
     <w:r>
       <w:rPr>
-        <w:b/>
+        <w:rFonts w:ascii="Calibri" w:hAnsi="Calibri"/>
+        <w:b w:val="0"/>
         <w:bCs/>
+        <w:color w:val="6B6B6B"/>
         <w:sz w:val="16"/>
         <w:szCs w:val="16"/>
       </w:rPr>
@@ -1794,8 +1811,10 @@
     </w:r>
     <w:r>
       <w:rPr>
-        <w:b/>
+        <w:rFonts w:ascii="Calibri" w:hAnsi="Calibri"/>
+        <w:b w:val="0"/>
         <w:bCs/>
+        <w:color w:val="6B6B6B"/>
         <w:sz w:val="16"/>
         <w:szCs w:val="16"/>
       </w:rPr>
@@ -1804,8 +1823,10 @@
     </w:r>
     <w:r>
       <w:rPr>
-        <w:b/>
+        <w:rFonts w:ascii="Calibri" w:hAnsi="Calibri"/>
+        <w:b w:val="0"/>
         <w:bCs/>
+        <w:color w:val="6B6B6B"/>
         <w:sz w:val="16"/>
         <w:szCs w:val="16"/>
       </w:rPr>
@@ -1825,8 +1846,10 @@
     </w:pPr>
     <w:r>
       <w:rPr>
-        <w:b/>
+        <w:rFonts w:ascii="Calibri" w:hAnsi="Calibri"/>
+        <w:b w:val="0"/>
         <w:bCs/>
+        <w:color w:val="6B6B6B"/>
         <w:sz w:val="16"/>
         <w:szCs w:val="16"/>
       </w:rPr>
@@ -1834,8 +1857,10 @@
     </w:r>
     <w:r>
       <w:rPr>
-        <w:b/>
+        <w:rFonts w:ascii="Calibri" w:hAnsi="Calibri"/>
+        <w:b w:val="0"/>
         <w:bCs/>
+        <w:color w:val="6B6B6B"/>
         <w:sz w:val="16"/>
         <w:szCs w:val="16"/>
       </w:rPr>
@@ -1843,8 +1868,10 @@
     </w:r>
     <w:r>
       <w:rPr>
-        <w:b/>
+        <w:rFonts w:ascii="Calibri" w:hAnsi="Calibri"/>
+        <w:b w:val="0"/>
         <w:bCs/>
+        <w:color w:val="6B6B6B"/>
         <w:sz w:val="16"/>
         <w:szCs w:val="16"/>
       </w:rPr>
@@ -1852,8 +1879,10 @@
     </w:r>
     <w:r>
       <w:rPr>
-        <w:b/>
+        <w:rFonts w:ascii="Calibri" w:hAnsi="Calibri"/>
+        <w:b w:val="0"/>
         <w:bCs/>
+        <w:color w:val="6B6B6B"/>
         <w:sz w:val="16"/>
         <w:szCs w:val="16"/>
       </w:rPr>
@@ -3433,7 +3462,7 @@
       <w:jc w:val="both"/>
     </w:pPr>
     <w:rPr>
-      <w:rFonts w:ascii="Bahnschrift SemiBold" w:hAnsi="Bahnschrift SemiBold"/>
+      <w:rFonts w:ascii="Calibri" w:hAnsi="Calibri"/>
       <w:kern w:val="16"/>
       <w:sz w:val="20"/>
     </w:rPr>
@@ -3788,7 +3817,7 @@
     <w:uiPriority w:val="99"/>
     <w:pPr>
       <w:pBdr>
-        <w:top w:val="double" w:sz="4" w:space="1" w:color="auto"/>
+        <w:top w:val="double" w:sz="2" w:space="1" w:color="BFBFBF"/>
       </w:pBdr>
       <w:tabs>
         <w:tab w:val="center" w:pos="4536"/>
@@ -3797,7 +3826,6 @@
       <w:spacing w:before="120"/>
     </w:pPr>
     <w:rPr>
-      <w:caps/>
       <w:sz w:val="20"/>
     </w:rPr>
   </w:style>

--- a/szablony/sprawozdanie_techniczne_wzor.docx
+++ b/szablony/sprawozdanie_techniczne_wzor.docx
@@ -1593,7 +1593,7 @@
         <w:sz w:val="16"/>
         <w:szCs w:val="16"/>
       </w:rPr>
-      <w:t>ul. rybnicka 16A</w:t>
+      <w:t>ul. Rybnicka 16A</w:t>
     </w:r>
     <w:r>
       <w:rPr>
@@ -1700,7 +1700,7 @@
         <w:sz w:val="16"/>
         <w:szCs w:val="16"/>
       </w:rPr>
-      <w:t>ul. rybnicka 16A</w:t>
+      <w:t>ul. Rybnicka 16A</w:t>
     </w:r>
     <w:r>
       <w:rPr>
@@ -1807,7 +1807,7 @@
         <w:sz w:val="16"/>
         <w:szCs w:val="16"/>
       </w:rPr>
-      <w:t>ul. rybnicka 16A</w:t>
+      <w:t>ul. Rybnicka 16A</w:t>
     </w:r>
     <w:r>
       <w:rPr>

--- a/szablony/sprawozdanie_techniczne_wzor.docx
+++ b/szablony/sprawozdanie_techniczne_wzor.docx
@@ -76,6 +76,7 @@
     <w:p>
       <w:pPr>
         <w:pStyle w:val="Bezodstpw"/>
+        <w:keepNext/>
         <w:spacing w:before="160" w:after="280"/>
         <w:jc w:val="center"/>
         <w:rPr>
@@ -1889,17 +1890,6 @@
       <w:tab/>
       <w:t>www.procadgeodezja.pl</w:t>
     </w:r>
-  </w:p>
-  <w:p>
-    <w:pPr>
-      <w:pStyle w:val="Stopka"/>
-      <w:rPr>
-        <w:b/>
-        <w:bCs/>
-        <w:sz w:val="16"/>
-        <w:szCs w:val="16"/>
-      </w:rPr>
-    </w:pPr>
   </w:p>
 </w:ftr>
 </file>

--- a/szablony/sprawozdanie_techniczne_wzor.docx
+++ b/szablony/sprawozdanie_techniczne_wzor.docx
@@ -81,8 +81,7 @@
         <w:jc w:val="center"/>
         <w:rPr>
           <w:rFonts w:ascii="Bahnschrift SemiBold" w:hAnsi="Bahnschrift SemiBold" w:cs="Arial"/>
-          <w:sz w:val="24"/>
-          <w:szCs w:val="24"/>
+          <w:sz w:val="20"/>
           <w:u w:val="single"/>
         </w:rPr>
       </w:pPr>
@@ -97,26 +96,6 @@
         </w:rPr>
         <w:t>SPRAWOZDANIE TECHNICZNE</w:t>
       </w:r>
-    </w:p>
-    <w:p>
-      <w:pPr>
-        <w:pStyle w:val="Bezodstpw"/>
-        <w:rPr>
-          <w:rFonts w:ascii="Bahnschrift SemiBold" w:hAnsi="Bahnschrift SemiBold" w:cs="Arial"/>
-        </w:rPr>
-      </w:pPr>
-    </w:p>
-    <w:p>
-      <w:pPr>
-        <w:pStyle w:val="Bezodstpw"/>
-        <w:ind w:left="720"/>
-        <w:jc w:val="left"/>
-        <w:rPr>
-          <w:rFonts w:ascii="Bahnschrift SemiBold" w:hAnsi="Bahnschrift SemiBold" w:cs="Arial"/>
-          <w:sz w:val="20"/>
-          <w:u w:val="single"/>
-        </w:rPr>
-      </w:pPr>
     </w:p>
     <w:p>
       <w:pPr>
@@ -169,7 +148,6 @@
       <w:r>
         <w:rPr>
           <w:rFonts w:ascii="Calibri" w:hAnsi="Calibri" w:cs="Arial"/>
-          <w:b w:val="0"/>
           <w:sz w:val="20"/>
           <w:u w:val="none"/>
         </w:rPr>
@@ -179,7 +157,6 @@
       <w:r>
         <w:rPr>
           <w:rFonts w:ascii="Calibri" w:hAnsi="Calibri" w:cs="Arial"/>
-          <w:b w:val="0"/>
           <w:sz w:val="20"/>
           <w:u w:val="none"/>
         </w:rPr>
@@ -189,7 +166,6 @@
       <w:r>
         <w:rPr>
           <w:rFonts w:ascii="Calibri" w:hAnsi="Calibri" w:cs="Arial"/>
-          <w:b w:val="0"/>
           <w:sz w:val="20"/>
           <w:u w:val="none"/>
         </w:rPr>
@@ -322,7 +298,6 @@
       <w:r>
         <w:rPr>
           <w:rFonts w:ascii="Calibri" w:hAnsi="Calibri" w:cs="Arial"/>
-          <w:b w:val="0"/>
           <w:sz w:val="20"/>
           <w:u w:val="none"/>
         </w:rPr>
@@ -332,7 +307,6 @@
       <w:r>
         <w:rPr>
           <w:rFonts w:ascii="Calibri" w:hAnsi="Calibri" w:cs="Arial"/>
-          <w:b w:val="0"/>
           <w:sz w:val="20"/>
           <w:u w:val="none"/>
         </w:rPr>
@@ -352,7 +326,6 @@
       <w:r>
         <w:rPr>
           <w:rFonts w:ascii="Calibri" w:hAnsi="Calibri" w:cs="Arial"/>
-          <w:b w:val="0"/>
           <w:sz w:val="20"/>
           <w:u w:val="none"/>
         </w:rPr>
@@ -372,7 +345,6 @@
       <w:r>
         <w:rPr>
           <w:rFonts w:ascii="Calibri" w:hAnsi="Calibri" w:cs="Arial"/>
-          <w:b w:val="0"/>
           <w:sz w:val="20"/>
           <w:u w:val="none"/>
         </w:rPr>
@@ -427,7 +399,6 @@
       <w:r>
         <w:rPr>
           <w:rFonts w:ascii="Calibri" w:hAnsi="Calibri" w:cs="Arial"/>
-          <w:b w:val="0"/>
           <w:sz w:val="20"/>
           <w:u w:val="none"/>
         </w:rPr>
@@ -516,7 +487,6 @@
       <w:r>
         <w:rPr>
           <w:rFonts w:ascii="Calibri" w:hAnsi="Calibri" w:cs="Arial"/>
-          <w:b w:val="0"/>
           <w:sz w:val="20"/>
           <w:u w:val="none"/>
         </w:rPr>
@@ -571,7 +541,6 @@
       <w:r>
         <w:rPr>
           <w:rFonts w:ascii="Calibri" w:hAnsi="Calibri" w:cs="Arial"/>
-          <w:b w:val="0"/>
           <w:sz w:val="20"/>
           <w:u w:val="none"/>
         </w:rPr>
@@ -581,7 +550,6 @@
       <w:r>
         <w:rPr>
           <w:rFonts w:ascii="Calibri" w:hAnsi="Calibri" w:cs="Arial"/>
-          <w:b w:val="0"/>
           <w:sz w:val="20"/>
           <w:u w:val="none"/>
         </w:rPr>
@@ -591,7 +559,6 @@
       <w:r>
         <w:rPr>
           <w:rFonts w:ascii="Calibri" w:hAnsi="Calibri" w:cs="Arial"/>
-          <w:b w:val="0"/>
           <w:sz w:val="20"/>
           <w:u w:val="none"/>
         </w:rPr>
@@ -601,7 +568,6 @@
       <w:r>
         <w:rPr>
           <w:rFonts w:ascii="Calibri" w:hAnsi="Calibri" w:cs="Arial"/>
-          <w:b w:val="0"/>
           <w:sz w:val="20"/>
           <w:u w:val="none"/>
         </w:rPr>
@@ -611,7 +577,6 @@
       <w:r>
         <w:rPr>
           <w:rFonts w:ascii="Calibri" w:hAnsi="Calibri" w:cs="Arial"/>
-          <w:b w:val="0"/>
           <w:sz w:val="20"/>
           <w:u w:val="none"/>
         </w:rPr>
@@ -681,7 +646,6 @@
       <w:r>
         <w:rPr>
           <w:rFonts w:ascii="Calibri" w:hAnsi="Calibri" w:cs="Arial"/>
-          <w:b w:val="0"/>
           <w:sz w:val="20"/>
           <w:u w:val="none"/>
         </w:rPr>
@@ -691,7 +655,6 @@
       <w:r>
         <w:rPr>
           <w:rFonts w:ascii="Calibri" w:hAnsi="Calibri" w:cs="Arial"/>
-          <w:b w:val="0"/>
           <w:sz w:val="20"/>
           <w:u w:val="none"/>
         </w:rPr>
@@ -701,7 +664,6 @@
       <w:r>
         <w:rPr>
           <w:rFonts w:ascii="Calibri" w:hAnsi="Calibri" w:cs="Arial"/>
-          <w:b w:val="0"/>
           <w:sz w:val="20"/>
           <w:u w:val="none"/>
         </w:rPr>
@@ -711,7 +673,6 @@
       <w:r>
         <w:rPr>
           <w:rFonts w:ascii="Calibri" w:hAnsi="Calibri" w:cs="Arial"/>
-          <w:b w:val="0"/>
           <w:sz w:val="20"/>
           <w:u w:val="none"/>
         </w:rPr>
@@ -721,7 +682,6 @@
       <w:r>
         <w:rPr>
           <w:rFonts w:ascii="Calibri" w:hAnsi="Calibri" w:cs="Arial"/>
-          <w:b w:val="0"/>
           <w:sz w:val="20"/>
           <w:u w:val="none"/>
         </w:rPr>
@@ -741,7 +701,6 @@
       <w:r>
         <w:rPr>
           <w:rFonts w:ascii="Calibri" w:hAnsi="Calibri" w:cs="Arial"/>
-          <w:b w:val="0"/>
           <w:sz w:val="20"/>
           <w:u w:val="none"/>
         </w:rPr>
@@ -750,7 +709,6 @@
       <w:r>
         <w:rPr>
           <w:rFonts w:ascii="Calibri" w:hAnsi="Calibri" w:cs="Arial"/>
-          <w:b w:val="0"/>
           <w:sz w:val="20"/>
           <w:u w:val="none"/>
         </w:rPr>
@@ -761,17 +719,23 @@
       <w:r>
         <w:rPr>
           <w:rFonts w:ascii="Calibri" w:hAnsi="Calibri" w:cs="Arial"/>
-          <w:b w:val="0"/>
-          <w:sz w:val="20"/>
-          <w:u w:val="none"/>
-        </w:rPr>
-        <w:t xml:space="preserve">EGiB </w:t>
+          <w:sz w:val="20"/>
+          <w:u w:val="none"/>
+        </w:rPr>
+        <w:t>EGiB</w:t>
       </w:r>
       <w:proofErr w:type="spellEnd"/>
       <w:r>
         <w:rPr>
           <w:rFonts w:ascii="Calibri" w:hAnsi="Calibri" w:cs="Arial"/>
-          <w:b w:val="0"/>
+          <w:sz w:val="20"/>
+          <w:u w:val="none"/>
+        </w:rPr>
+        <w:t xml:space="preserve"> </w:t>
+      </w:r>
+      <w:r>
+        <w:rPr>
+          <w:rFonts w:ascii="Calibri" w:hAnsi="Calibri" w:cs="Arial"/>
           <w:sz w:val="20"/>
           <w:u w:val="none"/>
         </w:rPr>
@@ -791,25 +755,14 @@
       <w:r>
         <w:rPr>
           <w:rFonts w:ascii="Calibri" w:hAnsi="Calibri" w:cs="Arial"/>
-          <w:b w:val="0"/>
-          <w:sz w:val="20"/>
-          <w:u w:val="none"/>
-        </w:rPr>
-        <w:t xml:space="preserve">Analiza: otrzymane materiały nadają się pod względem dokładności, aktualności </w:t>
-      </w:r>
-      <w:r>
-        <w:rPr>
-          <w:rFonts w:ascii="Calibri" w:hAnsi="Calibri" w:cs="Arial"/>
-          <w:b w:val="0"/>
-          <w:sz w:val="20"/>
-          <w:u w:val="none"/>
-        </w:rPr>
-        <w:t xml:space="preserve">i kompletności do osiągnięcia celu pracy geodezyjnej </w:t>
-      </w:r>
-      <w:r>
-        <w:rPr>
-          <w:rFonts w:ascii="Calibri" w:hAnsi="Calibri" w:cs="Arial"/>
-          <w:b w:val="0"/>
+          <w:sz w:val="20"/>
+          <w:u w:val="none"/>
+        </w:rPr>
+        <w:t xml:space="preserve">Analiza: otrzymane materiały nadają się pod względem dokładności, aktualności i kompletności do osiągnięcia celu pracy geodezyjnej </w:t>
+      </w:r>
+      <w:r>
+        <w:rPr>
+          <w:rFonts w:ascii="Calibri" w:hAnsi="Calibri" w:cs="Arial"/>
           <w:sz w:val="20"/>
           <w:u w:val="none"/>
         </w:rPr>
@@ -818,7 +771,6 @@
       <w:r>
         <w:rPr>
           <w:rFonts w:ascii="Calibri" w:hAnsi="Calibri" w:cs="Arial"/>
-          <w:b w:val="0"/>
           <w:sz w:val="20"/>
           <w:u w:val="none"/>
         </w:rPr>
@@ -869,34 +821,14 @@
       <w:r>
         <w:rPr>
           <w:rFonts w:ascii="Calibri" w:hAnsi="Calibri" w:cs="Arial"/>
-          <w:b w:val="0"/>
-          <w:sz w:val="20"/>
-          <w:u w:val="none"/>
-        </w:rPr>
-        <w:t xml:space="preserve">Pomiar wykonano metodą GNSS RTN – pozycjonowanie GNSS w czasie rzeczywistym </w:t>
-      </w:r>
-      <w:r>
-        <w:rPr>
-          <w:rFonts w:ascii="Calibri" w:hAnsi="Calibri" w:cs="Arial"/>
-          <w:b w:val="0"/>
-          <w:sz w:val="20"/>
-          <w:u w:val="none"/>
-        </w:rPr>
-        <w:t xml:space="preserve">z wykorzystaniem korekt powierzchniowych systemu sieci stacji referencyjnych RTN </w:t>
-      </w:r>
-      <w:r>
-        <w:rPr>
-          <w:rFonts w:ascii="Calibri" w:hAnsi="Calibri" w:cs="Arial"/>
-          <w:b w:val="0"/>
-          <w:sz w:val="20"/>
-          <w:u w:val="none"/>
-        </w:rPr>
-        <w:t>ASG-EUPOS</w:t>
-      </w:r>
-      <w:r>
-        <w:rPr>
-          <w:rFonts w:ascii="Calibri" w:hAnsi="Calibri" w:cs="Arial"/>
-          <w:b w:val="0"/>
+          <w:sz w:val="20"/>
+          <w:u w:val="none"/>
+        </w:rPr>
+        <w:t>Pomiar wykonano metodą GNSS RTN – pozycjonowanie GNSS w czasie rzeczywistym z wykorzystaniem korekt powierzchniowych systemu sieci stacji referencyjnych RTN ASG-EUPOS</w:t>
+      </w:r>
+      <w:r>
+        <w:rPr>
+          <w:rFonts w:ascii="Calibri" w:hAnsi="Calibri" w:cs="Arial"/>
           <w:sz w:val="20"/>
           <w:u w:val="none"/>
         </w:rPr>
@@ -905,7 +837,6 @@
       <w:r>
         <w:rPr>
           <w:rFonts w:ascii="Calibri" w:hAnsi="Calibri" w:cs="Arial"/>
-          <w:b w:val="0"/>
           <w:sz w:val="20"/>
           <w:u w:val="none"/>
         </w:rPr>
@@ -914,7 +845,6 @@
       <w:r>
         <w:rPr>
           <w:rFonts w:ascii="Calibri" w:hAnsi="Calibri" w:cs="Arial"/>
-          <w:b w:val="0"/>
           <w:sz w:val="20"/>
           <w:u w:val="none"/>
         </w:rPr>
@@ -923,7 +853,6 @@
       <w:r>
         <w:rPr>
           <w:rFonts w:ascii="Calibri" w:hAnsi="Calibri" w:cs="Arial"/>
-          <w:b w:val="0"/>
           <w:sz w:val="20"/>
           <w:u w:val="none"/>
         </w:rPr>
@@ -932,7 +861,6 @@
       <w:r>
         <w:rPr>
           <w:rFonts w:ascii="Calibri" w:hAnsi="Calibri" w:cs="Arial"/>
-          <w:b w:val="0"/>
           <w:sz w:val="20"/>
           <w:u w:val="none"/>
         </w:rPr>
@@ -941,7 +869,6 @@
       <w:r>
         <w:rPr>
           <w:rFonts w:ascii="Calibri" w:hAnsi="Calibri" w:cs="Arial"/>
-          <w:b w:val="0"/>
           <w:sz w:val="20"/>
           <w:u w:val="none"/>
         </w:rPr>
@@ -950,7 +877,6 @@
       <w:r>
         <w:rPr>
           <w:rFonts w:ascii="Calibri" w:hAnsi="Calibri" w:cs="Arial"/>
-          <w:b w:val="0"/>
           <w:sz w:val="20"/>
           <w:u w:val="none"/>
         </w:rPr>
@@ -959,7 +885,6 @@
       <w:r>
         <w:rPr>
           <w:rFonts w:ascii="Calibri" w:hAnsi="Calibri" w:cs="Arial"/>
-          <w:b w:val="0"/>
           <w:sz w:val="20"/>
           <w:u w:val="none"/>
         </w:rPr>
@@ -968,25 +893,24 @@
       <w:r>
         <w:rPr>
           <w:rFonts w:ascii="Calibri" w:hAnsi="Calibri" w:cs="Arial"/>
-          <w:b w:val="0"/>
           <w:sz w:val="20"/>
           <w:u w:val="none"/>
         </w:rPr>
         <w:t>Art-</w:t>
       </w:r>
-      <w:r>
-        <w:rPr>
-          <w:rFonts w:ascii="Calibri" w:hAnsi="Calibri" w:cs="Arial"/>
-          <w:b w:val="0"/>
+      <w:proofErr w:type="spellStart"/>
+      <w:r>
+        <w:rPr>
+          <w:rFonts w:ascii="Calibri" w:hAnsi="Calibri" w:cs="Arial"/>
           <w:sz w:val="20"/>
           <w:u w:val="none"/>
         </w:rPr>
         <w:t>Geo</w:t>
       </w:r>
-      <w:r>
-        <w:rPr>
-          <w:rFonts w:ascii="Calibri" w:hAnsi="Calibri" w:cs="Arial"/>
-          <w:b w:val="0"/>
+      <w:proofErr w:type="spellEnd"/>
+      <w:r>
+        <w:rPr>
+          <w:rFonts w:ascii="Calibri" w:hAnsi="Calibri" w:cs="Arial"/>
           <w:sz w:val="20"/>
           <w:u w:val="none"/>
         </w:rPr>
@@ -995,7 +919,6 @@
       <w:r>
         <w:rPr>
           <w:rFonts w:ascii="Calibri" w:hAnsi="Calibri" w:cs="Arial"/>
-          <w:b w:val="0"/>
           <w:sz w:val="20"/>
           <w:u w:val="none"/>
         </w:rPr>
@@ -1004,7 +927,6 @@
       <w:r>
         <w:rPr>
           <w:rFonts w:ascii="Calibri" w:hAnsi="Calibri" w:cs="Arial"/>
-          <w:b w:val="0"/>
           <w:sz w:val="20"/>
           <w:u w:val="none"/>
         </w:rPr>
@@ -1013,7 +935,6 @@
       <w:r>
         <w:rPr>
           <w:rFonts w:ascii="Calibri" w:hAnsi="Calibri" w:cs="Arial"/>
-          <w:b w:val="0"/>
           <w:sz w:val="20"/>
           <w:u w:val="none"/>
         </w:rPr>
@@ -1043,7 +964,6 @@
       <w:r>
         <w:rPr>
           <w:rFonts w:ascii="Calibri" w:hAnsi="Calibri" w:cs="Arial"/>
-          <w:b w:val="0"/>
           <w:sz w:val="20"/>
           <w:u w:val="none"/>
         </w:rPr>
@@ -1053,7 +973,6 @@
       <w:r>
         <w:rPr>
           <w:rFonts w:ascii="Calibri" w:hAnsi="Calibri" w:cs="Arial"/>
-          <w:b w:val="0"/>
           <w:sz w:val="20"/>
           <w:u w:val="none"/>
         </w:rPr>
@@ -1063,7 +982,6 @@
       <w:r>
         <w:rPr>
           <w:rFonts w:ascii="Calibri" w:hAnsi="Calibri" w:cs="Arial"/>
-          <w:b w:val="0"/>
           <w:sz w:val="20"/>
           <w:u w:val="none"/>
         </w:rPr>
@@ -1082,7 +1000,6 @@
       <w:r>
         <w:rPr>
           <w:rFonts w:ascii="Calibri" w:hAnsi="Calibri" w:cs="Arial"/>
-          <w:b w:val="0"/>
           <w:sz w:val="20"/>
           <w:u w:val="none"/>
         </w:rPr>
@@ -1092,7 +1009,6 @@
       <w:r>
         <w:rPr>
           <w:rFonts w:ascii="Calibri" w:hAnsi="Calibri" w:cs="Arial"/>
-          <w:b w:val="0"/>
           <w:sz w:val="20"/>
           <w:u w:val="none"/>
         </w:rPr>
@@ -1102,7 +1018,6 @@
       <w:r>
         <w:rPr>
           <w:rFonts w:ascii="Calibri" w:hAnsi="Calibri" w:cs="Arial"/>
-          <w:b w:val="0"/>
           <w:sz w:val="20"/>
           <w:u w:val="none"/>
         </w:rPr>
@@ -1121,7 +1036,6 @@
       <w:r>
         <w:rPr>
           <w:rFonts w:ascii="Calibri" w:hAnsi="Calibri" w:cs="Arial"/>
-          <w:b w:val="0"/>
           <w:sz w:val="20"/>
           <w:u w:val="none"/>
         </w:rPr>
@@ -1140,7 +1054,6 @@
       <w:r>
         <w:rPr>
           <w:rFonts w:ascii="Calibri" w:hAnsi="Calibri" w:cs="Arial"/>
-          <w:b w:val="0"/>
           <w:sz w:val="20"/>
           <w:u w:val="none"/>
         </w:rPr>
@@ -1150,7 +1063,6 @@
       <w:r>
         <w:rPr>
           <w:rFonts w:ascii="Calibri" w:hAnsi="Calibri" w:cs="Arial"/>
-          <w:b w:val="0"/>
           <w:sz w:val="20"/>
           <w:u w:val="none"/>
         </w:rPr>
@@ -1160,7 +1072,6 @@
       <w:r>
         <w:rPr>
           <w:rFonts w:ascii="Calibri" w:hAnsi="Calibri" w:cs="Arial"/>
-          <w:b w:val="0"/>
           <w:sz w:val="20"/>
           <w:u w:val="none"/>
         </w:rPr>
@@ -1225,7 +1136,6 @@
       <w:r>
         <w:rPr>
           <w:rFonts w:ascii="Calibri" w:hAnsi="Calibri" w:cs="Arial"/>
-          <w:b w:val="0"/>
           <w:sz w:val="20"/>
           <w:u w:val="none"/>
         </w:rPr>
@@ -1235,7 +1145,6 @@
       <w:r>
         <w:rPr>
           <w:rFonts w:ascii="Calibri" w:hAnsi="Calibri" w:cs="Arial"/>
-          <w:b w:val="0"/>
           <w:sz w:val="20"/>
           <w:u w:val="none"/>
         </w:rPr>
@@ -1245,7 +1154,6 @@
       <w:r>
         <w:rPr>
           <w:rFonts w:ascii="Calibri" w:hAnsi="Calibri" w:cs="Arial"/>
-          <w:b w:val="0"/>
           <w:sz w:val="20"/>
           <w:u w:val="none"/>
         </w:rPr>
@@ -1255,7 +1163,6 @@
       <w:r>
         <w:rPr>
           <w:rFonts w:ascii="Calibri" w:hAnsi="Calibri" w:cs="Arial"/>
-          <w:b w:val="0"/>
           <w:sz w:val="20"/>
           <w:u w:val="none"/>
         </w:rPr>
@@ -1265,7 +1172,6 @@
       <w:r>
         <w:rPr>
           <w:rFonts w:ascii="Calibri" w:hAnsi="Calibri" w:cs="Arial"/>
-          <w:b w:val="0"/>
           <w:sz w:val="20"/>
           <w:u w:val="none"/>
         </w:rPr>
@@ -1285,7 +1191,6 @@
       <w:r>
         <w:rPr>
           <w:rFonts w:ascii="Calibri" w:hAnsi="Calibri" w:cs="Arial"/>
-          <w:b w:val="0"/>
           <w:sz w:val="20"/>
           <w:u w:val="none"/>
         </w:rPr>
@@ -1295,7 +1200,6 @@
       <w:r>
         <w:rPr>
           <w:rFonts w:ascii="Calibri" w:hAnsi="Calibri" w:cs="Arial"/>
-          <w:b w:val="0"/>
           <w:sz w:val="20"/>
           <w:u w:val="none"/>
         </w:rPr>
@@ -1305,7 +1209,6 @@
       <w:r>
         <w:rPr>
           <w:rFonts w:ascii="Calibri" w:hAnsi="Calibri" w:cs="Arial"/>
-          <w:b w:val="0"/>
           <w:sz w:val="20"/>
           <w:u w:val="none"/>
         </w:rPr>
@@ -1315,7 +1218,6 @@
       <w:r>
         <w:rPr>
           <w:rFonts w:ascii="Calibri" w:hAnsi="Calibri" w:cs="Arial"/>
-          <w:b w:val="0"/>
           <w:sz w:val="20"/>
           <w:u w:val="none"/>
         </w:rPr>
@@ -1325,7 +1227,6 @@
       <w:r>
         <w:rPr>
           <w:rFonts w:ascii="Calibri" w:hAnsi="Calibri" w:cs="Arial"/>
-          <w:b w:val="0"/>
           <w:sz w:val="20"/>
           <w:u w:val="none"/>
         </w:rPr>
@@ -1346,7 +1247,6 @@
       <w:r>
         <w:rPr>
           <w:rFonts w:ascii="Calibri" w:hAnsi="Calibri" w:cs="Arial"/>
-          <w:b w:val="0"/>
           <w:sz w:val="20"/>
           <w:u w:val="none"/>
           <w:lang w:val="en-US"/>
@@ -1369,7 +1269,6 @@
       <w:r>
         <w:rPr>
           <w:rFonts w:ascii="Calibri" w:hAnsi="Calibri" w:cs="Arial"/>
-          <w:b w:val="0"/>
           <w:sz w:val="20"/>
           <w:u w:val="none"/>
           <w:lang w:val="en-US"/>
@@ -1392,11 +1291,11 @@
       <w:r>
         <w:rPr>
           <w:rFonts w:ascii="Calibri" w:hAnsi="Calibri" w:cs="Arial"/>
-          <w:b w:val="0"/>
           <w:sz w:val="20"/>
           <w:u w:val="none"/>
           <w:lang w:val="en-US"/>
         </w:rPr>
+        <w:lastRenderedPageBreak/>
         <w:t>{%p endif %}</w:t>
       </w:r>
     </w:p>
@@ -1488,27 +1387,29 @@
     <w:p>
       <w:pPr>
         <w:pStyle w:val="Bezodstpw"/>
-        <w:ind/>
         <w:jc w:val="right"/>
         <w:rPr>
           <w:rFonts w:ascii="Bahnschrift SemiBold" w:hAnsi="Bahnschrift SemiBold" w:cs="Arial"/>
-          <w:sz w:val="20"/>
-        </w:rPr>
-      </w:pPr>
-      <w:r>
-        <w:rPr>
-          <w:rFonts w:ascii="Calibri" w:hAnsi="Calibri" w:cs="Arial"/>
-          <w:b w:val="0"/>
-          <w:sz w:val="20"/>
-          <w:u w:val="none"/>
-        </w:rPr>
-        <w:lastRenderedPageBreak/>
+          <w:b/>
+          <w:bCs/>
+          <w:sz w:val="20"/>
+        </w:rPr>
+      </w:pPr>
+      <w:r>
+        <w:rPr>
+          <w:rFonts w:ascii="Calibri" w:hAnsi="Calibri" w:cs="Arial"/>
+          <w:b/>
+          <w:bCs/>
+          <w:sz w:val="20"/>
+          <w:u w:val="none"/>
+        </w:rPr>
         <w:t xml:space="preserve">Jakub Stania, </w:t>
       </w:r>
       <w:r>
         <w:rPr>
           <w:rFonts w:ascii="Calibri" w:hAnsi="Calibri" w:cs="Arial"/>
-          <w:b w:val="0"/>
+          <w:b/>
+          <w:bCs/>
           <w:sz w:val="20"/>
           <w:u w:val="none"/>
           <w:lang w:val="en-US"/>
@@ -1519,7 +1420,8 @@
       <w:r>
         <w:rPr>
           <w:rFonts w:ascii="Calibri" w:hAnsi="Calibri" w:cs="Arial"/>
-          <w:b w:val="0"/>
+          <w:b/>
+          <w:bCs/>
           <w:sz w:val="20"/>
           <w:u w:val="none"/>
           <w:lang w:val="en-US"/>
@@ -1530,7 +1432,8 @@
       <w:r>
         <w:rPr>
           <w:rFonts w:ascii="Calibri" w:hAnsi="Calibri" w:cs="Arial"/>
-          <w:b w:val="0"/>
+          <w:b/>
+          <w:bCs/>
           <w:sz w:val="20"/>
           <w:u w:val="none"/>
           <w:lang w:val="en-US"/>
@@ -3698,7 +3601,6 @@
     </w:pPr>
     <w:rPr>
       <w:noProof/>
-      <w:sz w:val="20"/>
     </w:rPr>
   </w:style>
   <w:style w:type="paragraph" w:styleId="Spistreci4">
@@ -3815,9 +3717,6 @@
       </w:tabs>
       <w:spacing w:before="120"/>
     </w:pPr>
-    <w:rPr>
-      <w:sz w:val="20"/>
-    </w:rPr>
   </w:style>
   <w:style w:type="character" w:styleId="Numerstrony">
     <w:name w:val="page number"/>
@@ -3875,7 +3774,6 @@
     <w:rPr>
       <w:rFonts w:ascii="Arial" w:hAnsi="Arial"/>
       <w:kern w:val="0"/>
-      <w:sz w:val="20"/>
     </w:rPr>
   </w:style>
   <w:style w:type="character" w:styleId="Hipercze">
@@ -3898,7 +3796,6 @@
     <w:rPr>
       <w:rFonts w:ascii="Arial" w:hAnsi="Arial"/>
       <w:kern w:val="0"/>
-      <w:sz w:val="20"/>
     </w:rPr>
   </w:style>
   <w:style w:type="paragraph" w:customStyle="1" w:styleId="WW-Tekstpodstawowy3">

--- a/szablony/sprawozdanie_techniczne_wzor.docx
+++ b/szablony/sprawozdanie_techniczne_wzor.docx
@@ -3712,8 +3712,8 @@
         <w:top w:val="double" w:sz="2" w:space="1" w:color="BFBFBF"/>
       </w:pBdr>
       <w:tabs>
-        <w:tab w:val="center" w:pos="4536"/>
-        <w:tab w:val="right" w:pos="9072"/>
+        <w:tab w:val="center" w:pos="4535"/>
+        <w:tab w:val="right" w:pos="9070"/>
       </w:tabs>
       <w:spacing w:before="120"/>
     </w:pPr>

--- a/szablony/sprawozdanie_techniczne_wzor.docx
+++ b/szablony/sprawozdanie_techniczne_wzor.docx
@@ -712,7 +712,14 @@
           <w:sz w:val="20"/>
           <w:u w:val="none"/>
         </w:rPr>
-        <w:tab/>
+        <w:t xml:space="preserve"> </w:t>
+      </w:r>
+      <w:r>
+        <w:rPr>
+          <w:rFonts w:ascii="Calibri" w:hAnsi="Calibri" w:cs="Arial"/>
+          <w:sz w:val="20"/>
+          <w:u w:val="none"/>
+        </w:rPr>
         <w:t xml:space="preserve">baza BDOT500, GESUT, </w:t>
       </w:r>
       <w:proofErr w:type="spellStart"/>
@@ -795,17 +802,56 @@
         <w:jc w:val="left"/>
         <w:rPr>
           <w:rFonts w:ascii="Bahnschrift SemiBold" w:hAnsi="Bahnschrift SemiBold" w:cs="Arial"/>
-          <w:sz w:val="20"/>
-        </w:rPr>
-      </w:pPr>
-      <w:r>
-        <w:rPr>
-          <w:rFonts w:ascii="Calibri" w:hAnsi="Calibri" w:cs="Arial"/>
-          <w:b/>
+          <w:bCs/>
+          <w:sz w:val="20"/>
+        </w:rPr>
+      </w:pPr>
+      <w:r>
+        <w:rPr>
+          <w:rFonts w:ascii="Calibri" w:hAnsi="Calibri" w:cs="Arial"/>
+          <w:bCs/>
           <w:sz w:val="20"/>
           <w:u w:val="none"/>
         </w:rPr>
         <w:t>b) zastosowane technologie i metody pomiarowe:</w:t>
+      </w:r>
+      <w:r>
+        <w:rPr>
+          <w:rFonts w:ascii="Calibri" w:hAnsi="Calibri" w:cs="Arial"/>
+          <w:bCs/>
+          <w:sz w:val="20"/>
+          <w:u w:val="none"/>
+        </w:rPr>
+        <w:t xml:space="preserve"> </w:t>
+      </w:r>
+      <w:r>
+        <w:rPr>
+          <w:rFonts w:ascii="Calibri" w:hAnsi="Calibri" w:cs="Arial"/>
+          <w:bCs/>
+          <w:sz w:val="20"/>
+          <w:u w:val="none"/>
+        </w:rPr>
+        <w:t>Pomiar wykonano metodą GNSS RTN –pozycjonowanie GNSS w czasie rzeczywistym z wykorzystaniem korekt powierzchniowych systemu sieci stacji referencyjnych RTN ASG-EUPOS. W trakcie pomiaru wykorzystano technologię równoczesnego pomiaru GNSS oraz pomiaru pochylenia tyczki realizowanego za pośrednictwem odbiornika GNSS Art-</w:t>
+      </w:r>
+      <w:proofErr w:type="spellStart"/>
+      <w:r>
+        <w:rPr>
+          <w:rFonts w:ascii="Calibri" w:hAnsi="Calibri" w:cs="Arial"/>
+          <w:bCs/>
+          <w:sz w:val="20"/>
+          <w:u w:val="none"/>
+        </w:rPr>
+        <w:t>Geo</w:t>
+      </w:r>
+      <w:proofErr w:type="spellEnd"/>
+      <w:r>
+        <w:rPr>
+          <w:rFonts w:ascii="Calibri" w:hAnsi="Calibri" w:cs="Arial"/>
+          <w:bCs/>
+          <w:sz w:val="20"/>
+          <w:u w:val="none"/>
+        </w:rPr>
+        <w:t xml:space="preserve"> Matrix II. Przy realizacji pomiaru w interwale 10Hz punkty pomiarowe zostały pomierzone w czasie sekundy lub wielokrotności sekundy. </w:t>
       </w:r>
     </w:p>
     <w:p>
@@ -818,128 +864,6 @@
           <w:sz w:val="20"/>
         </w:rPr>
       </w:pPr>
-      <w:r>
-        <w:rPr>
-          <w:rFonts w:ascii="Calibri" w:hAnsi="Calibri" w:cs="Arial"/>
-          <w:sz w:val="20"/>
-          <w:u w:val="none"/>
-        </w:rPr>
-        <w:t>Pomiar wykonano metodą GNSS RTN – pozycjonowanie GNSS w czasie rzeczywistym z wykorzystaniem korekt powierzchniowych systemu sieci stacji referencyjnych RTN ASG-EUPOS</w:t>
-      </w:r>
-      <w:r>
-        <w:rPr>
-          <w:rFonts w:ascii="Calibri" w:hAnsi="Calibri" w:cs="Arial"/>
-          <w:sz w:val="20"/>
-          <w:u w:val="none"/>
-        </w:rPr>
-        <w:t xml:space="preserve">. </w:t>
-      </w:r>
-      <w:r>
-        <w:rPr>
-          <w:rFonts w:ascii="Calibri" w:hAnsi="Calibri" w:cs="Arial"/>
-          <w:sz w:val="20"/>
-          <w:u w:val="none"/>
-        </w:rPr>
-        <w:t>W trakcie pomiaru wykorzystano technologię równoczesnego pomiaru GNSS</w:t>
-      </w:r>
-      <w:r>
-        <w:rPr>
-          <w:rFonts w:ascii="Calibri" w:hAnsi="Calibri" w:cs="Arial"/>
-          <w:sz w:val="20"/>
-          <w:u w:val="none"/>
-        </w:rPr>
-        <w:t xml:space="preserve"> oraz</w:t>
-      </w:r>
-      <w:r>
-        <w:rPr>
-          <w:rFonts w:ascii="Calibri" w:hAnsi="Calibri" w:cs="Arial"/>
-          <w:sz w:val="20"/>
-          <w:u w:val="none"/>
-        </w:rPr>
-        <w:t xml:space="preserve"> pomiaru pochylenia tyczki realizowa</w:t>
-      </w:r>
-      <w:r>
-        <w:rPr>
-          <w:rFonts w:ascii="Calibri" w:hAnsi="Calibri" w:cs="Arial"/>
-          <w:sz w:val="20"/>
-          <w:u w:val="none"/>
-        </w:rPr>
-        <w:t>nego</w:t>
-      </w:r>
-      <w:r>
-        <w:rPr>
-          <w:rFonts w:ascii="Calibri" w:hAnsi="Calibri" w:cs="Arial"/>
-          <w:sz w:val="20"/>
-          <w:u w:val="none"/>
-        </w:rPr>
-        <w:t xml:space="preserve"> za pośrednictwem </w:t>
-      </w:r>
-      <w:r>
-        <w:rPr>
-          <w:rFonts w:ascii="Calibri" w:hAnsi="Calibri" w:cs="Arial"/>
-          <w:sz w:val="20"/>
-          <w:u w:val="none"/>
-        </w:rPr>
-        <w:t>odbiornika</w:t>
-      </w:r>
-      <w:r>
-        <w:rPr>
-          <w:rFonts w:ascii="Calibri" w:hAnsi="Calibri" w:cs="Arial"/>
-          <w:sz w:val="20"/>
-          <w:u w:val="none"/>
-        </w:rPr>
-        <w:t xml:space="preserve"> GNSS </w:t>
-      </w:r>
-      <w:r>
-        <w:rPr>
-          <w:rFonts w:ascii="Calibri" w:hAnsi="Calibri" w:cs="Arial"/>
-          <w:sz w:val="20"/>
-          <w:u w:val="none"/>
-        </w:rPr>
-        <w:t>Art-</w:t>
-      </w:r>
-      <w:proofErr w:type="spellStart"/>
-      <w:r>
-        <w:rPr>
-          <w:rFonts w:ascii="Calibri" w:hAnsi="Calibri" w:cs="Arial"/>
-          <w:sz w:val="20"/>
-          <w:u w:val="none"/>
-        </w:rPr>
-        <w:t>Geo</w:t>
-      </w:r>
-      <w:proofErr w:type="spellEnd"/>
-      <w:r>
-        <w:rPr>
-          <w:rFonts w:ascii="Calibri" w:hAnsi="Calibri" w:cs="Arial"/>
-          <w:sz w:val="20"/>
-          <w:u w:val="none"/>
-        </w:rPr>
-        <w:t xml:space="preserve"> Matrix II</w:t>
-      </w:r>
-      <w:r>
-        <w:rPr>
-          <w:rFonts w:ascii="Calibri" w:hAnsi="Calibri" w:cs="Arial"/>
-          <w:sz w:val="20"/>
-          <w:u w:val="none"/>
-        </w:rPr>
-        <w:t xml:space="preserve">. Przy realizacji pomiaru w interwale </w:t>
-      </w:r>
-      <w:r>
-        <w:rPr>
-          <w:rFonts w:ascii="Calibri" w:hAnsi="Calibri" w:cs="Arial"/>
-          <w:sz w:val="20"/>
-          <w:u w:val="none"/>
-        </w:rPr>
-        <w:t>10</w:t>
-      </w:r>
-      <w:r>
-        <w:rPr>
-          <w:rFonts w:ascii="Calibri" w:hAnsi="Calibri" w:cs="Arial"/>
-          <w:sz w:val="20"/>
-          <w:u w:val="none"/>
-        </w:rPr>
-        <w:t xml:space="preserve">Hz punkty pomiarowe zostały pomierzone w czasie sekundy lub wielokrotności sekundy. </w:t>
-      </w:r>
     </w:p>
     <w:p>
       <w:pPr>
@@ -951,23 +875,50 @@
           <w:sz w:val="20"/>
         </w:rPr>
       </w:pPr>
+      <w:r>
+        <w:rPr>
+          <w:rFonts w:ascii="Calibri" w:hAnsi="Calibri" w:cs="Arial"/>
+          <w:sz w:val="20"/>
+          <w:u w:val="none"/>
+        </w:rPr>
+        <w:t xml:space="preserve">{{ </w:t>
+      </w:r>
+      <w:proofErr w:type="spellStart"/>
+      <w:r>
+        <w:rPr>
+          <w:rFonts w:ascii="Calibri" w:hAnsi="Calibri" w:cs="Arial"/>
+          <w:sz w:val="20"/>
+          <w:u w:val="none"/>
+        </w:rPr>
+        <w:t>opis_przebiegu</w:t>
+      </w:r>
+      <w:proofErr w:type="spellEnd"/>
+      <w:r>
+        <w:rPr>
+          <w:rFonts w:ascii="Calibri" w:hAnsi="Calibri" w:cs="Arial"/>
+          <w:sz w:val="20"/>
+          <w:u w:val="none"/>
+        </w:rPr>
+        <w:t xml:space="preserve"> }}</w:t>
+      </w:r>
     </w:p>
     <w:p>
       <w:pPr>
         <w:pStyle w:val="Bezodstpw"/>
         <w:ind w:left="720"/>
-        <w:rPr>
-          <w:rFonts w:ascii="Bahnschrift SemiBold" w:hAnsi="Bahnschrift SemiBold" w:cs="Arial"/>
-          <w:sz w:val="20"/>
-        </w:rPr>
-      </w:pPr>
-      <w:r>
-        <w:rPr>
-          <w:rFonts w:ascii="Calibri" w:hAnsi="Calibri" w:cs="Arial"/>
-          <w:sz w:val="20"/>
-          <w:u w:val="none"/>
-        </w:rPr>
-        <w:t xml:space="preserve">{{ </w:t>
+        <w:jc w:val="left"/>
+        <w:rPr>
+          <w:rFonts w:ascii="Bahnschrift SemiBold" w:hAnsi="Bahnschrift SemiBold" w:cs="Arial"/>
+          <w:sz w:val="20"/>
+        </w:rPr>
+      </w:pPr>
+      <w:r>
+        <w:rPr>
+          <w:rFonts w:ascii="Calibri" w:hAnsi="Calibri" w:cs="Arial"/>
+          <w:sz w:val="20"/>
+          <w:u w:val="none"/>
+        </w:rPr>
+        <w:t xml:space="preserve">{%p </w:t>
       </w:r>
       <w:proofErr w:type="spellStart"/>
       <w:r>
@@ -976,7 +927,7 @@
           <w:sz w:val="20"/>
           <w:u w:val="none"/>
         </w:rPr>
-        <w:t>opis_przebiegu</w:t>
+        <w:t>else</w:t>
       </w:r>
       <w:proofErr w:type="spellEnd"/>
       <w:r>
@@ -985,67 +936,33 @@
           <w:sz w:val="20"/>
           <w:u w:val="none"/>
         </w:rPr>
-        <w:t xml:space="preserve"> }}</w:t>
+        <w:t xml:space="preserve"> %}</w:t>
       </w:r>
     </w:p>
     <w:p>
       <w:pPr>
         <w:pStyle w:val="Bezodstpw"/>
         <w:ind w:left="720"/>
-        <w:rPr>
-          <w:rFonts w:ascii="Bahnschrift SemiBold" w:hAnsi="Bahnschrift SemiBold" w:cs="Arial"/>
-          <w:sz w:val="20"/>
-        </w:rPr>
-      </w:pPr>
-      <w:r>
-        <w:rPr>
-          <w:rFonts w:ascii="Calibri" w:hAnsi="Calibri" w:cs="Arial"/>
-          <w:sz w:val="20"/>
-          <w:u w:val="none"/>
-        </w:rPr>
-        <w:t xml:space="preserve">{%p </w:t>
-      </w:r>
-      <w:proofErr w:type="spellStart"/>
-      <w:r>
-        <w:rPr>
-          <w:rFonts w:ascii="Calibri" w:hAnsi="Calibri" w:cs="Arial"/>
-          <w:sz w:val="20"/>
-          <w:u w:val="none"/>
-        </w:rPr>
-        <w:t>else</w:t>
-      </w:r>
-      <w:proofErr w:type="spellEnd"/>
-      <w:r>
-        <w:rPr>
-          <w:rFonts w:ascii="Calibri" w:hAnsi="Calibri" w:cs="Arial"/>
-          <w:sz w:val="20"/>
-          <w:u w:val="none"/>
-        </w:rPr>
-        <w:t xml:space="preserve"> %}</w:t>
+        <w:jc w:val="left"/>
+        <w:rPr>
+          <w:rFonts w:ascii="Bahnschrift SemiBold" w:hAnsi="Bahnschrift SemiBold" w:cs="Arial"/>
+          <w:sz w:val="20"/>
+        </w:rPr>
+      </w:pPr>
+      <w:r>
+        <w:rPr>
+          <w:rFonts w:ascii="Calibri" w:hAnsi="Calibri" w:cs="Arial"/>
+          <w:sz w:val="20"/>
+          <w:u w:val="none"/>
+        </w:rPr>
+        <w:t>brak</w:t>
       </w:r>
     </w:p>
     <w:p>
       <w:pPr>
         <w:pStyle w:val="Bezodstpw"/>
         <w:ind w:left="720"/>
-        <w:rPr>
-          <w:rFonts w:ascii="Bahnschrift SemiBold" w:hAnsi="Bahnschrift SemiBold" w:cs="Arial"/>
-          <w:sz w:val="20"/>
-        </w:rPr>
-      </w:pPr>
-      <w:r>
-        <w:rPr>
-          <w:rFonts w:ascii="Calibri" w:hAnsi="Calibri" w:cs="Arial"/>
-          <w:sz w:val="20"/>
-          <w:u w:val="none"/>
-        </w:rPr>
-        <w:t>brak</w:t>
-      </w:r>
-    </w:p>
-    <w:p>
-      <w:pPr>
-        <w:pStyle w:val="Bezodstpw"/>
-        <w:ind w:left="720"/>
+        <w:jc w:val="left"/>
         <w:rPr>
           <w:rFonts w:ascii="Bahnschrift SemiBold" w:hAnsi="Bahnschrift SemiBold" w:cs="Arial"/>
           <w:sz w:val="20"/>

--- a/szablony/sprawozdanie_techniczne_wzor.docx
+++ b/szablony/sprawozdanie_techniczne_wzor.docx
@@ -120,6 +120,7 @@
         <w:jc w:val="left"/>
         <w:rPr>
           <w:rFonts w:ascii="Bahnschrift SemiBold" w:hAnsi="Bahnschrift SemiBold" w:cs="Arial"/>
+          <w:bCs/>
           <w:sz w:val="20"/>
           <w:u w:val="single"/>
         </w:rPr>
@@ -127,7 +128,7 @@
       <w:r>
         <w:rPr>
           <w:rFonts w:ascii="Calibri" w:hAnsi="Calibri" w:cs="Arial"/>
-          <w:b/>
+          <w:bCs/>
           <w:sz w:val="20"/>
           <w:u w:val="none"/>
         </w:rPr>
@@ -141,6 +142,8 @@
         <w:jc w:val="center"/>
         <w:rPr>
           <w:rFonts w:ascii="Bahnschrift SemiBold" w:hAnsi="Bahnschrift SemiBold" w:cs="Arial"/>
+          <w:b/>
+          <w:bCs/>
           <w:sz w:val="20"/>
           <w:u w:val="single"/>
         </w:rPr>
@@ -148,28 +151,12 @@
       <w:r>
         <w:rPr>
           <w:rFonts w:ascii="Calibri" w:hAnsi="Calibri" w:cs="Arial"/>
-          <w:sz w:val="20"/>
-          <w:u w:val="none"/>
-        </w:rPr>
-        <w:t xml:space="preserve">{{ </w:t>
-      </w:r>
-      <w:proofErr w:type="spellStart"/>
-      <w:r>
-        <w:rPr>
-          <w:rFonts w:ascii="Calibri" w:hAnsi="Calibri" w:cs="Arial"/>
-          <w:sz w:val="20"/>
-          <w:u w:val="none"/>
-        </w:rPr>
-        <w:t>rodzaj_pracy</w:t>
-      </w:r>
-      <w:proofErr w:type="spellEnd"/>
-      <w:r>
-        <w:rPr>
-          <w:rFonts w:ascii="Calibri" w:hAnsi="Calibri" w:cs="Arial"/>
-          <w:sz w:val="20"/>
-          <w:u w:val="none"/>
-        </w:rPr>
-        <w:t xml:space="preserve"> }}</w:t>
+          <w:b/>
+          <w:bCs/>
+          <w:sz w:val="20"/>
+          <w:u w:val="none"/>
+        </w:rPr>
+        <w:t>{{ rodzaj_pracy }}</w:t>
       </w:r>
     </w:p>
     <w:p>
@@ -193,13 +180,14 @@
         <w:jc w:val="left"/>
         <w:rPr>
           <w:rFonts w:ascii="Bahnschrift SemiBold" w:hAnsi="Bahnschrift SemiBold" w:cs="Arial"/>
-          <w:sz w:val="20"/>
-        </w:rPr>
-      </w:pPr>
-      <w:r>
-        <w:rPr>
-          <w:rFonts w:ascii="Calibri" w:hAnsi="Calibri" w:cs="Arial"/>
-          <w:b/>
+          <w:bCs/>
+          <w:sz w:val="20"/>
+        </w:rPr>
+      </w:pPr>
+      <w:r>
+        <w:rPr>
+          <w:rFonts w:ascii="Calibri" w:hAnsi="Calibri" w:cs="Arial"/>
+          <w:bCs/>
           <w:sz w:val="20"/>
           <w:u w:val="none"/>
         </w:rPr>
@@ -224,29 +212,7 @@
           <w:sz w:val="20"/>
           <w:u w:val="none"/>
         </w:rPr>
-        <w:t xml:space="preserve">{{ </w:t>
-      </w:r>
-      <w:proofErr w:type="spellStart"/>
-      <w:r>
-        <w:rPr>
-          <w:rFonts w:ascii="Calibri" w:hAnsi="Calibri" w:cs="Arial"/>
-          <w:b/>
-          <w:color w:val="FF0000"/>
-          <w:sz w:val="20"/>
-          <w:u w:val="none"/>
-        </w:rPr>
-        <w:t>nr_roboty</w:t>
-      </w:r>
-      <w:proofErr w:type="spellEnd"/>
-      <w:r>
-        <w:rPr>
-          <w:rFonts w:ascii="Calibri" w:hAnsi="Calibri" w:cs="Arial"/>
-          <w:b/>
-          <w:color w:val="FF0000"/>
-          <w:sz w:val="20"/>
-          <w:u w:val="none"/>
-        </w:rPr>
-        <w:t xml:space="preserve"> }}</w:t>
+        <w:t>{{ nr_roboty }}</w:t>
       </w:r>
     </w:p>
     <w:p>
@@ -271,13 +237,14 @@
         <w:jc w:val="left"/>
         <w:rPr>
           <w:rFonts w:ascii="Bahnschrift SemiBold" w:hAnsi="Bahnschrift SemiBold" w:cs="Arial"/>
-          <w:sz w:val="20"/>
-        </w:rPr>
-      </w:pPr>
-      <w:r>
-        <w:rPr>
-          <w:rFonts w:ascii="Calibri" w:hAnsi="Calibri" w:cs="Arial"/>
-          <w:b/>
+          <w:bCs/>
+          <w:sz w:val="20"/>
+        </w:rPr>
+      </w:pPr>
+      <w:r>
+        <w:rPr>
+          <w:rFonts w:ascii="Calibri" w:hAnsi="Calibri" w:cs="Arial"/>
+          <w:bCs/>
           <w:sz w:val="20"/>
           <w:u w:val="none"/>
         </w:rPr>
@@ -291,26 +258,20 @@
         <w:jc w:val="center"/>
         <w:rPr>
           <w:rFonts w:ascii="Bahnschrift SemiBold" w:hAnsi="Bahnschrift SemiBold" w:cs="Arial"/>
-          <w:sz w:val="20"/>
-        </w:rPr>
-      </w:pPr>
-      <w:proofErr w:type="spellStart"/>
-      <w:r>
-        <w:rPr>
-          <w:rFonts w:ascii="Calibri" w:hAnsi="Calibri" w:cs="Arial"/>
-          <w:sz w:val="20"/>
-          <w:u w:val="none"/>
-        </w:rPr>
-        <w:t>ProCAD</w:t>
-      </w:r>
-      <w:proofErr w:type="spellEnd"/>
-      <w:r>
-        <w:rPr>
-          <w:rFonts w:ascii="Calibri" w:hAnsi="Calibri" w:cs="Arial"/>
-          <w:sz w:val="20"/>
-          <w:u w:val="none"/>
-        </w:rPr>
-        <w:t xml:space="preserve"> Geodezja Sp. z o.o.</w:t>
+          <w:b/>
+          <w:bCs/>
+          <w:sz w:val="20"/>
+        </w:rPr>
+      </w:pPr>
+      <w:r>
+        <w:rPr>
+          <w:rFonts w:ascii="Calibri" w:hAnsi="Calibri" w:cs="Arial"/>
+          <w:b/>
+          <w:bCs/>
+          <w:sz w:val="20"/>
+          <w:u w:val="none"/>
+        </w:rPr>
+        <w:t>ProCAD Geodezja Sp. z o.o.</w:t>
       </w:r>
     </w:p>
     <w:p>
@@ -320,12 +281,16 @@
         <w:jc w:val="center"/>
         <w:rPr>
           <w:rFonts w:ascii="Bahnschrift SemiBold" w:hAnsi="Bahnschrift SemiBold" w:cs="Arial"/>
-          <w:sz w:val="20"/>
-        </w:rPr>
-      </w:pPr>
-      <w:r>
-        <w:rPr>
-          <w:rFonts w:ascii="Calibri" w:hAnsi="Calibri" w:cs="Arial"/>
+          <w:b/>
+          <w:bCs/>
+          <w:sz w:val="20"/>
+        </w:rPr>
+      </w:pPr>
+      <w:r>
+        <w:rPr>
+          <w:rFonts w:ascii="Calibri" w:hAnsi="Calibri" w:cs="Arial"/>
+          <w:b/>
+          <w:bCs/>
           <w:sz w:val="20"/>
           <w:u w:val="none"/>
         </w:rPr>
@@ -339,16 +304,30 @@
         <w:jc w:val="center"/>
         <w:rPr>
           <w:rFonts w:ascii="Bahnschrift SemiBold" w:hAnsi="Bahnschrift SemiBold" w:cs="Arial"/>
-          <w:sz w:val="20"/>
-        </w:rPr>
-      </w:pPr>
-      <w:r>
-        <w:rPr>
-          <w:rFonts w:ascii="Calibri" w:hAnsi="Calibri" w:cs="Arial"/>
+          <w:b/>
+          <w:bCs/>
+          <w:sz w:val="20"/>
+        </w:rPr>
+      </w:pPr>
+      <w:r>
+        <w:rPr>
+          <w:rFonts w:ascii="Calibri" w:hAnsi="Calibri" w:cs="Arial"/>
+          <w:b/>
+          <w:bCs/>
           <w:sz w:val="20"/>
           <w:u w:val="none"/>
         </w:rPr>
         <w:t>NIP 638 184 63 45</w:t>
+      </w:r>
+      <w:r>
+        <w:rPr>
+          <w:rFonts w:ascii="Calibri" w:hAnsi="Calibri" w:cs="Arial"/>
+          <w:b/>
+          <w:bCs/>
+          <w:sz w:val="20"/>
+          <w:u w:val="none"/>
+        </w:rPr>
+        <w:t>, REGON 389910692</w:t>
       </w:r>
     </w:p>
     <w:p>
@@ -373,13 +352,14 @@
         <w:jc w:val="left"/>
         <w:rPr>
           <w:rFonts w:ascii="Bahnschrift SemiBold" w:hAnsi="Bahnschrift SemiBold" w:cs="Arial"/>
-          <w:sz w:val="20"/>
-        </w:rPr>
-      </w:pPr>
-      <w:r>
-        <w:rPr>
-          <w:rFonts w:ascii="Calibri" w:hAnsi="Calibri" w:cs="Arial"/>
-          <w:b/>
+          <w:bCs/>
+          <w:sz w:val="20"/>
+        </w:rPr>
+      </w:pPr>
+      <w:r>
+        <w:rPr>
+          <w:rFonts w:ascii="Calibri" w:hAnsi="Calibri" w:cs="Arial"/>
+          <w:bCs/>
           <w:sz w:val="20"/>
           <w:u w:val="none"/>
         </w:rPr>
@@ -393,12 +373,16 @@
         <w:jc w:val="center"/>
         <w:rPr>
           <w:rFonts w:ascii="Bahnschrift SemiBold" w:hAnsi="Bahnschrift SemiBold" w:cs="Arial"/>
-          <w:sz w:val="20"/>
-        </w:rPr>
-      </w:pPr>
-      <w:r>
-        <w:rPr>
-          <w:rFonts w:ascii="Calibri" w:hAnsi="Calibri" w:cs="Arial"/>
+          <w:b/>
+          <w:bCs/>
+          <w:sz w:val="20"/>
+        </w:rPr>
+      </w:pPr>
+      <w:r>
+        <w:rPr>
+          <w:rFonts w:ascii="Calibri" w:hAnsi="Calibri" w:cs="Arial"/>
+          <w:b/>
+          <w:bCs/>
           <w:sz w:val="20"/>
           <w:u w:val="none"/>
         </w:rPr>
@@ -461,13 +445,14 @@
         <w:jc w:val="left"/>
         <w:rPr>
           <w:rFonts w:ascii="Bahnschrift SemiBold" w:hAnsi="Bahnschrift SemiBold" w:cs="Arial"/>
-          <w:sz w:val="20"/>
-        </w:rPr>
-      </w:pPr>
-      <w:r>
-        <w:rPr>
-          <w:rFonts w:ascii="Calibri" w:hAnsi="Calibri" w:cs="Arial"/>
-          <w:b/>
+          <w:bCs/>
+          <w:sz w:val="20"/>
+        </w:rPr>
+      </w:pPr>
+      <w:r>
+        <w:rPr>
+          <w:rFonts w:ascii="Calibri" w:hAnsi="Calibri" w:cs="Arial"/>
+          <w:bCs/>
           <w:sz w:val="20"/>
           <w:u w:val="none"/>
         </w:rPr>
@@ -481,12 +466,16 @@
         <w:jc w:val="center"/>
         <w:rPr>
           <w:rFonts w:ascii="Bahnschrift SemiBold" w:hAnsi="Bahnschrift SemiBold" w:cs="Arial"/>
-          <w:sz w:val="20"/>
-        </w:rPr>
-      </w:pPr>
-      <w:r>
-        <w:rPr>
-          <w:rFonts w:ascii="Calibri" w:hAnsi="Calibri" w:cs="Arial"/>
+          <w:b/>
+          <w:bCs/>
+          <w:sz w:val="20"/>
+        </w:rPr>
+      </w:pPr>
+      <w:r>
+        <w:rPr>
+          <w:rFonts w:ascii="Calibri" w:hAnsi="Calibri" w:cs="Arial"/>
+          <w:b/>
+          <w:bCs/>
           <w:sz w:val="20"/>
           <w:u w:val="none"/>
         </w:rPr>
@@ -515,13 +504,14 @@
         <w:jc w:val="left"/>
         <w:rPr>
           <w:rFonts w:ascii="Bahnschrift SemiBold" w:hAnsi="Bahnschrift SemiBold" w:cs="Arial"/>
-          <w:sz w:val="20"/>
-        </w:rPr>
-      </w:pPr>
-      <w:r>
-        <w:rPr>
-          <w:rFonts w:ascii="Calibri" w:hAnsi="Calibri" w:cs="Arial"/>
-          <w:b/>
+          <w:bCs/>
+          <w:sz w:val="20"/>
+        </w:rPr>
+      </w:pPr>
+      <w:r>
+        <w:rPr>
+          <w:rFonts w:ascii="Calibri" w:hAnsi="Calibri" w:cs="Arial"/>
+          <w:bCs/>
           <w:sz w:val="20"/>
           <w:u w:val="none"/>
         </w:rPr>
@@ -535,52 +525,20 @@
         <w:jc w:val="center"/>
         <w:rPr>
           <w:rFonts w:ascii="Bahnschrift SemiBold" w:hAnsi="Bahnschrift SemiBold" w:cs="Arial"/>
-          <w:sz w:val="20"/>
-        </w:rPr>
-      </w:pPr>
-      <w:r>
-        <w:rPr>
-          <w:rFonts w:ascii="Calibri" w:hAnsi="Calibri" w:cs="Arial"/>
-          <w:sz w:val="20"/>
-          <w:u w:val="none"/>
-        </w:rPr>
-        <w:t xml:space="preserve">{{ </w:t>
-      </w:r>
-      <w:proofErr w:type="spellStart"/>
-      <w:r>
-        <w:rPr>
-          <w:rFonts w:ascii="Calibri" w:hAnsi="Calibri" w:cs="Arial"/>
-          <w:sz w:val="20"/>
-          <w:u w:val="none"/>
-        </w:rPr>
-        <w:t>data_zgloszenia</w:t>
-      </w:r>
-      <w:proofErr w:type="spellEnd"/>
-      <w:r>
-        <w:rPr>
-          <w:rFonts w:ascii="Calibri" w:hAnsi="Calibri" w:cs="Arial"/>
-          <w:sz w:val="20"/>
-          <w:u w:val="none"/>
-        </w:rPr>
-        <w:t xml:space="preserve"> }} – {{ </w:t>
-      </w:r>
-      <w:proofErr w:type="spellStart"/>
-      <w:r>
-        <w:rPr>
-          <w:rFonts w:ascii="Calibri" w:hAnsi="Calibri" w:cs="Arial"/>
-          <w:sz w:val="20"/>
-          <w:u w:val="none"/>
-        </w:rPr>
-        <w:t>data_zakonczenia</w:t>
-      </w:r>
-      <w:proofErr w:type="spellEnd"/>
-      <w:r>
-        <w:rPr>
-          <w:rFonts w:ascii="Calibri" w:hAnsi="Calibri" w:cs="Arial"/>
-          <w:sz w:val="20"/>
-          <w:u w:val="none"/>
-        </w:rPr>
-        <w:t xml:space="preserve"> }}</w:t>
+          <w:b/>
+          <w:bCs/>
+          <w:sz w:val="20"/>
+        </w:rPr>
+      </w:pPr>
+      <w:r>
+        <w:rPr>
+          <w:rFonts w:ascii="Calibri" w:hAnsi="Calibri" w:cs="Arial"/>
+          <w:b/>
+          <w:bCs/>
+          <w:sz w:val="20"/>
+          <w:u w:val="none"/>
+        </w:rPr>
+        <w:t>{{ data_zgloszenia }} – {{ data_zakonczenia }}</w:t>
       </w:r>
     </w:p>
     <w:p>
@@ -611,13 +569,14 @@
         <w:jc w:val="left"/>
         <w:rPr>
           <w:rFonts w:ascii="Bahnschrift SemiBold" w:hAnsi="Bahnschrift SemiBold" w:cs="Arial"/>
-          <w:sz w:val="20"/>
-        </w:rPr>
-      </w:pPr>
-      <w:r>
-        <w:rPr>
-          <w:rFonts w:ascii="Calibri" w:hAnsi="Calibri" w:cs="Arial"/>
-          <w:b/>
+          <w:bCs/>
+          <w:sz w:val="20"/>
+        </w:rPr>
+      </w:pPr>
+      <w:r>
+        <w:rPr>
+          <w:rFonts w:ascii="Calibri" w:hAnsi="Calibri" w:cs="Arial"/>
+          <w:bCs/>
           <w:sz w:val="20"/>
           <w:u w:val="none"/>
         </w:rPr>
@@ -649,43 +608,7 @@
           <w:sz w:val="20"/>
           <w:u w:val="none"/>
         </w:rPr>
-        <w:t xml:space="preserve">{%p </w:t>
-      </w:r>
-      <w:proofErr w:type="spellStart"/>
-      <w:r>
-        <w:rPr>
-          <w:rFonts w:ascii="Calibri" w:hAnsi="Calibri" w:cs="Arial"/>
-          <w:sz w:val="20"/>
-          <w:u w:val="none"/>
-        </w:rPr>
-        <w:t>if</w:t>
-      </w:r>
-      <w:proofErr w:type="spellEnd"/>
-      <w:r>
-        <w:rPr>
-          <w:rFonts w:ascii="Calibri" w:hAnsi="Calibri" w:cs="Arial"/>
-          <w:sz w:val="20"/>
-          <w:u w:val="none"/>
-        </w:rPr>
-        <w:t xml:space="preserve"> </w:t>
-      </w:r>
-      <w:proofErr w:type="spellStart"/>
-      <w:r>
-        <w:rPr>
-          <w:rFonts w:ascii="Calibri" w:hAnsi="Calibri" w:cs="Arial"/>
-          <w:sz w:val="20"/>
-          <w:u w:val="none"/>
-        </w:rPr>
-        <w:t>opis_przebiegu_jest</w:t>
-      </w:r>
-      <w:proofErr w:type="spellEnd"/>
-      <w:r>
-        <w:rPr>
-          <w:rFonts w:ascii="Calibri" w:hAnsi="Calibri" w:cs="Arial"/>
-          <w:sz w:val="20"/>
-          <w:u w:val="none"/>
-        </w:rPr>
-        <w:t xml:space="preserve"> %}</w:t>
+        <w:t>{%p if opis_przebiegu_jest %}</w:t>
       </w:r>
     </w:p>
     <w:p>
@@ -720,25 +643,7 @@
           <w:sz w:val="20"/>
           <w:u w:val="none"/>
         </w:rPr>
-        <w:t xml:space="preserve">baza BDOT500, GESUT, </w:t>
-      </w:r>
-      <w:proofErr w:type="spellStart"/>
-      <w:r>
-        <w:rPr>
-          <w:rFonts w:ascii="Calibri" w:hAnsi="Calibri" w:cs="Arial"/>
-          <w:sz w:val="20"/>
-          <w:u w:val="none"/>
-        </w:rPr>
-        <w:t>EGiB</w:t>
-      </w:r>
-      <w:proofErr w:type="spellEnd"/>
-      <w:r>
-        <w:rPr>
-          <w:rFonts w:ascii="Calibri" w:hAnsi="Calibri" w:cs="Arial"/>
-          <w:sz w:val="20"/>
-          <w:u w:val="none"/>
-        </w:rPr>
-        <w:t xml:space="preserve"> </w:t>
+        <w:t xml:space="preserve">baza BDOT500, GESUT, EGiB </w:t>
       </w:r>
       <w:r>
         <w:rPr>
@@ -801,7 +706,7 @@
         <w:ind w:left="720"/>
         <w:jc w:val="left"/>
         <w:rPr>
-          <w:rFonts w:ascii="Bahnschrift SemiBold" w:hAnsi="Bahnschrift SemiBold" w:cs="Arial"/>
+          <w:rFonts w:ascii="Calibri" w:hAnsi="Calibri" w:cs="Arial"/>
           <w:bCs/>
           <w:sz w:val="20"/>
         </w:rPr>
@@ -831,36 +736,18 @@
           <w:sz w:val="20"/>
           <w:u w:val="none"/>
         </w:rPr>
-        <w:t>Pomiar wykonano metodą GNSS RTN –pozycjonowanie GNSS w czasie rzeczywistym z wykorzystaniem korekt powierzchniowych systemu sieci stacji referencyjnych RTN ASG-EUPOS. W trakcie pomiaru wykorzystano technologię równoczesnego pomiaru GNSS oraz pomiaru pochylenia tyczki realizowanego za pośrednictwem odbiornika GNSS Art-</w:t>
-      </w:r>
-      <w:proofErr w:type="spellStart"/>
-      <w:r>
-        <w:rPr>
-          <w:rFonts w:ascii="Calibri" w:hAnsi="Calibri" w:cs="Arial"/>
-          <w:bCs/>
-          <w:sz w:val="20"/>
-          <w:u w:val="none"/>
-        </w:rPr>
-        <w:t>Geo</w:t>
-      </w:r>
-      <w:proofErr w:type="spellEnd"/>
-      <w:r>
-        <w:rPr>
-          <w:rFonts w:ascii="Calibri" w:hAnsi="Calibri" w:cs="Arial"/>
-          <w:bCs/>
-          <w:sz w:val="20"/>
-          <w:u w:val="none"/>
-        </w:rPr>
-        <w:t xml:space="preserve"> Matrix II. Przy realizacji pomiaru w interwale 10Hz punkty pomiarowe zostały pomierzone w czasie sekundy lub wielokrotności sekundy. </w:t>
-      </w:r>
-    </w:p>
-    <w:p>
-      <w:pPr>
-        <w:pStyle w:val="Bezodstpw"/>
+        <w:t xml:space="preserve">Pomiar wykonano metodą GNSS RTN –pozycjonowanie GNSS w czasie rzeczywistym z wykorzystaniem korekt powierzchniowych systemu sieci stacji referencyjnych RTN ASG-EUPOS. W trakcie pomiaru wykorzystano technologię równoczesnego pomiaru GNSS oraz pomiaru pochylenia tyczki realizowanego za pośrednictwem odbiornika GNSS Art-Geo Matrix II. Przy realizacji pomiaru w interwale 10Hz punkty pomiarowe zostały pomierzone w czasie sekundy lub wielokrotności sekundy. </w:t>
+      </w:r>
+    </w:p>
+    <w:p>
+      <w:pPr>
+        <w:pStyle w:val="Bezodstpw"/>
+        <w:keepNext/>
         <w:ind w:left="720"/>
         <w:jc w:val="left"/>
         <w:rPr>
-          <w:rFonts w:ascii="Bahnschrift SemiBold" w:hAnsi="Bahnschrift SemiBold" w:cs="Arial"/>
+          <w:rFonts w:ascii="Calibri" w:hAnsi="Calibri" w:cs="Arial"/>
+          <w:bCs/>
           <w:sz w:val="20"/>
         </w:rPr>
       </w:pPr>
@@ -871,35 +758,38 @@
         <w:ind w:left="720"/>
         <w:jc w:val="left"/>
         <w:rPr>
-          <w:rFonts w:ascii="Bahnschrift SemiBold" w:hAnsi="Bahnschrift SemiBold" w:cs="Arial"/>
-          <w:sz w:val="20"/>
-        </w:rPr>
-      </w:pPr>
-      <w:r>
-        <w:rPr>
-          <w:rFonts w:ascii="Calibri" w:hAnsi="Calibri" w:cs="Arial"/>
-          <w:sz w:val="20"/>
-          <w:u w:val="none"/>
-        </w:rPr>
-        <w:t xml:space="preserve">{{ </w:t>
-      </w:r>
-      <w:proofErr w:type="spellStart"/>
-      <w:r>
-        <w:rPr>
-          <w:rFonts w:ascii="Calibri" w:hAnsi="Calibri" w:cs="Arial"/>
-          <w:sz w:val="20"/>
-          <w:u w:val="none"/>
-        </w:rPr>
-        <w:t>opis_przebiegu</w:t>
-      </w:r>
-      <w:proofErr w:type="spellEnd"/>
-      <w:r>
-        <w:rPr>
-          <w:rFonts w:ascii="Calibri" w:hAnsi="Calibri" w:cs="Arial"/>
-          <w:sz w:val="20"/>
-          <w:u w:val="none"/>
-        </w:rPr>
-        <w:t xml:space="preserve"> }}</w:t>
+          <w:rFonts w:ascii="Calibri" w:hAnsi="Calibri" w:cs="Arial"/>
+          <w:bCs/>
+          <w:sz w:val="20"/>
+        </w:rPr>
+      </w:pPr>
+      <w:r>
+        <w:rPr>
+          <w:rFonts w:ascii="Calibri" w:hAnsi="Calibri" w:cs="Arial"/>
+          <w:bCs/>
+          <w:sz w:val="20"/>
+          <w:u w:val="none"/>
+        </w:rPr>
+        <w:t xml:space="preserve">Pomiar kontrolny szczegółu I grupy dokładnościowej: </w:t>
+      </w:r>
+      <w:r>
+        <w:rPr>
+          <w:rFonts w:ascii="Calibri" w:hAnsi="Calibri" w:cs="Arial"/>
+          <w:bCs/>
+          <w:sz w:val="20"/>
+          <w:u w:val="none"/>
+        </w:rPr>
+        <w:tab/>
+        <w:t xml:space="preserve">1 – istniejąca </w:t>
+      </w:r>
+      <w:r>
+        <w:rPr>
+          <w:rFonts w:ascii="Calibri" w:hAnsi="Calibri" w:cs="Arial"/>
+          <w:bCs/>
+          <w:sz w:val="20"/>
+          <w:u w:val="none"/>
+        </w:rPr>
+        <w:t>studnia</w:t>
       </w:r>
     </w:p>
     <w:p>
@@ -908,35 +798,70 @@
         <w:ind w:left="720"/>
         <w:jc w:val="left"/>
         <w:rPr>
-          <w:rFonts w:ascii="Bahnschrift SemiBold" w:hAnsi="Bahnschrift SemiBold" w:cs="Arial"/>
-          <w:sz w:val="20"/>
-        </w:rPr>
-      </w:pPr>
-      <w:r>
-        <w:rPr>
-          <w:rFonts w:ascii="Calibri" w:hAnsi="Calibri" w:cs="Arial"/>
-          <w:sz w:val="20"/>
-          <w:u w:val="none"/>
-        </w:rPr>
-        <w:t xml:space="preserve">{%p </w:t>
-      </w:r>
-      <w:proofErr w:type="spellStart"/>
-      <w:r>
-        <w:rPr>
-          <w:rFonts w:ascii="Calibri" w:hAnsi="Calibri" w:cs="Arial"/>
-          <w:sz w:val="20"/>
-          <w:u w:val="none"/>
-        </w:rPr>
-        <w:t>else</w:t>
-      </w:r>
-      <w:proofErr w:type="spellEnd"/>
-      <w:r>
-        <w:rPr>
-          <w:rFonts w:ascii="Calibri" w:hAnsi="Calibri" w:cs="Arial"/>
-          <w:sz w:val="20"/>
-          <w:u w:val="none"/>
-        </w:rPr>
-        <w:t xml:space="preserve"> %}</w:t>
+          <w:rFonts w:ascii="Calibri" w:hAnsi="Calibri" w:cs="Arial"/>
+          <w:bCs/>
+          <w:sz w:val="20"/>
+        </w:rPr>
+      </w:pPr>
+      <w:r>
+        <w:rPr>
+          <w:rFonts w:ascii="Calibri" w:hAnsi="Calibri" w:cs="Arial"/>
+          <w:bCs/>
+          <w:sz w:val="20"/>
+          <w:u w:val="none"/>
+        </w:rPr>
+        <w:tab/>
+      </w:r>
+      <w:r>
+        <w:rPr>
+          <w:rFonts w:ascii="Calibri" w:hAnsi="Calibri" w:cs="Arial"/>
+          <w:bCs/>
+          <w:sz w:val="20"/>
+          <w:u w:val="none"/>
+        </w:rPr>
+      </w:r>
+      <w:r>
+        <w:rPr>
+          <w:rFonts w:ascii="Calibri" w:hAnsi="Calibri" w:cs="Arial"/>
+          <w:bCs/>
+          <w:sz w:val="20"/>
+          <w:u w:val="none"/>
+        </w:rPr>
+      </w:r>
+      <w:r>
+        <w:rPr>
+          <w:rFonts w:ascii="Calibri" w:hAnsi="Calibri" w:cs="Arial"/>
+          <w:bCs/>
+          <w:sz w:val="20"/>
+          <w:u w:val="none"/>
+        </w:rPr>
+      </w:r>
+      <w:r>
+        <w:rPr>
+          <w:rFonts w:ascii="Calibri" w:hAnsi="Calibri" w:cs="Arial"/>
+          <w:bCs/>
+          <w:sz w:val="20"/>
+          <w:u w:val="none"/>
+        </w:rPr>
+        <w:t>[dl – 0.02 m] / [dh – 0.0</w:t>
+      </w:r>
+      <w:r>
+        <w:rPr>
+          <w:rFonts w:ascii="Calibri" w:hAnsi="Calibri" w:cs="Arial"/>
+          <w:bCs/>
+          <w:sz w:val="20"/>
+          <w:u w:val="none"/>
+        </w:rPr>
+        <w:t>3</w:t>
+      </w:r>
+      <w:r>
+        <w:rPr>
+          <w:rFonts w:ascii="Calibri" w:hAnsi="Calibri" w:cs="Arial"/>
+          <w:bCs/>
+          <w:sz w:val="20"/>
+          <w:u w:val="none"/>
+        </w:rPr>
+        <w:t xml:space="preserve"> m]</w:t>
       </w:r>
     </w:p>
     <w:p>
@@ -949,14 +874,6 @@
           <w:sz w:val="20"/>
         </w:rPr>
       </w:pPr>
-      <w:r>
-        <w:rPr>
-          <w:rFonts w:ascii="Calibri" w:hAnsi="Calibri" w:cs="Arial"/>
-          <w:sz w:val="20"/>
-          <w:u w:val="none"/>
-        </w:rPr>
-        <w:t>brak</w:t>
-      </w:r>
     </w:p>
     <w:p>
       <w:pPr>
@@ -974,25 +891,64 @@
           <w:sz w:val="20"/>
           <w:u w:val="none"/>
         </w:rPr>
-        <w:t xml:space="preserve">{%p </w:t>
-      </w:r>
-      <w:proofErr w:type="spellStart"/>
-      <w:r>
-        <w:rPr>
-          <w:rFonts w:ascii="Calibri" w:hAnsi="Calibri" w:cs="Arial"/>
-          <w:sz w:val="20"/>
-          <w:u w:val="none"/>
-        </w:rPr>
-        <w:t>endif</w:t>
-      </w:r>
-      <w:proofErr w:type="spellEnd"/>
-      <w:r>
-        <w:rPr>
-          <w:rFonts w:ascii="Calibri" w:hAnsi="Calibri" w:cs="Arial"/>
-          <w:sz w:val="20"/>
-          <w:u w:val="none"/>
-        </w:rPr>
-        <w:t xml:space="preserve"> %}</w:t>
+        <w:t>{{ opis_przebiegu }}</w:t>
+      </w:r>
+    </w:p>
+    <w:p>
+      <w:pPr>
+        <w:pStyle w:val="Bezodstpw"/>
+        <w:ind w:left="720"/>
+        <w:jc w:val="left"/>
+        <w:rPr>
+          <w:rFonts w:ascii="Bahnschrift SemiBold" w:hAnsi="Bahnschrift SemiBold" w:cs="Arial"/>
+          <w:sz w:val="20"/>
+        </w:rPr>
+      </w:pPr>
+      <w:r>
+        <w:rPr>
+          <w:rFonts w:ascii="Calibri" w:hAnsi="Calibri" w:cs="Arial"/>
+          <w:sz w:val="20"/>
+          <w:u w:val="none"/>
+        </w:rPr>
+        <w:t>{%p else %}</w:t>
+      </w:r>
+    </w:p>
+    <w:p>
+      <w:pPr>
+        <w:pStyle w:val="Bezodstpw"/>
+        <w:ind w:left="720"/>
+        <w:jc w:val="left"/>
+        <w:rPr>
+          <w:rFonts w:ascii="Bahnschrift SemiBold" w:hAnsi="Bahnschrift SemiBold" w:cs="Arial"/>
+          <w:sz w:val="20"/>
+        </w:rPr>
+      </w:pPr>
+      <w:r>
+        <w:rPr>
+          <w:rFonts w:ascii="Calibri" w:hAnsi="Calibri" w:cs="Arial"/>
+          <w:sz w:val="20"/>
+          <w:u w:val="none"/>
+        </w:rPr>
+        <w:t>brak</w:t>
+      </w:r>
+    </w:p>
+    <w:p>
+      <w:pPr>
+        <w:pStyle w:val="Bezodstpw"/>
+        <w:ind w:left="720"/>
+        <w:jc w:val="left"/>
+        <w:rPr>
+          <w:rFonts w:ascii="Bahnschrift SemiBold" w:hAnsi="Bahnschrift SemiBold" w:cs="Arial"/>
+          <w:sz w:val="20"/>
+        </w:rPr>
+      </w:pPr>
+      <w:r>
+        <w:rPr>
+          <w:rFonts w:ascii="Calibri" w:hAnsi="Calibri" w:cs="Arial"/>
+          <w:sz w:val="20"/>
+          <w:u w:val="none"/>
+        </w:rPr>
+        <w:t>{%p endif %}</w:t>
       </w:r>
     </w:p>
     <w:p>
@@ -1016,13 +972,14 @@
         <w:jc w:val="left"/>
         <w:rPr>
           <w:rFonts w:ascii="Bahnschrift SemiBold" w:hAnsi="Bahnschrift SemiBold" w:cs="Arial"/>
-          <w:sz w:val="20"/>
-        </w:rPr>
-      </w:pPr>
-      <w:r>
-        <w:rPr>
-          <w:rFonts w:ascii="Calibri" w:hAnsi="Calibri" w:cs="Arial"/>
-          <w:b/>
+          <w:bCs/>
+          <w:sz w:val="20"/>
+        </w:rPr>
+      </w:pPr>
+      <w:r>
+        <w:rPr>
+          <w:rFonts w:ascii="Calibri" w:hAnsi="Calibri" w:cs="Arial"/>
+          <w:bCs/>
           <w:sz w:val="20"/>
           <w:u w:val="none"/>
         </w:rPr>
@@ -1036,9 +993,21 @@
         <w:jc w:val="left"/>
         <w:rPr>
           <w:rFonts w:ascii="Bahnschrift SemiBold" w:hAnsi="Bahnschrift SemiBold" w:cs="Arial"/>
-          <w:sz w:val="20"/>
-        </w:rPr>
-      </w:pPr>
+          <w:b/>
+          <w:bCs/>
+          <w:sz w:val="20"/>
+        </w:rPr>
+      </w:pPr>
+      <w:r>
+        <w:rPr>
+          <w:rFonts w:ascii="Calibri" w:hAnsi="Calibri" w:cs="Arial"/>
+          <w:b/>
+          <w:bCs/>
+          <w:sz w:val="20"/>
+          <w:u w:val="none"/>
+        </w:rPr>
+        <w:t>{%p if opis_przebiegu_jest and bazy %}</w:t>
+      </w:r>
     </w:p>
     <w:p>
       <w:pPr>
@@ -1047,52 +1016,20 @@
         <w:jc w:val="left"/>
         <w:rPr>
           <w:rFonts w:ascii="Bahnschrift SemiBold" w:hAnsi="Bahnschrift SemiBold" w:cs="Arial"/>
-          <w:sz w:val="20"/>
-        </w:rPr>
-      </w:pPr>
-      <w:r>
-        <w:rPr>
-          <w:rFonts w:ascii="Calibri" w:hAnsi="Calibri" w:cs="Arial"/>
-          <w:sz w:val="20"/>
-          <w:u w:val="none"/>
-        </w:rPr>
-        <w:t xml:space="preserve">{%p </w:t>
-      </w:r>
-      <w:proofErr w:type="spellStart"/>
-      <w:r>
-        <w:rPr>
-          <w:rFonts w:ascii="Calibri" w:hAnsi="Calibri" w:cs="Arial"/>
-          <w:sz w:val="20"/>
-          <w:u w:val="none"/>
-        </w:rPr>
-        <w:t>if</w:t>
-      </w:r>
-      <w:proofErr w:type="spellEnd"/>
-      <w:r>
-        <w:rPr>
-          <w:rFonts w:ascii="Calibri" w:hAnsi="Calibri" w:cs="Arial"/>
-          <w:sz w:val="20"/>
-          <w:u w:val="none"/>
-        </w:rPr>
-        <w:t xml:space="preserve"> </w:t>
-      </w:r>
-      <w:proofErr w:type="spellStart"/>
-      <w:r>
-        <w:rPr>
-          <w:rFonts w:ascii="Calibri" w:hAnsi="Calibri" w:cs="Arial"/>
-          <w:sz w:val="20"/>
-          <w:u w:val="none"/>
-        </w:rPr>
-        <w:t>opis_przebiegu_jest</w:t>
-      </w:r>
-      <w:proofErr w:type="spellEnd"/>
-      <w:r>
-        <w:rPr>
-          <w:rFonts w:ascii="Calibri" w:hAnsi="Calibri" w:cs="Arial"/>
-          <w:sz w:val="20"/>
-          <w:u w:val="none"/>
-        </w:rPr>
-        <w:t xml:space="preserve"> and bazy %}</w:t>
+          <w:b/>
+          <w:bCs/>
+          <w:sz w:val="20"/>
+        </w:rPr>
+      </w:pPr>
+      <w:r>
+        <w:rPr>
+          <w:rFonts w:ascii="Calibri" w:hAnsi="Calibri" w:cs="Arial"/>
+          <w:b/>
+          <w:bCs/>
+          <w:sz w:val="20"/>
+          <w:u w:val="none"/>
+        </w:rPr>
+        <w:t>{{ bazy_pliki | join(', ') }}</w:t>
       </w:r>
     </w:p>
     <w:p>
@@ -1102,52 +1039,23 @@
         <w:jc w:val="left"/>
         <w:rPr>
           <w:rFonts w:ascii="Bahnschrift SemiBold" w:hAnsi="Bahnschrift SemiBold" w:cs="Arial"/>
-          <w:sz w:val="20"/>
-        </w:rPr>
-      </w:pPr>
-      <w:r>
-        <w:rPr>
-          <w:rFonts w:ascii="Calibri" w:hAnsi="Calibri" w:cs="Arial"/>
-          <w:sz w:val="20"/>
-          <w:u w:val="none"/>
-        </w:rPr>
-        <w:t xml:space="preserve">{{ </w:t>
-      </w:r>
-      <w:proofErr w:type="spellStart"/>
-      <w:r>
-        <w:rPr>
-          <w:rFonts w:ascii="Calibri" w:hAnsi="Calibri" w:cs="Arial"/>
-          <w:sz w:val="20"/>
-          <w:u w:val="none"/>
-        </w:rPr>
-        <w:t>bazy_pliki</w:t>
-      </w:r>
-      <w:proofErr w:type="spellEnd"/>
-      <w:r>
-        <w:rPr>
-          <w:rFonts w:ascii="Calibri" w:hAnsi="Calibri" w:cs="Arial"/>
-          <w:sz w:val="20"/>
-          <w:u w:val="none"/>
-        </w:rPr>
-        <w:t xml:space="preserve"> | </w:t>
-      </w:r>
-      <w:proofErr w:type="spellStart"/>
-      <w:r>
-        <w:rPr>
-          <w:rFonts w:ascii="Calibri" w:hAnsi="Calibri" w:cs="Arial"/>
-          <w:sz w:val="20"/>
-          <w:u w:val="none"/>
-        </w:rPr>
-        <w:t>join</w:t>
-      </w:r>
-      <w:proofErr w:type="spellEnd"/>
-      <w:r>
-        <w:rPr>
-          <w:rFonts w:ascii="Calibri" w:hAnsi="Calibri" w:cs="Arial"/>
-          <w:sz w:val="20"/>
-          <w:u w:val="none"/>
-        </w:rPr>
-        <w:t>(', ') }}</w:t>
+          <w:b/>
+          <w:bCs/>
+          <w:sz w:val="20"/>
+          <w:lang w:val="en-US"/>
+        </w:rPr>
+      </w:pPr>
+      <w:r>
+        <w:rPr>
+          <w:rFonts w:ascii="Calibri" w:hAnsi="Calibri" w:cs="Arial"/>
+          <w:b/>
+          <w:bCs/>
+          <w:sz w:val="20"/>
+          <w:u w:val="none"/>
+          <w:lang w:val="en-US"/>
+        </w:rPr>
+        <w:lastRenderedPageBreak/>
+        <w:t>{%p else %}</w:t>
       </w:r>
     </w:p>
     <w:p>
@@ -1157,6 +1065,8 @@
         <w:jc w:val="left"/>
         <w:rPr>
           <w:rFonts w:ascii="Bahnschrift SemiBold" w:hAnsi="Bahnschrift SemiBold" w:cs="Arial"/>
+          <w:b/>
+          <w:bCs/>
           <w:sz w:val="20"/>
           <w:lang w:val="en-US"/>
         </w:rPr>
@@ -1164,11 +1074,13 @@
       <w:r>
         <w:rPr>
           <w:rFonts w:ascii="Calibri" w:hAnsi="Calibri" w:cs="Arial"/>
+          <w:b/>
+          <w:bCs/>
           <w:sz w:val="20"/>
           <w:u w:val="none"/>
           <w:lang w:val="en-US"/>
         </w:rPr>
-        <w:t>{%p else %}</w:t>
+        <w:t>brak</w:t>
       </w:r>
     </w:p>
     <w:p>
@@ -1178,41 +1090,21 @@
         <w:jc w:val="left"/>
         <w:rPr>
           <w:rFonts w:ascii="Bahnschrift SemiBold" w:hAnsi="Bahnschrift SemiBold" w:cs="Arial"/>
+          <w:b/>
+          <w:bCs/>
           <w:sz w:val="20"/>
           <w:lang w:val="en-US"/>
         </w:rPr>
       </w:pPr>
-      <w:proofErr w:type="spellStart"/>
-      <w:r>
-        <w:rPr>
-          <w:rFonts w:ascii="Calibri" w:hAnsi="Calibri" w:cs="Arial"/>
+      <w:r>
+        <w:rPr>
+          <w:rFonts w:ascii="Calibri" w:hAnsi="Calibri" w:cs="Arial"/>
+          <w:b/>
+          <w:bCs/>
           <w:sz w:val="20"/>
           <w:u w:val="none"/>
           <w:lang w:val="en-US"/>
         </w:rPr>
-        <w:t>brak</w:t>
-      </w:r>
-      <w:proofErr w:type="spellEnd"/>
-    </w:p>
-    <w:p>
-      <w:pPr>
-        <w:pStyle w:val="Bezodstpw"/>
-        <w:ind w:left="720"/>
-        <w:jc w:val="left"/>
-        <w:rPr>
-          <w:rFonts w:ascii="Bahnschrift SemiBold" w:hAnsi="Bahnschrift SemiBold" w:cs="Arial"/>
-          <w:sz w:val="20"/>
-          <w:lang w:val="en-US"/>
-        </w:rPr>
-      </w:pPr>
-      <w:r>
-        <w:rPr>
-          <w:rFonts w:ascii="Calibri" w:hAnsi="Calibri" w:cs="Arial"/>
-          <w:sz w:val="20"/>
-          <w:u w:val="none"/>
-          <w:lang w:val="en-US"/>
-        </w:rPr>
-        <w:lastRenderedPageBreak/>
         <w:t>{%p endif %}</w:t>
       </w:r>
     </w:p>
@@ -1239,13 +1131,14 @@
         <w:jc w:val="left"/>
         <w:rPr>
           <w:rFonts w:ascii="Bahnschrift SemiBold" w:hAnsi="Bahnschrift SemiBold" w:cs="Arial"/>
-          <w:sz w:val="20"/>
-        </w:rPr>
-      </w:pPr>
-      <w:r>
-        <w:rPr>
-          <w:rFonts w:ascii="Calibri" w:hAnsi="Calibri" w:cs="Arial"/>
-          <w:b/>
+          <w:bCs/>
+          <w:sz w:val="20"/>
+        </w:rPr>
+      </w:pPr>
+      <w:r>
+        <w:rPr>
+          <w:rFonts w:ascii="Calibri" w:hAnsi="Calibri" w:cs="Arial"/>
+          <w:bCs/>
           <w:sz w:val="20"/>
           <w:u w:val="none"/>
         </w:rPr>
@@ -1254,7 +1147,7 @@
       <w:r>
         <w:rPr>
           <w:rFonts w:ascii="Calibri" w:hAnsi="Calibri" w:cs="Arial"/>
-          <w:b/>
+          <w:bCs/>
           <w:sz w:val="20"/>
           <w:u w:val="none"/>
         </w:rPr>
@@ -1263,7 +1156,7 @@
       <w:r>
         <w:rPr>
           <w:rFonts w:ascii="Calibri" w:hAnsi="Calibri" w:cs="Arial"/>
-          <w:b/>
+          <w:bCs/>
           <w:sz w:val="20"/>
           <w:u w:val="none"/>
         </w:rPr>
@@ -1272,7 +1165,7 @@
       <w:r>
         <w:rPr>
           <w:rFonts w:ascii="Calibri" w:hAnsi="Calibri" w:cs="Arial"/>
-          <w:b/>
+          <w:bCs/>
           <w:sz w:val="20"/>
           <w:u w:val="none"/>
         </w:rPr>
@@ -1331,31 +1224,7 @@
           <w:u w:val="none"/>
           <w:lang w:val="en-US"/>
         </w:rPr>
-        <w:t xml:space="preserve">{{ </w:t>
-      </w:r>
-      <w:proofErr w:type="spellStart"/>
-      <w:r>
-        <w:rPr>
-          <w:rFonts w:ascii="Calibri" w:hAnsi="Calibri" w:cs="Arial"/>
-          <w:b/>
-          <w:bCs/>
-          <w:sz w:val="20"/>
-          <w:u w:val="none"/>
-          <w:lang w:val="en-US"/>
-        </w:rPr>
-        <w:t>data_zakonczenia</w:t>
-      </w:r>
-      <w:proofErr w:type="spellEnd"/>
-      <w:r>
-        <w:rPr>
-          <w:rFonts w:ascii="Calibri" w:hAnsi="Calibri" w:cs="Arial"/>
-          <w:b/>
-          <w:bCs/>
-          <w:sz w:val="20"/>
-          <w:u w:val="none"/>
-          <w:lang w:val="en-US"/>
-        </w:rPr>
-        <w:t xml:space="preserve"> }}</w:t>
+        <w:t>{{ data_zakonczenia }}</w:t>
       </w:r>
     </w:p>
     <w:sectPr>
@@ -1407,8 +1276,6 @@
     </w:pPr>
     <w:r>
       <w:rPr>
-        <w:rFonts w:ascii="Calibri" w:hAnsi="Calibri"/>
-        <w:b w:val="0"/>
         <w:bCs/>
         <w:color w:val="6B6B6B"/>
         <w:sz w:val="16"/>
@@ -1418,8 +1285,6 @@
     </w:r>
     <w:r>
       <w:rPr>
-        <w:rFonts w:ascii="Calibri" w:hAnsi="Calibri"/>
-        <w:b w:val="0"/>
         <w:bCs/>
         <w:color w:val="6B6B6B"/>
         <w:sz w:val="16"/>
@@ -1430,8 +1295,6 @@
     </w:r>
     <w:r>
       <w:rPr>
-        <w:rFonts w:ascii="Calibri" w:hAnsi="Calibri"/>
-        <w:b w:val="0"/>
         <w:bCs/>
         <w:color w:val="6B6B6B"/>
         <w:sz w:val="16"/>
@@ -1453,8 +1316,6 @@
     </w:pPr>
     <w:r>
       <w:rPr>
-        <w:rFonts w:ascii="Calibri" w:hAnsi="Calibri"/>
-        <w:b w:val="0"/>
         <w:bCs/>
         <w:color w:val="6B6B6B"/>
         <w:sz w:val="16"/>
@@ -1464,8 +1325,6 @@
     </w:r>
     <w:r>
       <w:rPr>
-        <w:rFonts w:ascii="Calibri" w:hAnsi="Calibri"/>
-        <w:b w:val="0"/>
         <w:bCs/>
         <w:color w:val="6B6B6B"/>
         <w:sz w:val="16"/>
@@ -1475,8 +1334,6 @@
     </w:r>
     <w:r>
       <w:rPr>
-        <w:rFonts w:ascii="Calibri" w:hAnsi="Calibri"/>
-        <w:b w:val="0"/>
         <w:bCs/>
         <w:color w:val="6B6B6B"/>
         <w:sz w:val="16"/>
@@ -1486,8 +1343,6 @@
     </w:r>
     <w:r>
       <w:rPr>
-        <w:rFonts w:ascii="Calibri" w:hAnsi="Calibri"/>
-        <w:b w:val="0"/>
         <w:bCs/>
         <w:color w:val="6B6B6B"/>
         <w:sz w:val="16"/>
@@ -1514,8 +1369,6 @@
     </w:pPr>
     <w:r>
       <w:rPr>
-        <w:rFonts w:ascii="Calibri" w:hAnsi="Calibri"/>
-        <w:b w:val="0"/>
         <w:bCs/>
         <w:color w:val="6B6B6B"/>
         <w:sz w:val="16"/>
@@ -1525,8 +1378,6 @@
     </w:r>
     <w:r>
       <w:rPr>
-        <w:rFonts w:ascii="Calibri" w:hAnsi="Calibri"/>
-        <w:b w:val="0"/>
         <w:bCs/>
         <w:color w:val="6B6B6B"/>
         <w:sz w:val="16"/>
@@ -1537,8 +1388,6 @@
     </w:r>
     <w:r>
       <w:rPr>
-        <w:rFonts w:ascii="Calibri" w:hAnsi="Calibri"/>
-        <w:b w:val="0"/>
         <w:bCs/>
         <w:color w:val="6B6B6B"/>
         <w:sz w:val="16"/>
@@ -1560,8 +1409,6 @@
     </w:pPr>
     <w:r>
       <w:rPr>
-        <w:rFonts w:ascii="Calibri" w:hAnsi="Calibri"/>
-        <w:b w:val="0"/>
         <w:bCs/>
         <w:color w:val="6B6B6B"/>
         <w:sz w:val="16"/>
@@ -1571,8 +1418,6 @@
     </w:r>
     <w:r>
       <w:rPr>
-        <w:rFonts w:ascii="Calibri" w:hAnsi="Calibri"/>
-        <w:b w:val="0"/>
         <w:bCs/>
         <w:color w:val="6B6B6B"/>
         <w:sz w:val="16"/>
@@ -1582,8 +1427,6 @@
     </w:r>
     <w:r>
       <w:rPr>
-        <w:rFonts w:ascii="Calibri" w:hAnsi="Calibri"/>
-        <w:b w:val="0"/>
         <w:bCs/>
         <w:color w:val="6B6B6B"/>
         <w:sz w:val="16"/>
@@ -1593,8 +1436,6 @@
     </w:r>
     <w:r>
       <w:rPr>
-        <w:rFonts w:ascii="Calibri" w:hAnsi="Calibri"/>
-        <w:b w:val="0"/>
         <w:bCs/>
         <w:color w:val="6B6B6B"/>
         <w:sz w:val="16"/>
@@ -1621,8 +1462,6 @@
     </w:pPr>
     <w:r>
       <w:rPr>
-        <w:rFonts w:ascii="Calibri" w:hAnsi="Calibri"/>
-        <w:b w:val="0"/>
         <w:bCs/>
         <w:color w:val="6B6B6B"/>
         <w:sz w:val="16"/>
@@ -1632,8 +1471,6 @@
     </w:r>
     <w:r>
       <w:rPr>
-        <w:rFonts w:ascii="Calibri" w:hAnsi="Calibri"/>
-        <w:b w:val="0"/>
         <w:bCs/>
         <w:color w:val="6B6B6B"/>
         <w:sz w:val="16"/>
@@ -1644,8 +1481,6 @@
     </w:r>
     <w:r>
       <w:rPr>
-        <w:rFonts w:ascii="Calibri" w:hAnsi="Calibri"/>
-        <w:b w:val="0"/>
         <w:bCs/>
         <w:color w:val="6B6B6B"/>
         <w:sz w:val="16"/>
@@ -1667,8 +1502,6 @@
     </w:pPr>
     <w:r>
       <w:rPr>
-        <w:rFonts w:ascii="Calibri" w:hAnsi="Calibri"/>
-        <w:b w:val="0"/>
         <w:bCs/>
         <w:color w:val="6B6B6B"/>
         <w:sz w:val="16"/>
@@ -1678,8 +1511,6 @@
     </w:r>
     <w:r>
       <w:rPr>
-        <w:rFonts w:ascii="Calibri" w:hAnsi="Calibri"/>
-        <w:b w:val="0"/>
         <w:bCs/>
         <w:color w:val="6B6B6B"/>
         <w:sz w:val="16"/>
@@ -1689,8 +1520,6 @@
     </w:r>
     <w:r>
       <w:rPr>
-        <w:rFonts w:ascii="Calibri" w:hAnsi="Calibri"/>
-        <w:b w:val="0"/>
         <w:bCs/>
         <w:color w:val="6B6B6B"/>
         <w:sz w:val="16"/>
@@ -1700,8 +1529,6 @@
     </w:r>
     <w:r>
       <w:rPr>
-        <w:rFonts w:ascii="Calibri" w:hAnsi="Calibri"/>
-        <w:b w:val="0"/>
         <w:bCs/>
         <w:color w:val="6B6B6B"/>
         <w:sz w:val="16"/>

--- a/szablony/sprawozdanie_techniczne_wzor.docx
+++ b/szablony/sprawozdanie_techniczne_wzor.docx
@@ -156,7 +156,29 @@
           <w:sz w:val="20"/>
           <w:u w:val="none"/>
         </w:rPr>
-        <w:t>{{ rodzaj_pracy }}</w:t>
+        <w:t xml:space="preserve">{{ </w:t>
+      </w:r>
+      <w:proofErr w:type="spellStart"/>
+      <w:r>
+        <w:rPr>
+          <w:rFonts w:ascii="Calibri" w:hAnsi="Calibri" w:cs="Arial"/>
+          <w:b/>
+          <w:bCs/>
+          <w:sz w:val="20"/>
+          <w:u w:val="none"/>
+        </w:rPr>
+        <w:t>rodzaj_pracy</w:t>
+      </w:r>
+      <w:proofErr w:type="spellEnd"/>
+      <w:r>
+        <w:rPr>
+          <w:rFonts w:ascii="Calibri" w:hAnsi="Calibri" w:cs="Arial"/>
+          <w:b/>
+          <w:bCs/>
+          <w:sz w:val="20"/>
+          <w:u w:val="none"/>
+        </w:rPr>
+        <w:t xml:space="preserve"> }}</w:t>
       </w:r>
     </w:p>
     <w:p>
@@ -212,7 +234,29 @@
           <w:sz w:val="20"/>
           <w:u w:val="none"/>
         </w:rPr>
-        <w:t>{{ nr_roboty }}</w:t>
+        <w:t xml:space="preserve">{{ </w:t>
+      </w:r>
+      <w:proofErr w:type="spellStart"/>
+      <w:r>
+        <w:rPr>
+          <w:rFonts w:ascii="Calibri" w:hAnsi="Calibri" w:cs="Arial"/>
+          <w:b/>
+          <w:color w:val="FF0000"/>
+          <w:sz w:val="20"/>
+          <w:u w:val="none"/>
+        </w:rPr>
+        <w:t>nr_roboty</w:t>
+      </w:r>
+      <w:proofErr w:type="spellEnd"/>
+      <w:r>
+        <w:rPr>
+          <w:rFonts w:ascii="Calibri" w:hAnsi="Calibri" w:cs="Arial"/>
+          <w:b/>
+          <w:color w:val="FF0000"/>
+          <w:sz w:val="20"/>
+          <w:u w:val="none"/>
+        </w:rPr>
+        <w:t xml:space="preserve"> }}</w:t>
       </w:r>
     </w:p>
     <w:p>
@@ -263,15 +307,27 @@
           <w:sz w:val="20"/>
         </w:rPr>
       </w:pPr>
-      <w:r>
-        <w:rPr>
-          <w:rFonts w:ascii="Calibri" w:hAnsi="Calibri" w:cs="Arial"/>
-          <w:b/>
-          <w:bCs/>
-          <w:sz w:val="20"/>
-          <w:u w:val="none"/>
-        </w:rPr>
-        <w:t>ProCAD Geodezja Sp. z o.o.</w:t>
+      <w:proofErr w:type="spellStart"/>
+      <w:r>
+        <w:rPr>
+          <w:rFonts w:ascii="Calibri" w:hAnsi="Calibri" w:cs="Arial"/>
+          <w:b/>
+          <w:bCs/>
+          <w:sz w:val="20"/>
+          <w:u w:val="none"/>
+        </w:rPr>
+        <w:t>ProCAD</w:t>
+      </w:r>
+      <w:proofErr w:type="spellEnd"/>
+      <w:r>
+        <w:rPr>
+          <w:rFonts w:ascii="Calibri" w:hAnsi="Calibri" w:cs="Arial"/>
+          <w:b/>
+          <w:bCs/>
+          <w:sz w:val="20"/>
+          <w:u w:val="none"/>
+        </w:rPr>
+        <w:t xml:space="preserve"> Geodezja Sp. z o.o.</w:t>
       </w:r>
     </w:p>
     <w:p>
@@ -538,7 +594,51 @@
           <w:sz w:val="20"/>
           <w:u w:val="none"/>
         </w:rPr>
-        <w:t>{{ data_zgloszenia }} – {{ data_zakonczenia }}</w:t>
+        <w:t xml:space="preserve">{{ </w:t>
+      </w:r>
+      <w:proofErr w:type="spellStart"/>
+      <w:r>
+        <w:rPr>
+          <w:rFonts w:ascii="Calibri" w:hAnsi="Calibri" w:cs="Arial"/>
+          <w:b/>
+          <w:bCs/>
+          <w:sz w:val="20"/>
+          <w:u w:val="none"/>
+        </w:rPr>
+        <w:t>data_zgloszenia</w:t>
+      </w:r>
+      <w:proofErr w:type="spellEnd"/>
+      <w:r>
+        <w:rPr>
+          <w:rFonts w:ascii="Calibri" w:hAnsi="Calibri" w:cs="Arial"/>
+          <w:b/>
+          <w:bCs/>
+          <w:sz w:val="20"/>
+          <w:u w:val="none"/>
+        </w:rPr>
+        <w:t xml:space="preserve"> }} – {{ </w:t>
+      </w:r>
+      <w:proofErr w:type="spellStart"/>
+      <w:r>
+        <w:rPr>
+          <w:rFonts w:ascii="Calibri" w:hAnsi="Calibri" w:cs="Arial"/>
+          <w:b/>
+          <w:bCs/>
+          <w:sz w:val="20"/>
+          <w:u w:val="none"/>
+        </w:rPr>
+        <w:t>data_zakonczenia</w:t>
+      </w:r>
+      <w:proofErr w:type="spellEnd"/>
+      <w:r>
+        <w:rPr>
+          <w:rFonts w:ascii="Calibri" w:hAnsi="Calibri" w:cs="Arial"/>
+          <w:b/>
+          <w:bCs/>
+          <w:sz w:val="20"/>
+          <w:u w:val="none"/>
+        </w:rPr>
+        <w:t xml:space="preserve"> }}</w:t>
       </w:r>
     </w:p>
     <w:p>
@@ -608,7 +708,43 @@
           <w:sz w:val="20"/>
           <w:u w:val="none"/>
         </w:rPr>
-        <w:t>{%p if opis_przebiegu_jest %}</w:t>
+        <w:t xml:space="preserve">{%p </w:t>
+      </w:r>
+      <w:proofErr w:type="spellStart"/>
+      <w:r>
+        <w:rPr>
+          <w:rFonts w:ascii="Calibri" w:hAnsi="Calibri" w:cs="Arial"/>
+          <w:sz w:val="20"/>
+          <w:u w:val="none"/>
+        </w:rPr>
+        <w:t>if</w:t>
+      </w:r>
+      <w:proofErr w:type="spellEnd"/>
+      <w:r>
+        <w:rPr>
+          <w:rFonts w:ascii="Calibri" w:hAnsi="Calibri" w:cs="Arial"/>
+          <w:sz w:val="20"/>
+          <w:u w:val="none"/>
+        </w:rPr>
+        <w:t xml:space="preserve"> </w:t>
+      </w:r>
+      <w:proofErr w:type="spellStart"/>
+      <w:r>
+        <w:rPr>
+          <w:rFonts w:ascii="Calibri" w:hAnsi="Calibri" w:cs="Arial"/>
+          <w:sz w:val="20"/>
+          <w:u w:val="none"/>
+        </w:rPr>
+        <w:t>opis_przebiegu_jest</w:t>
+      </w:r>
+      <w:proofErr w:type="spellEnd"/>
+      <w:r>
+        <w:rPr>
+          <w:rFonts w:ascii="Calibri" w:hAnsi="Calibri" w:cs="Arial"/>
+          <w:sz w:val="20"/>
+          <w:u w:val="none"/>
+        </w:rPr>
+        <w:t xml:space="preserve"> %}</w:t>
       </w:r>
     </w:p>
     <w:p>
@@ -643,7 +779,25 @@
           <w:sz w:val="20"/>
           <w:u w:val="none"/>
         </w:rPr>
-        <w:t xml:space="preserve">baza BDOT500, GESUT, EGiB </w:t>
+        <w:t xml:space="preserve">baza BDOT500, GESUT, </w:t>
+      </w:r>
+      <w:proofErr w:type="spellStart"/>
+      <w:r>
+        <w:rPr>
+          <w:rFonts w:ascii="Calibri" w:hAnsi="Calibri" w:cs="Arial"/>
+          <w:sz w:val="20"/>
+          <w:u w:val="none"/>
+        </w:rPr>
+        <w:t>EGiB</w:t>
+      </w:r>
+      <w:proofErr w:type="spellEnd"/>
+      <w:r>
+        <w:rPr>
+          <w:rFonts w:ascii="Calibri" w:hAnsi="Calibri" w:cs="Arial"/>
+          <w:sz w:val="20"/>
+          <w:u w:val="none"/>
+        </w:rPr>
+        <w:t xml:space="preserve"> </w:t>
       </w:r>
       <w:r>
         <w:rPr>
@@ -736,7 +890,27 @@
           <w:sz w:val="20"/>
           <w:u w:val="none"/>
         </w:rPr>
-        <w:t xml:space="preserve">Pomiar wykonano metodą GNSS RTN –pozycjonowanie GNSS w czasie rzeczywistym z wykorzystaniem korekt powierzchniowych systemu sieci stacji referencyjnych RTN ASG-EUPOS. W trakcie pomiaru wykorzystano technologię równoczesnego pomiaru GNSS oraz pomiaru pochylenia tyczki realizowanego za pośrednictwem odbiornika GNSS Art-Geo Matrix II. Przy realizacji pomiaru w interwale 10Hz punkty pomiarowe zostały pomierzone w czasie sekundy lub wielokrotności sekundy. </w:t>
+        <w:t>Pomiar wykonano metodą GNSS RTN –pozycjonowanie GNSS w czasie rzeczywistym z wykorzystaniem korekt powierzchniowych systemu sieci stacji referencyjnych RTN ASG-EUPOS. W trakcie pomiaru wykorzystano technologię równoczesnego pomiaru GNSS oraz pomiaru pochylenia tyczki realizowanego za pośrednictwem odbiornika GNSS Art-</w:t>
+      </w:r>
+      <w:proofErr w:type="spellStart"/>
+      <w:r>
+        <w:rPr>
+          <w:rFonts w:ascii="Calibri" w:hAnsi="Calibri" w:cs="Arial"/>
+          <w:bCs/>
+          <w:sz w:val="20"/>
+          <w:u w:val="none"/>
+        </w:rPr>
+        <w:t>Geo</w:t>
+      </w:r>
+      <w:proofErr w:type="spellEnd"/>
+      <w:r>
+        <w:rPr>
+          <w:rFonts w:ascii="Calibri" w:hAnsi="Calibri" w:cs="Arial"/>
+          <w:bCs/>
+          <w:sz w:val="20"/>
+          <w:u w:val="none"/>
+        </w:rPr>
+        <w:t xml:space="preserve"> Matrix II. Przy realizacji pomiaru w interwale 10Hz punkty pomiarowe zostały pomierzone w czasie sekundy lub wielokrotności sekundy. </w:t>
       </w:r>
     </w:p>
     <w:p>
@@ -843,7 +1017,35 @@
           <w:sz w:val="20"/>
           <w:u w:val="none"/>
         </w:rPr>
-        <w:t>[dl – 0.02 m] / [dh – 0.0</w:t>
+      </w:r>
+      <w:r>
+        <w:rPr>
+          <w:rFonts w:ascii="Calibri" w:hAnsi="Calibri" w:cs="Arial"/>
+          <w:bCs/>
+          <w:sz w:val="20"/>
+          <w:u w:val="none"/>
+        </w:rPr>
+        <w:t>[dl – 0.02 m] / [</w:t>
+      </w:r>
+      <w:proofErr w:type="spellStart"/>
+      <w:r>
+        <w:rPr>
+          <w:rFonts w:ascii="Calibri" w:hAnsi="Calibri" w:cs="Arial"/>
+          <w:bCs/>
+          <w:sz w:val="20"/>
+          <w:u w:val="none"/>
+        </w:rPr>
+        <w:t>dh</w:t>
+      </w:r>
+      <w:proofErr w:type="spellEnd"/>
+      <w:r>
+        <w:rPr>
+          <w:rFonts w:ascii="Calibri" w:hAnsi="Calibri" w:cs="Arial"/>
+          <w:bCs/>
+          <w:sz w:val="20"/>
+          <w:u w:val="none"/>
+        </w:rPr>
+        <w:t xml:space="preserve"> – 0.0</w:t>
       </w:r>
       <w:r>
         <w:rPr>
@@ -881,17 +1083,35 @@
         <w:ind w:left="720"/>
         <w:jc w:val="left"/>
         <w:rPr>
-          <w:rFonts w:ascii="Bahnschrift SemiBold" w:hAnsi="Bahnschrift SemiBold" w:cs="Arial"/>
-          <w:sz w:val="20"/>
-        </w:rPr>
-      </w:pPr>
-      <w:r>
-        <w:rPr>
-          <w:rFonts w:ascii="Calibri" w:hAnsi="Calibri" w:cs="Arial"/>
-          <w:sz w:val="20"/>
-          <w:u w:val="none"/>
-        </w:rPr>
-        <w:t>{{ opis_przebiegu }}</w:t>
+          <w:rFonts w:ascii="Calibri" w:hAnsi="Calibri" w:cs="Arial"/>
+          <w:sz w:val="20"/>
+        </w:rPr>
+      </w:pPr>
+      <w:r>
+        <w:rPr>
+          <w:rFonts w:ascii="Calibri" w:hAnsi="Calibri" w:cs="Arial"/>
+          <w:sz w:val="20"/>
+          <w:u w:val="none"/>
+        </w:rPr>
+        <w:t xml:space="preserve">{{ </w:t>
+      </w:r>
+      <w:proofErr w:type="spellStart"/>
+      <w:r>
+        <w:rPr>
+          <w:rFonts w:ascii="Calibri" w:hAnsi="Calibri" w:cs="Arial"/>
+          <w:sz w:val="20"/>
+          <w:u w:val="none"/>
+        </w:rPr>
+        <w:t>opis_przebiegu</w:t>
+      </w:r>
+      <w:proofErr w:type="spellEnd"/>
+      <w:r>
+        <w:rPr>
+          <w:rFonts w:ascii="Calibri" w:hAnsi="Calibri" w:cs="Arial"/>
+          <w:sz w:val="20"/>
+          <w:u w:val="none"/>
+        </w:rPr>
+        <w:t xml:space="preserve"> }}</w:t>
       </w:r>
     </w:p>
     <w:p>
@@ -900,18 +1120,10 @@
         <w:ind w:left="720"/>
         <w:jc w:val="left"/>
         <w:rPr>
-          <w:rFonts w:ascii="Bahnschrift SemiBold" w:hAnsi="Bahnschrift SemiBold" w:cs="Arial"/>
-          <w:sz w:val="20"/>
-        </w:rPr>
-      </w:pPr>
-      <w:r>
-        <w:rPr>
-          <w:rFonts w:ascii="Calibri" w:hAnsi="Calibri" w:cs="Arial"/>
-          <w:sz w:val="20"/>
-          <w:u w:val="none"/>
-        </w:rPr>
-        <w:t>{%p else %}</w:t>
-      </w:r>
+          <w:rFonts w:ascii="Calibri" w:hAnsi="Calibri" w:cs="Arial"/>
+          <w:sz w:val="20"/>
+        </w:rPr>
+      </w:pPr>
     </w:p>
     <w:p>
       <w:pPr>
@@ -919,17 +1131,19 @@
         <w:ind w:left="720"/>
         <w:jc w:val="left"/>
         <w:rPr>
-          <w:rFonts w:ascii="Bahnschrift SemiBold" w:hAnsi="Bahnschrift SemiBold" w:cs="Arial"/>
-          <w:sz w:val="20"/>
-        </w:rPr>
-      </w:pPr>
-      <w:r>
-        <w:rPr>
-          <w:rFonts w:ascii="Calibri" w:hAnsi="Calibri" w:cs="Arial"/>
-          <w:sz w:val="20"/>
-          <w:u w:val="none"/>
-        </w:rPr>
-        <w:t>brak</w:t>
+          <w:rFonts w:ascii="Calibri" w:hAnsi="Calibri" w:cs="Arial"/>
+          <w:bCs/>
+          <w:sz w:val="20"/>
+        </w:rPr>
+      </w:pPr>
+      <w:r>
+        <w:rPr>
+          <w:rFonts w:ascii="Calibri" w:hAnsi="Calibri" w:cs="Arial"/>
+          <w:bCs/>
+          <w:sz w:val="20"/>
+          <w:u w:val="none"/>
+        </w:rPr>
+        <w:t>Wszystkie punkty graniczne działki przedmiotowej spełniają dokładność określoną w rozporządzeniu – mapa może służyć do projektowania w odległości poniżej 4 m od granicy działki przedmiotowej.</w:t>
       </w:r>
     </w:p>
     <w:p>
@@ -948,7 +1162,81 @@
           <w:sz w:val="20"/>
           <w:u w:val="none"/>
         </w:rPr>
-        <w:t>{%p endif %}</w:t>
+        <w:t xml:space="preserve">{%p </w:t>
+      </w:r>
+      <w:proofErr w:type="spellStart"/>
+      <w:r>
+        <w:rPr>
+          <w:rFonts w:ascii="Calibri" w:hAnsi="Calibri" w:cs="Arial"/>
+          <w:sz w:val="20"/>
+          <w:u w:val="none"/>
+        </w:rPr>
+        <w:t>else</w:t>
+      </w:r>
+      <w:proofErr w:type="spellEnd"/>
+      <w:r>
+        <w:rPr>
+          <w:rFonts w:ascii="Calibri" w:hAnsi="Calibri" w:cs="Arial"/>
+          <w:sz w:val="20"/>
+          <w:u w:val="none"/>
+        </w:rPr>
+        <w:t xml:space="preserve"> %}</w:t>
+      </w:r>
+    </w:p>
+    <w:p>
+      <w:pPr>
+        <w:pStyle w:val="Bezodstpw"/>
+        <w:ind w:left="720"/>
+        <w:jc w:val="left"/>
+        <w:rPr>
+          <w:rFonts w:ascii="Bahnschrift SemiBold" w:hAnsi="Bahnschrift SemiBold" w:cs="Arial"/>
+          <w:sz w:val="20"/>
+        </w:rPr>
+      </w:pPr>
+      <w:r>
+        <w:rPr>
+          <w:rFonts w:ascii="Calibri" w:hAnsi="Calibri" w:cs="Arial"/>
+          <w:sz w:val="20"/>
+          <w:u w:val="none"/>
+        </w:rPr>
+        <w:t>brak</w:t>
+      </w:r>
+    </w:p>
+    <w:p>
+      <w:pPr>
+        <w:pStyle w:val="Bezodstpw"/>
+        <w:ind w:left="720"/>
+        <w:jc w:val="left"/>
+        <w:rPr>
+          <w:rFonts w:ascii="Calibri" w:hAnsi="Calibri" w:cs="Arial"/>
+          <w:sz w:val="20"/>
+        </w:rPr>
+      </w:pPr>
+      <w:r>
+        <w:rPr>
+          <w:rFonts w:ascii="Calibri" w:hAnsi="Calibri" w:cs="Arial"/>
+          <w:sz w:val="20"/>
+          <w:u w:val="none"/>
+        </w:rPr>
+        <w:t xml:space="preserve">{%p </w:t>
+      </w:r>
+      <w:proofErr w:type="spellStart"/>
+      <w:r>
+        <w:rPr>
+          <w:rFonts w:ascii="Calibri" w:hAnsi="Calibri" w:cs="Arial"/>
+          <w:sz w:val="20"/>
+          <w:u w:val="none"/>
+        </w:rPr>
+        <w:t>endif</w:t>
+      </w:r>
+      <w:proofErr w:type="spellEnd"/>
+      <w:r>
+        <w:rPr>
+          <w:rFonts w:ascii="Calibri" w:hAnsi="Calibri" w:cs="Arial"/>
+          <w:sz w:val="20"/>
+          <w:u w:val="none"/>
+        </w:rPr>
+        <w:t xml:space="preserve"> %}</w:t>
       </w:r>
     </w:p>
     <w:p>
@@ -983,6 +1271,7 @@
           <w:sz w:val="20"/>
           <w:u w:val="none"/>
         </w:rPr>
+        <w:lastRenderedPageBreak/>
         <w:t>Informacje dotyczące przekazywania plików do aktualizacji baz danych zasobu:</w:t>
       </w:r>
     </w:p>
@@ -1006,7 +1295,51 @@
           <w:sz w:val="20"/>
           <w:u w:val="none"/>
         </w:rPr>
-        <w:t>{%p if opis_przebiegu_jest and bazy %}</w:t>
+        <w:t xml:space="preserve">{%p </w:t>
+      </w:r>
+      <w:proofErr w:type="spellStart"/>
+      <w:r>
+        <w:rPr>
+          <w:rFonts w:ascii="Calibri" w:hAnsi="Calibri" w:cs="Arial"/>
+          <w:b/>
+          <w:bCs/>
+          <w:sz w:val="20"/>
+          <w:u w:val="none"/>
+        </w:rPr>
+        <w:t>if</w:t>
+      </w:r>
+      <w:proofErr w:type="spellEnd"/>
+      <w:r>
+        <w:rPr>
+          <w:rFonts w:ascii="Calibri" w:hAnsi="Calibri" w:cs="Arial"/>
+          <w:b/>
+          <w:bCs/>
+          <w:sz w:val="20"/>
+          <w:u w:val="none"/>
+        </w:rPr>
+        <w:t xml:space="preserve"> </w:t>
+      </w:r>
+      <w:proofErr w:type="spellStart"/>
+      <w:r>
+        <w:rPr>
+          <w:rFonts w:ascii="Calibri" w:hAnsi="Calibri" w:cs="Arial"/>
+          <w:b/>
+          <w:bCs/>
+          <w:sz w:val="20"/>
+          <w:u w:val="none"/>
+        </w:rPr>
+        <w:t>opis_przebiegu_jest</w:t>
+      </w:r>
+      <w:proofErr w:type="spellEnd"/>
+      <w:r>
+        <w:rPr>
+          <w:rFonts w:ascii="Calibri" w:hAnsi="Calibri" w:cs="Arial"/>
+          <w:b/>
+          <w:bCs/>
+          <w:sz w:val="20"/>
+          <w:u w:val="none"/>
+        </w:rPr>
+        <w:t xml:space="preserve"> and bazy %}</w:t>
       </w:r>
     </w:p>
     <w:p>
@@ -1029,7 +1362,51 @@
           <w:sz w:val="20"/>
           <w:u w:val="none"/>
         </w:rPr>
-        <w:t>{{ bazy_pliki | join(', ') }}</w:t>
+        <w:t xml:space="preserve">{{ </w:t>
+      </w:r>
+      <w:proofErr w:type="spellStart"/>
+      <w:r>
+        <w:rPr>
+          <w:rFonts w:ascii="Calibri" w:hAnsi="Calibri" w:cs="Arial"/>
+          <w:b/>
+          <w:bCs/>
+          <w:sz w:val="20"/>
+          <w:u w:val="none"/>
+        </w:rPr>
+        <w:t>bazy_pliki</w:t>
+      </w:r>
+      <w:proofErr w:type="spellEnd"/>
+      <w:r>
+        <w:rPr>
+          <w:rFonts w:ascii="Calibri" w:hAnsi="Calibri" w:cs="Arial"/>
+          <w:b/>
+          <w:bCs/>
+          <w:sz w:val="20"/>
+          <w:u w:val="none"/>
+        </w:rPr>
+        <w:t xml:space="preserve"> | </w:t>
+      </w:r>
+      <w:proofErr w:type="spellStart"/>
+      <w:r>
+        <w:rPr>
+          <w:rFonts w:ascii="Calibri" w:hAnsi="Calibri" w:cs="Arial"/>
+          <w:b/>
+          <w:bCs/>
+          <w:sz w:val="20"/>
+          <w:u w:val="none"/>
+        </w:rPr>
+        <w:t>join</w:t>
+      </w:r>
+      <w:proofErr w:type="spellEnd"/>
+      <w:r>
+        <w:rPr>
+          <w:rFonts w:ascii="Calibri" w:hAnsi="Calibri" w:cs="Arial"/>
+          <w:b/>
+          <w:bCs/>
+          <w:sz w:val="20"/>
+          <w:u w:val="none"/>
+        </w:rPr>
+        <w:t>(', ') }}</w:t>
       </w:r>
     </w:p>
     <w:p>
@@ -1054,7 +1431,6 @@
           <w:u w:val="none"/>
           <w:lang w:val="en-US"/>
         </w:rPr>
-        <w:lastRenderedPageBreak/>
         <w:t>{%p else %}</w:t>
       </w:r>
     </w:p>
@@ -1071,6 +1447,7 @@
           <w:lang w:val="en-US"/>
         </w:rPr>
       </w:pPr>
+      <w:proofErr w:type="spellStart"/>
       <w:r>
         <w:rPr>
           <w:rFonts w:ascii="Calibri" w:hAnsi="Calibri" w:cs="Arial"/>
@@ -1082,6 +1459,7 @@
         </w:rPr>
         <w:t>brak</w:t>
       </w:r>
+      <w:proofErr w:type="spellEnd"/>
     </w:p>
     <w:p>
       <w:pPr>
@@ -1224,7 +1602,31 @@
           <w:u w:val="none"/>
           <w:lang w:val="en-US"/>
         </w:rPr>
-        <w:t>{{ data_zakonczenia }}</w:t>
+        <w:t xml:space="preserve">{{ </w:t>
+      </w:r>
+      <w:proofErr w:type="spellStart"/>
+      <w:r>
+        <w:rPr>
+          <w:rFonts w:ascii="Calibri" w:hAnsi="Calibri" w:cs="Arial"/>
+          <w:b/>
+          <w:bCs/>
+          <w:sz w:val="20"/>
+          <w:u w:val="none"/>
+          <w:lang w:val="en-US"/>
+        </w:rPr>
+        <w:t>data_zakonczenia</w:t>
+      </w:r>
+      <w:proofErr w:type="spellEnd"/>
+      <w:r>
+        <w:rPr>
+          <w:rFonts w:ascii="Calibri" w:hAnsi="Calibri" w:cs="Arial"/>
+          <w:b/>
+          <w:bCs/>
+          <w:sz w:val="20"/>
+          <w:u w:val="none"/>
+          <w:lang w:val="en-US"/>
+        </w:rPr>
+        <w:t xml:space="preserve"> }}</w:t>
       </w:r>
     </w:p>
     <w:sectPr>
@@ -1276,6 +1678,8 @@
     </w:pPr>
     <w:r>
       <w:rPr>
+        <w:rFonts w:ascii="Calibri" w:hAnsi="Calibri"/>
+        <w:b w:val="0"/>
         <w:bCs/>
         <w:color w:val="6B6B6B"/>
         <w:sz w:val="16"/>
@@ -1285,6 +1689,8 @@
     </w:r>
     <w:r>
       <w:rPr>
+        <w:rFonts w:ascii="Calibri" w:hAnsi="Calibri"/>
+        <w:b w:val="0"/>
         <w:bCs/>
         <w:color w:val="6B6B6B"/>
         <w:sz w:val="16"/>
@@ -1295,6 +1701,8 @@
     </w:r>
     <w:r>
       <w:rPr>
+        <w:rFonts w:ascii="Calibri" w:hAnsi="Calibri"/>
+        <w:b w:val="0"/>
         <w:bCs/>
         <w:color w:val="6B6B6B"/>
         <w:sz w:val="16"/>
@@ -1316,6 +1724,8 @@
     </w:pPr>
     <w:r>
       <w:rPr>
+        <w:rFonts w:ascii="Calibri" w:hAnsi="Calibri"/>
+        <w:b w:val="0"/>
         <w:bCs/>
         <w:color w:val="6B6B6B"/>
         <w:sz w:val="16"/>
@@ -1325,6 +1735,8 @@
     </w:r>
     <w:r>
       <w:rPr>
+        <w:rFonts w:ascii="Calibri" w:hAnsi="Calibri"/>
+        <w:b w:val="0"/>
         <w:bCs/>
         <w:color w:val="6B6B6B"/>
         <w:sz w:val="16"/>
@@ -1334,6 +1746,8 @@
     </w:r>
     <w:r>
       <w:rPr>
+        <w:rFonts w:ascii="Calibri" w:hAnsi="Calibri"/>
+        <w:b w:val="0"/>
         <w:bCs/>
         <w:color w:val="6B6B6B"/>
         <w:sz w:val="16"/>
@@ -1343,6 +1757,8 @@
     </w:r>
     <w:r>
       <w:rPr>
+        <w:rFonts w:ascii="Calibri" w:hAnsi="Calibri"/>
+        <w:b w:val="0"/>
         <w:bCs/>
         <w:color w:val="6B6B6B"/>
         <w:sz w:val="16"/>
@@ -1369,6 +1785,8 @@
     </w:pPr>
     <w:r>
       <w:rPr>
+        <w:rFonts w:ascii="Calibri" w:hAnsi="Calibri"/>
+        <w:b w:val="0"/>
         <w:bCs/>
         <w:color w:val="6B6B6B"/>
         <w:sz w:val="16"/>
@@ -1378,6 +1796,8 @@
     </w:r>
     <w:r>
       <w:rPr>
+        <w:rFonts w:ascii="Calibri" w:hAnsi="Calibri"/>
+        <w:b w:val="0"/>
         <w:bCs/>
         <w:color w:val="6B6B6B"/>
         <w:sz w:val="16"/>
@@ -1388,6 +1808,8 @@
     </w:r>
     <w:r>
       <w:rPr>
+        <w:rFonts w:ascii="Calibri" w:hAnsi="Calibri"/>
+        <w:b w:val="0"/>
         <w:bCs/>
         <w:color w:val="6B6B6B"/>
         <w:sz w:val="16"/>
@@ -1409,6 +1831,8 @@
     </w:pPr>
     <w:r>
       <w:rPr>
+        <w:rFonts w:ascii="Calibri" w:hAnsi="Calibri"/>
+        <w:b w:val="0"/>
         <w:bCs/>
         <w:color w:val="6B6B6B"/>
         <w:sz w:val="16"/>
@@ -1418,6 +1842,8 @@
     </w:r>
     <w:r>
       <w:rPr>
+        <w:rFonts w:ascii="Calibri" w:hAnsi="Calibri"/>
+        <w:b w:val="0"/>
         <w:bCs/>
         <w:color w:val="6B6B6B"/>
         <w:sz w:val="16"/>
@@ -1427,6 +1853,8 @@
     </w:r>
     <w:r>
       <w:rPr>
+        <w:rFonts w:ascii="Calibri" w:hAnsi="Calibri"/>
+        <w:b w:val="0"/>
         <w:bCs/>
         <w:color w:val="6B6B6B"/>
         <w:sz w:val="16"/>
@@ -1436,6 +1864,8 @@
     </w:r>
     <w:r>
       <w:rPr>
+        <w:rFonts w:ascii="Calibri" w:hAnsi="Calibri"/>
+        <w:b w:val="0"/>
         <w:bCs/>
         <w:color w:val="6B6B6B"/>
         <w:sz w:val="16"/>
@@ -1462,6 +1892,8 @@
     </w:pPr>
     <w:r>
       <w:rPr>
+        <w:rFonts w:ascii="Calibri" w:hAnsi="Calibri"/>
+        <w:b w:val="0"/>
         <w:bCs/>
         <w:color w:val="6B6B6B"/>
         <w:sz w:val="16"/>
@@ -1471,6 +1903,8 @@
     </w:r>
     <w:r>
       <w:rPr>
+        <w:rFonts w:ascii="Calibri" w:hAnsi="Calibri"/>
+        <w:b w:val="0"/>
         <w:bCs/>
         <w:color w:val="6B6B6B"/>
         <w:sz w:val="16"/>
@@ -1481,6 +1915,8 @@
     </w:r>
     <w:r>
       <w:rPr>
+        <w:rFonts w:ascii="Calibri" w:hAnsi="Calibri"/>
+        <w:b w:val="0"/>
         <w:bCs/>
         <w:color w:val="6B6B6B"/>
         <w:sz w:val="16"/>
@@ -1502,6 +1938,8 @@
     </w:pPr>
     <w:r>
       <w:rPr>
+        <w:rFonts w:ascii="Calibri" w:hAnsi="Calibri"/>
+        <w:b w:val="0"/>
         <w:bCs/>
         <w:color w:val="6B6B6B"/>
         <w:sz w:val="16"/>
@@ -1511,6 +1949,8 @@
     </w:r>
     <w:r>
       <w:rPr>
+        <w:rFonts w:ascii="Calibri" w:hAnsi="Calibri"/>
+        <w:b w:val="0"/>
         <w:bCs/>
         <w:color w:val="6B6B6B"/>
         <w:sz w:val="16"/>
@@ -1520,6 +1960,8 @@
     </w:r>
     <w:r>
       <w:rPr>
+        <w:rFonts w:ascii="Calibri" w:hAnsi="Calibri"/>
+        <w:b w:val="0"/>
         <w:bCs/>
         <w:color w:val="6B6B6B"/>
         <w:sz w:val="16"/>
@@ -1529,6 +1971,8 @@
     </w:r>
     <w:r>
       <w:rPr>
+        <w:rFonts w:ascii="Calibri" w:hAnsi="Calibri"/>
+        <w:b w:val="0"/>
         <w:bCs/>
         <w:color w:val="6B6B6B"/>
         <w:sz w:val="16"/>

--- a/szablony/sprawozdanie_techniczne_wzor.docx
+++ b/szablony/sprawozdanie_techniczne_wzor.docx
@@ -993,30 +993,34 @@
           <w:sz w:val="20"/>
           <w:u w:val="none"/>
         </w:rPr>
-      </w:r>
-      <w:r>
-        <w:rPr>
-          <w:rFonts w:ascii="Calibri" w:hAnsi="Calibri" w:cs="Arial"/>
-          <w:bCs/>
-          <w:sz w:val="20"/>
-          <w:u w:val="none"/>
-        </w:rPr>
-      </w:r>
-      <w:r>
-        <w:rPr>
-          <w:rFonts w:ascii="Calibri" w:hAnsi="Calibri" w:cs="Arial"/>
-          <w:bCs/>
-          <w:sz w:val="20"/>
-          <w:u w:val="none"/>
-        </w:rPr>
-      </w:r>
-      <w:r>
-        <w:rPr>
-          <w:rFonts w:ascii="Calibri" w:hAnsi="Calibri" w:cs="Arial"/>
-          <w:bCs/>
-          <w:sz w:val="20"/>
-          <w:u w:val="none"/>
-        </w:rPr>
+        <w:tab/>
+      </w:r>
+      <w:r>
+        <w:rPr>
+          <w:rFonts w:ascii="Calibri" w:hAnsi="Calibri" w:cs="Arial"/>
+          <w:bCs/>
+          <w:sz w:val="20"/>
+          <w:u w:val="none"/>
+        </w:rPr>
+        <w:tab/>
+      </w:r>
+      <w:r>
+        <w:rPr>
+          <w:rFonts w:ascii="Calibri" w:hAnsi="Calibri" w:cs="Arial"/>
+          <w:bCs/>
+          <w:sz w:val="20"/>
+          <w:u w:val="none"/>
+        </w:rPr>
+        <w:tab/>
+      </w:r>
+      <w:r>
+        <w:rPr>
+          <w:rFonts w:ascii="Calibri" w:hAnsi="Calibri" w:cs="Arial"/>
+          <w:bCs/>
+          <w:sz w:val="20"/>
+          <w:u w:val="none"/>
+        </w:rPr>
+        <w:tab/>
       </w:r>
       <w:r>
         <w:rPr>

--- a/szablony/sprawozdanie_techniczne_wzor.docx
+++ b/szablony/sprawozdanie_techniczne_wzor.docx
@@ -1097,7 +1097,7 @@
           <w:sz w:val="20"/>
           <w:u w:val="none"/>
         </w:rPr>
-        <w:t xml:space="preserve">{{ </w:t>
+        <w:t xml:space="preserve">{{r </w:t>
       </w:r>
       <w:proofErr w:type="spellStart"/>
       <w:r>

--- a/szablony/sprawozdanie_techniczne_wzor.docx
+++ b/szablony/sprawozdanie_techniczne_wzor.docx
@@ -697,18 +697,19 @@
       <w:pPr>
         <w:pStyle w:val="Bezodstpw"/>
         <w:ind w:left="720"/>
-        <w:rPr>
-          <w:rFonts w:ascii="Bahnschrift SemiBold" w:hAnsi="Bahnschrift SemiBold" w:cs="Arial"/>
-          <w:sz w:val="20"/>
-        </w:rPr>
-      </w:pPr>
-      <w:r>
-        <w:rPr>
-          <w:rFonts w:ascii="Calibri" w:hAnsi="Calibri" w:cs="Arial"/>
-          <w:sz w:val="20"/>
-          <w:u w:val="none"/>
-        </w:rPr>
-        <w:t xml:space="preserve">{%p </w:t>
+        <w:jc w:val="left"/>
+        <w:rPr>
+          <w:rFonts w:ascii="Calibri" w:hAnsi="Calibri" w:cs="Arial"/>
+          <w:sz w:val="20"/>
+        </w:rPr>
+      </w:pPr>
+      <w:r>
+        <w:rPr>
+          <w:rFonts w:ascii="Calibri" w:hAnsi="Calibri" w:cs="Arial"/>
+          <w:sz w:val="20"/>
+          <w:u w:val="none"/>
+        </w:rPr>
+        <w:t xml:space="preserve">{{r </w:t>
       </w:r>
       <w:proofErr w:type="spellStart"/>
       <w:r>
@@ -717,7 +718,7 @@
           <w:sz w:val="20"/>
           <w:u w:val="none"/>
         </w:rPr>
-        <w:t>if</w:t>
+        <w:t>opis_przebiegu</w:t>
       </w:r>
       <w:proofErr w:type="spellEnd"/>
       <w:r>
@@ -726,521 +727,7 @@
           <w:sz w:val="20"/>
           <w:u w:val="none"/>
         </w:rPr>
-        <w:t xml:space="preserve"> </w:t>
-      </w:r>
-      <w:proofErr w:type="spellStart"/>
-      <w:r>
-        <w:rPr>
-          <w:rFonts w:ascii="Calibri" w:hAnsi="Calibri" w:cs="Arial"/>
-          <w:sz w:val="20"/>
-          <w:u w:val="none"/>
-        </w:rPr>
-        <w:t>opis_przebiegu_jest</w:t>
-      </w:r>
-      <w:proofErr w:type="spellEnd"/>
-      <w:r>
-        <w:rPr>
-          <w:rFonts w:ascii="Calibri" w:hAnsi="Calibri" w:cs="Arial"/>
-          <w:sz w:val="20"/>
-          <w:u w:val="none"/>
-        </w:rPr>
-        <w:t xml:space="preserve"> %}</w:t>
-      </w:r>
-    </w:p>
-    <w:p>
-      <w:pPr>
-        <w:pStyle w:val="Bezodstpw"/>
-        <w:ind w:left="720"/>
-        <w:jc w:val="left"/>
-        <w:rPr>
-          <w:rFonts w:ascii="Bahnschrift SemiBold" w:hAnsi="Bahnschrift SemiBold" w:cs="Arial"/>
-          <w:sz w:val="20"/>
-        </w:rPr>
-      </w:pPr>
-      <w:r>
-        <w:rPr>
-          <w:rFonts w:ascii="Calibri" w:hAnsi="Calibri" w:cs="Arial"/>
-          <w:sz w:val="20"/>
-          <w:u w:val="none"/>
-        </w:rPr>
-        <w:t>a) zakres wykorzystania materiałów zasobu:</w:t>
-      </w:r>
-      <w:r>
-        <w:rPr>
-          <w:rFonts w:ascii="Calibri" w:hAnsi="Calibri" w:cs="Arial"/>
-          <w:sz w:val="20"/>
-          <w:u w:val="none"/>
-        </w:rPr>
-        <w:t xml:space="preserve"> </w:t>
-      </w:r>
-      <w:r>
-        <w:rPr>
-          <w:rFonts w:ascii="Calibri" w:hAnsi="Calibri" w:cs="Arial"/>
-          <w:sz w:val="20"/>
-          <w:u w:val="none"/>
-        </w:rPr>
-        <w:t xml:space="preserve">baza BDOT500, GESUT, </w:t>
-      </w:r>
-      <w:proofErr w:type="spellStart"/>
-      <w:r>
-        <w:rPr>
-          <w:rFonts w:ascii="Calibri" w:hAnsi="Calibri" w:cs="Arial"/>
-          <w:sz w:val="20"/>
-          <w:u w:val="none"/>
-        </w:rPr>
-        <w:t>EGiB</w:t>
-      </w:r>
-      <w:proofErr w:type="spellEnd"/>
-      <w:r>
-        <w:rPr>
-          <w:rFonts w:ascii="Calibri" w:hAnsi="Calibri" w:cs="Arial"/>
-          <w:sz w:val="20"/>
-          <w:u w:val="none"/>
-        </w:rPr>
-        <w:t xml:space="preserve"> </w:t>
-      </w:r>
-      <w:r>
-        <w:rPr>
-          <w:rFonts w:ascii="Calibri" w:hAnsi="Calibri" w:cs="Arial"/>
-          <w:sz w:val="20"/>
-          <w:u w:val="none"/>
-        </w:rPr>
-        <w:t>(dla opracowania mapy porównania z terenem, szkicu ilustrującego rozmieszczenie punktów szczegółów terenowych oraz mapy wynikowej).</w:t>
-      </w:r>
-    </w:p>
-    <w:p>
-      <w:pPr>
-        <w:pStyle w:val="Bezodstpw"/>
-        <w:ind w:left="720"/>
-        <w:jc w:val="left"/>
-        <w:rPr>
-          <w:rFonts w:ascii="Bahnschrift SemiBold" w:hAnsi="Bahnschrift SemiBold" w:cs="Arial"/>
-          <w:sz w:val="20"/>
-        </w:rPr>
-      </w:pPr>
-      <w:r>
-        <w:rPr>
-          <w:rFonts w:ascii="Calibri" w:hAnsi="Calibri" w:cs="Arial"/>
-          <w:sz w:val="20"/>
-          <w:u w:val="none"/>
-        </w:rPr>
-        <w:t xml:space="preserve">Analiza: otrzymane materiały nadają się pod względem dokładności, aktualności i kompletności do osiągnięcia celu pracy geodezyjnej </w:t>
-      </w:r>
-      <w:r>
-        <w:rPr>
-          <w:rFonts w:ascii="Calibri" w:hAnsi="Calibri" w:cs="Arial"/>
-          <w:sz w:val="20"/>
-          <w:u w:val="none"/>
-        </w:rPr>
-        <w:t>oraz</w:t>
-      </w:r>
-      <w:r>
-        <w:rPr>
-          <w:rFonts w:ascii="Calibri" w:hAnsi="Calibri" w:cs="Arial"/>
-          <w:sz w:val="20"/>
-          <w:u w:val="none"/>
-        </w:rPr>
-        <w:t xml:space="preserve"> spełniają wymagane dokładności.</w:t>
-      </w:r>
-    </w:p>
-    <w:p>
-      <w:pPr>
-        <w:pStyle w:val="Bezodstpw"/>
-        <w:jc w:val="left"/>
-        <w:rPr>
-          <w:rFonts w:ascii="Bahnschrift SemiBold" w:hAnsi="Bahnschrift SemiBold" w:cs="Arial"/>
-          <w:sz w:val="20"/>
-        </w:rPr>
-      </w:pPr>
-    </w:p>
-    <w:p>
-      <w:pPr>
-        <w:pStyle w:val="Bezodstpw"/>
-        <w:keepNext/>
-        <w:ind w:left="720"/>
-        <w:jc w:val="left"/>
-        <w:rPr>
-          <w:rFonts w:ascii="Calibri" w:hAnsi="Calibri" w:cs="Arial"/>
-          <w:bCs/>
-          <w:sz w:val="20"/>
-        </w:rPr>
-      </w:pPr>
-      <w:r>
-        <w:rPr>
-          <w:rFonts w:ascii="Calibri" w:hAnsi="Calibri" w:cs="Arial"/>
-          <w:bCs/>
-          <w:sz w:val="20"/>
-          <w:u w:val="none"/>
-        </w:rPr>
-        <w:t>b) zastosowane technologie i metody pomiarowe:</w:t>
-      </w:r>
-      <w:r>
-        <w:rPr>
-          <w:rFonts w:ascii="Calibri" w:hAnsi="Calibri" w:cs="Arial"/>
-          <w:bCs/>
-          <w:sz w:val="20"/>
-          <w:u w:val="none"/>
-        </w:rPr>
-        <w:t xml:space="preserve"> </w:t>
-      </w:r>
-      <w:r>
-        <w:rPr>
-          <w:rFonts w:ascii="Calibri" w:hAnsi="Calibri" w:cs="Arial"/>
-          <w:bCs/>
-          <w:sz w:val="20"/>
-          <w:u w:val="none"/>
-        </w:rPr>
-        <w:t>Pomiar wykonano metodą GNSS RTN –pozycjonowanie GNSS w czasie rzeczywistym z wykorzystaniem korekt powierzchniowych systemu sieci stacji referencyjnych RTN ASG-EUPOS. W trakcie pomiaru wykorzystano technologię równoczesnego pomiaru GNSS oraz pomiaru pochylenia tyczki realizowanego za pośrednictwem odbiornika GNSS Art-</w:t>
-      </w:r>
-      <w:proofErr w:type="spellStart"/>
-      <w:r>
-        <w:rPr>
-          <w:rFonts w:ascii="Calibri" w:hAnsi="Calibri" w:cs="Arial"/>
-          <w:bCs/>
-          <w:sz w:val="20"/>
-          <w:u w:val="none"/>
-        </w:rPr>
-        <w:t>Geo</w:t>
-      </w:r>
-      <w:proofErr w:type="spellEnd"/>
-      <w:r>
-        <w:rPr>
-          <w:rFonts w:ascii="Calibri" w:hAnsi="Calibri" w:cs="Arial"/>
-          <w:bCs/>
-          <w:sz w:val="20"/>
-          <w:u w:val="none"/>
-        </w:rPr>
-        <w:t xml:space="preserve"> Matrix II. Przy realizacji pomiaru w interwale 10Hz punkty pomiarowe zostały pomierzone w czasie sekundy lub wielokrotności sekundy. </w:t>
-      </w:r>
-    </w:p>
-    <w:p>
-      <w:pPr>
-        <w:pStyle w:val="Bezodstpw"/>
-        <w:keepNext/>
-        <w:ind w:left="720"/>
-        <w:jc w:val="left"/>
-        <w:rPr>
-          <w:rFonts w:ascii="Calibri" w:hAnsi="Calibri" w:cs="Arial"/>
-          <w:bCs/>
-          <w:sz w:val="20"/>
-        </w:rPr>
-      </w:pPr>
-    </w:p>
-    <w:p>
-      <w:pPr>
-        <w:pStyle w:val="Bezodstpw"/>
-        <w:ind w:left="720"/>
-        <w:jc w:val="left"/>
-        <w:rPr>
-          <w:rFonts w:ascii="Calibri" w:hAnsi="Calibri" w:cs="Arial"/>
-          <w:bCs/>
-          <w:sz w:val="20"/>
-        </w:rPr>
-      </w:pPr>
-      <w:r>
-        <w:rPr>
-          <w:rFonts w:ascii="Calibri" w:hAnsi="Calibri" w:cs="Arial"/>
-          <w:bCs/>
-          <w:sz w:val="20"/>
-          <w:u w:val="none"/>
-        </w:rPr>
-        <w:t xml:space="preserve">Pomiar kontrolny szczegółu I grupy dokładnościowej: </w:t>
-      </w:r>
-      <w:r>
-        <w:rPr>
-          <w:rFonts w:ascii="Calibri" w:hAnsi="Calibri" w:cs="Arial"/>
-          <w:bCs/>
-          <w:sz w:val="20"/>
-          <w:u w:val="none"/>
-        </w:rPr>
-        <w:tab/>
-        <w:t xml:space="preserve">1 – istniejąca </w:t>
-      </w:r>
-      <w:r>
-        <w:rPr>
-          <w:rFonts w:ascii="Calibri" w:hAnsi="Calibri" w:cs="Arial"/>
-          <w:bCs/>
-          <w:sz w:val="20"/>
-          <w:u w:val="none"/>
-        </w:rPr>
-        <w:t>studnia</w:t>
-      </w:r>
-    </w:p>
-    <w:p>
-      <w:pPr>
-        <w:pStyle w:val="Bezodstpw"/>
-        <w:ind w:left="720"/>
-        <w:jc w:val="left"/>
-        <w:rPr>
-          <w:rFonts w:ascii="Calibri" w:hAnsi="Calibri" w:cs="Arial"/>
-          <w:bCs/>
-          <w:sz w:val="20"/>
-        </w:rPr>
-      </w:pPr>
-      <w:r>
-        <w:rPr>
-          <w:rFonts w:ascii="Calibri" w:hAnsi="Calibri" w:cs="Arial"/>
-          <w:bCs/>
-          <w:sz w:val="20"/>
-          <w:u w:val="none"/>
-        </w:rPr>
-        <w:tab/>
-      </w:r>
-      <w:r>
-        <w:rPr>
-          <w:rFonts w:ascii="Calibri" w:hAnsi="Calibri" w:cs="Arial"/>
-          <w:bCs/>
-          <w:sz w:val="20"/>
-          <w:u w:val="none"/>
-        </w:rPr>
-        <w:tab/>
-      </w:r>
-      <w:r>
-        <w:rPr>
-          <w:rFonts w:ascii="Calibri" w:hAnsi="Calibri" w:cs="Arial"/>
-          <w:bCs/>
-          <w:sz w:val="20"/>
-          <w:u w:val="none"/>
-        </w:rPr>
-        <w:tab/>
-      </w:r>
-      <w:r>
-        <w:rPr>
-          <w:rFonts w:ascii="Calibri" w:hAnsi="Calibri" w:cs="Arial"/>
-          <w:bCs/>
-          <w:sz w:val="20"/>
-          <w:u w:val="none"/>
-        </w:rPr>
-        <w:tab/>
-      </w:r>
-      <w:r>
-        <w:rPr>
-          <w:rFonts w:ascii="Calibri" w:hAnsi="Calibri" w:cs="Arial"/>
-          <w:bCs/>
-          <w:sz w:val="20"/>
-          <w:u w:val="none"/>
-        </w:rPr>
-        <w:tab/>
-      </w:r>
-      <w:r>
-        <w:rPr>
-          <w:rFonts w:ascii="Calibri" w:hAnsi="Calibri" w:cs="Arial"/>
-          <w:bCs/>
-          <w:sz w:val="20"/>
-          <w:u w:val="none"/>
-        </w:rPr>
-        <w:t>[dl – 0.02 m] / [</w:t>
-      </w:r>
-      <w:proofErr w:type="spellStart"/>
-      <w:r>
-        <w:rPr>
-          <w:rFonts w:ascii="Calibri" w:hAnsi="Calibri" w:cs="Arial"/>
-          <w:bCs/>
-          <w:sz w:val="20"/>
-          <w:u w:val="none"/>
-        </w:rPr>
-        <w:t>dh</w:t>
-      </w:r>
-      <w:proofErr w:type="spellEnd"/>
-      <w:r>
-        <w:rPr>
-          <w:rFonts w:ascii="Calibri" w:hAnsi="Calibri" w:cs="Arial"/>
-          <w:bCs/>
-          <w:sz w:val="20"/>
-          <w:u w:val="none"/>
-        </w:rPr>
-        <w:t xml:space="preserve"> – 0.0</w:t>
-      </w:r>
-      <w:r>
-        <w:rPr>
-          <w:rFonts w:ascii="Calibri" w:hAnsi="Calibri" w:cs="Arial"/>
-          <w:bCs/>
-          <w:sz w:val="20"/>
-          <w:u w:val="none"/>
-        </w:rPr>
-        <w:t>3</w:t>
-      </w:r>
-      <w:r>
-        <w:rPr>
-          <w:rFonts w:ascii="Calibri" w:hAnsi="Calibri" w:cs="Arial"/>
-          <w:bCs/>
-          <w:sz w:val="20"/>
-          <w:u w:val="none"/>
-        </w:rPr>
-        <w:t xml:space="preserve"> m]</w:t>
-      </w:r>
-    </w:p>
-    <w:p>
-      <w:pPr>
-        <w:pStyle w:val="Bezodstpw"/>
-        <w:ind w:left="720"/>
-        <w:jc w:val="left"/>
-        <w:rPr>
-          <w:rFonts w:ascii="Bahnschrift SemiBold" w:hAnsi="Bahnschrift SemiBold" w:cs="Arial"/>
-          <w:sz w:val="20"/>
-        </w:rPr>
-      </w:pPr>
-    </w:p>
-    <w:p>
-      <w:pPr>
-        <w:pStyle w:val="Bezodstpw"/>
-        <w:ind w:left="720"/>
-        <w:jc w:val="left"/>
-        <w:rPr>
-          <w:rFonts w:ascii="Calibri" w:hAnsi="Calibri" w:cs="Arial"/>
-          <w:sz w:val="20"/>
-        </w:rPr>
-      </w:pPr>
-      <w:r>
-        <w:rPr>
-          <w:rFonts w:ascii="Calibri" w:hAnsi="Calibri" w:cs="Arial"/>
-          <w:sz w:val="20"/>
-          <w:u w:val="none"/>
-        </w:rPr>
-        <w:t xml:space="preserve">{{r </w:t>
-      </w:r>
-      <w:proofErr w:type="spellStart"/>
-      <w:r>
-        <w:rPr>
-          <w:rFonts w:ascii="Calibri" w:hAnsi="Calibri" w:cs="Arial"/>
-          <w:sz w:val="20"/>
-          <w:u w:val="none"/>
-        </w:rPr>
-        <w:t>opis_przebiegu</w:t>
-      </w:r>
-      <w:proofErr w:type="spellEnd"/>
-      <w:r>
-        <w:rPr>
-          <w:rFonts w:ascii="Calibri" w:hAnsi="Calibri" w:cs="Arial"/>
-          <w:sz w:val="20"/>
-          <w:u w:val="none"/>
-        </w:rPr>
         <w:t xml:space="preserve"> }}</w:t>
-      </w:r>
-    </w:p>
-    <w:p>
-      <w:pPr>
-        <w:pStyle w:val="Bezodstpw"/>
-        <w:ind w:left="720"/>
-        <w:jc w:val="left"/>
-        <w:rPr>
-          <w:rFonts w:ascii="Calibri" w:hAnsi="Calibri" w:cs="Arial"/>
-          <w:sz w:val="20"/>
-        </w:rPr>
-      </w:pPr>
-    </w:p>
-    <w:p>
-      <w:pPr>
-        <w:pStyle w:val="Bezodstpw"/>
-        <w:ind w:left="720"/>
-        <w:jc w:val="left"/>
-        <w:rPr>
-          <w:rFonts w:ascii="Calibri" w:hAnsi="Calibri" w:cs="Arial"/>
-          <w:bCs/>
-          <w:sz w:val="20"/>
-        </w:rPr>
-      </w:pPr>
-      <w:r>
-        <w:rPr>
-          <w:rFonts w:ascii="Calibri" w:hAnsi="Calibri" w:cs="Arial"/>
-          <w:bCs/>
-          <w:sz w:val="20"/>
-          <w:u w:val="none"/>
-        </w:rPr>
-        <w:t>Wszystkie punkty graniczne działki przedmiotowej spełniają dokładność określoną w rozporządzeniu – mapa może służyć do projektowania w odległości poniżej 4 m od granicy działki przedmiotowej.</w:t>
-      </w:r>
-    </w:p>
-    <w:p>
-      <w:pPr>
-        <w:pStyle w:val="Bezodstpw"/>
-        <w:ind w:left="720"/>
-        <w:jc w:val="left"/>
-        <w:rPr>
-          <w:rFonts w:ascii="Bahnschrift SemiBold" w:hAnsi="Bahnschrift SemiBold" w:cs="Arial"/>
-          <w:sz w:val="20"/>
-        </w:rPr>
-      </w:pPr>
-      <w:r>
-        <w:rPr>
-          <w:rFonts w:ascii="Calibri" w:hAnsi="Calibri" w:cs="Arial"/>
-          <w:sz w:val="20"/>
-          <w:u w:val="none"/>
-        </w:rPr>
-        <w:t xml:space="preserve">{%p </w:t>
-      </w:r>
-      <w:proofErr w:type="spellStart"/>
-      <w:r>
-        <w:rPr>
-          <w:rFonts w:ascii="Calibri" w:hAnsi="Calibri" w:cs="Arial"/>
-          <w:sz w:val="20"/>
-          <w:u w:val="none"/>
-        </w:rPr>
-        <w:t>else</w:t>
-      </w:r>
-      <w:proofErr w:type="spellEnd"/>
-      <w:r>
-        <w:rPr>
-          <w:rFonts w:ascii="Calibri" w:hAnsi="Calibri" w:cs="Arial"/>
-          <w:sz w:val="20"/>
-          <w:u w:val="none"/>
-        </w:rPr>
-        <w:t xml:space="preserve"> %}</w:t>
-      </w:r>
-    </w:p>
-    <w:p>
-      <w:pPr>
-        <w:pStyle w:val="Bezodstpw"/>
-        <w:ind w:left="720"/>
-        <w:jc w:val="left"/>
-        <w:rPr>
-          <w:rFonts w:ascii="Bahnschrift SemiBold" w:hAnsi="Bahnschrift SemiBold" w:cs="Arial"/>
-          <w:sz w:val="20"/>
-        </w:rPr>
-      </w:pPr>
-      <w:r>
-        <w:rPr>
-          <w:rFonts w:ascii="Calibri" w:hAnsi="Calibri" w:cs="Arial"/>
-          <w:sz w:val="20"/>
-          <w:u w:val="none"/>
-        </w:rPr>
-        <w:t>brak</w:t>
-      </w:r>
-    </w:p>
-    <w:p>
-      <w:pPr>
-        <w:pStyle w:val="Bezodstpw"/>
-        <w:ind w:left="720"/>
-        <w:jc w:val="left"/>
-        <w:rPr>
-          <w:rFonts w:ascii="Calibri" w:hAnsi="Calibri" w:cs="Arial"/>
-          <w:sz w:val="20"/>
-        </w:rPr>
-      </w:pPr>
-      <w:r>
-        <w:rPr>
-          <w:rFonts w:ascii="Calibri" w:hAnsi="Calibri" w:cs="Arial"/>
-          <w:sz w:val="20"/>
-          <w:u w:val="none"/>
-        </w:rPr>
-        <w:t xml:space="preserve">{%p </w:t>
-      </w:r>
-      <w:proofErr w:type="spellStart"/>
-      <w:r>
-        <w:rPr>
-          <w:rFonts w:ascii="Calibri" w:hAnsi="Calibri" w:cs="Arial"/>
-          <w:sz w:val="20"/>
-          <w:u w:val="none"/>
-        </w:rPr>
-        <w:t>endif</w:t>
-      </w:r>
-      <w:proofErr w:type="spellEnd"/>
-      <w:r>
-        <w:rPr>
-          <w:rFonts w:ascii="Calibri" w:hAnsi="Calibri" w:cs="Arial"/>
-          <w:sz w:val="20"/>
-          <w:u w:val="none"/>
-        </w:rPr>
-        <w:t xml:space="preserve"> %}</w:t>
       </w:r>
     </w:p>
     <w:p>
